--- a/guj/docx/54.content.docx
+++ b/guj/docx/54.content.docx
@@ -7574,6 +7574,113 @@
         <w:rPr>
           <w:lang w:val="gu_IN" w:bidi="gu_IN"/>
         </w:rPr>
+        <w:t>1 તિમોથીને - અધ્યાય 3 પ્રસ્તાવના</w:t>
+      </w:r>
+      <w:r>
+        <w:rPr>
+          <w:lang w:val="gu_IN" w:bidi="gu_IN"/>
+        </w:rPr>
+      </w:r>
+    </w:p>
+    <w:p>
+      <w:pPr>
+        <w:pStyle w:val="Heading3"/>
+      </w:pPr>
+      <w:r>
+        <w:rPr>
+          <w:lang w:val="gu_IN" w:bidi="gu_IN"/>
+        </w:rPr>
+        <w:t>બંધારણ અને રચના</w:t>
+      </w:r>
+    </w:p>
+    <w:p>
+      <w:pPr/>
+      <w:r>
+        <w:rPr>
+          <w:lang w:val="gu_IN" w:bidi="gu_IN"/>
+        </w:rPr>
+      </w:r>
+      <w:r>
+        <w:rPr>
+          <w:lang w:val="gu_IN" w:bidi="gu_IN"/>
+        </w:rPr>
+        <w:t>[૩:૧૬](../0 3/ 16.md) કદાચ ગીત, કવિતા અથવા પંથ હતું જે પ્રારંભિક મંડળી</w:t>
+      </w:r>
+    </w:p>
+    <w:p>
+      <w:pPr/>
+      <w:r>
+        <w:rPr>
+          <w:lang w:val="gu_IN" w:bidi="gu_IN"/>
+        </w:rPr>
+      </w:r>
+      <w:r>
+        <w:rPr>
+          <w:lang w:val="gu_IN" w:bidi="gu_IN"/>
+        </w:rPr>
+        <w:t>xako 0 0</w:t>
+      </w:r>
+    </w:p>
+    <w:p>
+      <w:pPr/>
+      <w:r>
+        <w:rPr>
+          <w:lang w:val="gu_IN" w:bidi="gu_IN"/>
+        </w:rPr>
+      </w:r>
+      <w:r>
+        <w:rPr>
+          <w:lang w:val="gu_IN" w:bidi="gu_IN"/>
+        </w:rPr>
+        <w:t xml:space="preserve">h1ue 0 0 </w:t>
+        <w:br/>
+      </w:r>
+      <w:r>
+        <w:rPr>
+          <w:lang w:val="gu_IN" w:bidi="gu_IN"/>
+        </w:rPr>
+        <w:t xml:space="preserve">3:1 t227 πιστὸς ὁ λόγος 1 આ વચન વિશ્વસનીય છે 1 [૧:૧૫](../ 01/15.md),આ સંદર્ભમાં </w:t>
+      </w:r>
+      <w:r>
+        <w:rPr>
+          <w:b/>
+          <w:lang w:val="gu_IN" w:bidi="gu_IN"/>
+        </w:rPr>
+        <w:t>શબ્દ</w:t>
+      </w:r>
+      <w:r>
+        <w:rPr>
+          <w:lang w:val="gu_IN" w:bidi="gu_IN"/>
+        </w:rPr>
+        <w:t>નો અર્થ નિવેદન અથવા સંદેશ જેવો છે. વૈકલ્પિક અનુવાદ: આ નિવેદન ભરોસાપાત્ર છે"</w:t>
+      </w:r>
+      <w:r>
+        <w:rPr>
+          <w:lang w:val="gu_IN" w:bidi="gu_IN"/>
+        </w:rPr>
+      </w:r>
+      <w:r>
+        <w:rPr>
+          <w:lang w:val="gu_IN" w:bidi="gu_IN"/>
+        </w:rPr>
+      </w:r>
+    </w:p>
+    <w:p>
+      <w:pPr/>
+      <w:r>
+        <w:rPr>
+          <w:lang w:val="gu_IN" w:bidi="gu_IN"/>
+        </w:rPr>
+      </w:r>
+    </w:p>
+    <w:p>
+      <w:pPr>
+        <w:pStyle w:val="Heading2"/>
+      </w:pPr>
+      <w:r>
+        <w:rPr>
+          <w:lang w:val="gu_IN" w:bidi="gu_IN"/>
+        </w:rPr>
         <w:t>1 તિમોથીને 3:1 (#1)</w:t>
       </w:r>
       <w:r>
@@ -10841,6 +10948,91 @@
         <w:rPr>
           <w:lang w:val="gu_IN" w:bidi="gu_IN"/>
         </w:rPr>
+        <w:t>1 તિમોથીને - અધ્યાય 4 પ્રસ્તાવના</w:t>
+      </w:r>
+      <w:r>
+        <w:rPr>
+          <w:lang w:val="gu_IN" w:bidi="gu_IN"/>
+        </w:rPr>
+      </w:r>
+    </w:p>
+    <w:p>
+      <w:pPr>
+        <w:pStyle w:val="Heading3"/>
+      </w:pPr>
+      <w:r>
+        <w:rPr>
+          <w:lang w:val="gu_IN" w:bidi="gu_IN"/>
+        </w:rPr>
+        <w:t>આ પ્રકરણમાં ખાસ વિચારો</w:t>
+      </w:r>
+    </w:p>
+    <w:p>
+      <w:pPr/>
+      <w:r>
+        <w:rPr>
+          <w:lang w:val="gu_IN" w:bidi="gu_IN"/>
+        </w:rPr>
+      </w:r>
+      <w:r>
+        <w:rPr>
+          <w:lang w:val="gu_IN" w:bidi="gu_IN"/>
+        </w:rPr>
+        <w:t xml:space="preserve">: mb3t 0 0 </w:t>
+        <w:br/>
+      </w:r>
+      <w:r>
+        <w:rPr>
+          <w:lang w:val="gu_IN" w:bidi="gu_IN"/>
+        </w:rPr>
+        <w:t>4:1 jzr9 δὲ 1 હવે 1 પાઉલ આ શબ્દનો ઉપયોગ પૃષ્ઠભૂમિની માહિતી રજૂ કરવા માટે કરે છે જે તિમોથી અને એફેસસના વિશ્વાસીઓને તેમના પત્રના આગળના ભાગને સમજવામાં મદદ કરશે. તિમોથીએ જે ખોટા ઉપદેશોનો વિરોધ કરવો જોઈએ તે કંઈક છે જેની આત્માએ પહેલેથી જ આગાહી કરી છે. તમે તમારી ભાષામાં શબ્દ અથવા શબ્દસમૂહ સાથે શબ્દનો અનુવાદ કરી શકો છો જે અર્થ અને મહત્વમાં સૌથી સમાન છે.</w:t>
+        <w:br/>
+      </w:r>
+      <w:r>
+        <w:rPr>
+          <w:lang w:val="gu_IN" w:bidi="gu_IN"/>
+        </w:rPr>
+        <w:t xml:space="preserve">4:1 b739 rc://ta/man/translate/figs-idiom ἐν ὑστέροις καιροῖς 1 પાછલા સમયોમાં 1 આ અભિવ્યક્તિ એવા સમયગાળાનો ઉલ્લેખ કરે છે જ્યારે ઇતિહાસમાં દેવના હેતુઓ તેમની પરાકાષ્ઠાએ પહોંચી રહ્યા છે અને તેથી તેમની સામે દુષ્ટ વિરોધ વધે છે. પાઉલ કદાચ ઈસુના પુનરુત્થાન અને તેમના બીજા આગમન વચ્ચેના સમયગાળાનો ઉલ્લેખ કરી રહ્યો છે. વૈકલ્પિક અનુવાદ: આ દિવસોમાં જેમ જેમ દેવના હેતુઓ આગળ વધે છે (જુઓ: </w:t>
+      </w:r>
+      <w:r>
+        <w:rPr>
+          <w:lang w:val="gu_IN" w:bidi="gu_IN"/>
+        </w:rPr>
+        <w:t>રૂઢિપ્રયોગ</w:t>
+      </w:r>
+      <w:r>
+        <w:rPr>
+          <w:lang w:val="gu_IN" w:bidi="gu_IN"/>
+        </w:rPr>
+        <w:t>)"</w:t>
+      </w:r>
+      <w:r>
+        <w:rPr>
+          <w:lang w:val="gu_IN" w:bidi="gu_IN"/>
+        </w:rPr>
+      </w:r>
+      <w:r>
+        <w:rPr>
+          <w:lang w:val="gu_IN" w:bidi="gu_IN"/>
+        </w:rPr>
+      </w:r>
+    </w:p>
+    <w:p>
+      <w:pPr/>
+      <w:r>
+        <w:rPr>
+          <w:lang w:val="gu_IN" w:bidi="gu_IN"/>
+        </w:rPr>
+      </w:r>
+    </w:p>
+    <w:p>
+      <w:pPr>
+        <w:pStyle w:val="Heading2"/>
+      </w:pPr>
+      <w:r>
+        <w:rPr>
+          <w:lang w:val="gu_IN" w:bidi="gu_IN"/>
+        </w:rPr>
         <w:t>1 તિમોથીને 4:1 (#1)</w:t>
       </w:r>
       <w:r>
@@ -14681,6 +14873,126 @@
         <w:rPr>
           <w:lang w:val="gu_IN" w:bidi="gu_IN"/>
         </w:rPr>
+        <w:t>1 તિમોથીને - અધ્યાય 5 પ્રસ્તાવના</w:t>
+      </w:r>
+      <w:r>
+        <w:rPr>
+          <w:lang w:val="gu_IN" w:bidi="gu_IN"/>
+        </w:rPr>
+      </w:r>
+    </w:p>
+    <w:p>
+      <w:pPr>
+        <w:pStyle w:val="Heading3"/>
+      </w:pPr>
+      <w:r>
+        <w:rPr>
+          <w:lang w:val="gu_IN" w:bidi="gu_IN"/>
+        </w:rPr>
+        <w:t>આ પ્રકરણમાં વિશેષ વિચારો</w:t>
+      </w:r>
+    </w:p>
+    <w:p>
+      <w:pPr>
+        <w:pStyle w:val="Heading4"/>
+      </w:pPr>
+      <w:r>
+        <w:rPr>
+          <w:lang w:val="gu_IN" w:bidi="gu_IN"/>
+        </w:rPr>
+        <w:t>સન્માન અને આદર</w:t>
+      </w:r>
+    </w:p>
+    <w:p>
+      <w:pPr/>
+      <w:r>
+        <w:rPr>
+          <w:lang w:val="gu_IN" w:bidi="gu_IN"/>
+        </w:rPr>
+      </w:r>
+      <w:r>
+        <w:rPr>
+          <w:lang w:val="gu_IN" w:bidi="gu_IN"/>
+        </w:rPr>
+        <w:t>પાઉલ જુવાન ખ્રિસ્તીઓને વૃદ્ધ ખ્રિસ્તીઓનું આદર અને સન્માન કરવા પ્રોત્સાહિત કરે છે. સંસ્કૃતિઓ મોટી ઉંમરના લોકોને અલગ-અલગ રીતે માન આપે છે અને આદર આપે છે.</w:t>
+      </w:r>
+    </w:p>
+    <w:p>
+      <w:pPr>
+        <w:pStyle w:val="Heading4"/>
+      </w:pPr>
+      <w:r>
+        <w:rPr>
+          <w:lang w:val="gu_IN" w:bidi="gu_IN"/>
+        </w:rPr>
+        <w:t>વિધવાઓ</w:t>
+      </w:r>
+    </w:p>
+    <w:p>
+      <w:pPr/>
+      <w:r>
+        <w:rPr>
+          <w:lang w:val="gu_IN" w:bidi="gu_IN"/>
+        </w:rPr>
+      </w:r>
+      <w:r>
+        <w:rPr>
+          <w:lang w:val="gu_IN" w:bidi="gu_IN"/>
+        </w:rPr>
+        <w:t>પ્રાચીન નજીકના પૂર્વમાં, વિધવાઓનું ધ્યાન રાખવું અગત્યનું હતું કારણ કે તેઓ પોતાની જાતને પુરી પાડી શકતા ન હતા.</w:t>
+      </w:r>
+    </w:p>
+    <w:p>
+      <w:pPr>
+        <w:pStyle w:val="Heading4"/>
+      </w:pPr>
+      <w:r>
+        <w:rPr>
+          <w:lang w:val="gu_IN" w:bidi="gu_IN"/>
+        </w:rPr>
+        <w:t>નામોમાં ભિન્નતા</w:t>
+      </w:r>
+    </w:p>
+    <w:p>
+      <w:pPr/>
+      <w:r>
+        <w:rPr>
+          <w:lang w:val="gu_IN" w:bidi="gu_IN"/>
+        </w:rPr>
+      </w:r>
+      <w:r>
+        <w:rPr>
+          <w:lang w:val="gu_IN" w:bidi="gu_IN"/>
+        </w:rPr>
+        <w:t>In આ પ્રકરણ, જેમ કે પ્રકરણ ૪માં, પાઉલ મંડળી ના આગેવાનો વિશે વાત કરે છે જેને "વડીલો" કહેવામાં આવે છે. અહીં, તેમજ, તેઓ તે જ પ્રકારના આગેવાનો લાગે છે જેને તે પ્રકરણ ૩માં "નિરીક્ષકો" કહે છે.</w:t>
+      </w:r>
+      <w:r>
+        <w:rPr>
+          <w:lang w:val="gu_IN" w:bidi="gu_IN"/>
+        </w:rPr>
+      </w:r>
+      <w:r>
+        <w:rPr>
+          <w:lang w:val="gu_IN" w:bidi="gu_IN"/>
+        </w:rPr>
+      </w:r>
+    </w:p>
+    <w:p>
+      <w:pPr/>
+      <w:r>
+        <w:rPr>
+          <w:lang w:val="gu_IN" w:bidi="gu_IN"/>
+        </w:rPr>
+      </w:r>
+    </w:p>
+    <w:p>
+      <w:pPr>
+        <w:pStyle w:val="Heading2"/>
+      </w:pPr>
+      <w:r>
+        <w:rPr>
+          <w:lang w:val="gu_IN" w:bidi="gu_IN"/>
+        </w:rPr>
         <w:t>1 તિમોથીને 5:1 (#3)</w:t>
       </w:r>
       <w:r>
@@ -20327,6 +20639,76 @@
           <w:lang w:val="gu_IN" w:bidi="gu_IN"/>
         </w:rPr>
         <w:t>)</w:t>
+      </w:r>
+      <w:r>
+        <w:rPr>
+          <w:lang w:val="gu_IN" w:bidi="gu_IN"/>
+        </w:rPr>
+      </w:r>
+      <w:r>
+        <w:rPr>
+          <w:lang w:val="gu_IN" w:bidi="gu_IN"/>
+        </w:rPr>
+      </w:r>
+    </w:p>
+    <w:p>
+      <w:pPr/>
+      <w:r>
+        <w:rPr>
+          <w:lang w:val="gu_IN" w:bidi="gu_IN"/>
+        </w:rPr>
+      </w:r>
+    </w:p>
+    <w:p>
+      <w:pPr>
+        <w:pStyle w:val="Heading2"/>
+      </w:pPr>
+      <w:r>
+        <w:rPr>
+          <w:lang w:val="gu_IN" w:bidi="gu_IN"/>
+        </w:rPr>
+        <w:t>1 તિમોથીને - અધ્યાય 6 પ્રસ્તાવના</w:t>
+      </w:r>
+      <w:r>
+        <w:rPr>
+          <w:lang w:val="gu_IN" w:bidi="gu_IN"/>
+        </w:rPr>
+      </w:r>
+    </w:p>
+    <w:p>
+      <w:pPr>
+        <w:pStyle w:val="Heading3"/>
+      </w:pPr>
+      <w:r>
+        <w:rPr>
+          <w:lang w:val="gu_IN" w:bidi="gu_IN"/>
+        </w:rPr>
+        <w:t>આપ્રકરણમાં વિશેષ ખ્યાલો</w:t>
+      </w:r>
+    </w:p>
+    <w:p>
+      <w:pPr>
+        <w:pStyle w:val="Heading4"/>
+      </w:pPr>
+      <w:r>
+        <w:rPr>
+          <w:lang w:val="gu_IN" w:bidi="gu_IN"/>
+        </w:rPr>
+        <w:t>ગુલામી</w:t>
+      </w:r>
+    </w:p>
+    <w:p>
+      <w:pPr/>
+      <w:r>
+        <w:rPr>
+          <w:lang w:val="gu_IN" w:bidi="gu_IN"/>
+        </w:rPr>
+      </w:r>
+      <w:r>
+        <w:rPr>
+          <w:lang w:val="gu_IN" w:bidi="gu_IN"/>
+        </w:rPr>
+        <w:t>આ પ્રકરણમાં પાઉલ ગુલામોને તેમના માલિકોનું સન્માન, આદર અને ખંતપૂર્વક સેવા કરવા વિશે શીખવે છે. આનો અર્થ એ નથી કે તે ગુલામીને સારી વસ્તુ તરીકે અથવા દેવને મંજૂર હોય તેવી વસ્તુ તરીકે સમર્થન આપે છે. તેના બદલે, પાઉલ વિશ્વાસીઓને દરેક પરિસ્થિતિમાં ઈશ્વરીય અને સંતોષી રહેવા માટે પ્રોત્સાહિત કરે છે. આનો અર્થ એ નથી કે તેઓ તે પરિસ્થિતિઓને બદલવા માટે પણ કામ કરી શકતા નથી.</w:t>
       </w:r>
       <w:r>
         <w:rPr>
@@ -25856,388 +26238,6 @@
           <w:lang w:val="gu_IN" w:bidi="gu_IN"/>
         </w:rPr>
         <w:t>)</w:t>
-      </w:r>
-      <w:r>
-        <w:rPr>
-          <w:lang w:val="gu_IN" w:bidi="gu_IN"/>
-        </w:rPr>
-      </w:r>
-      <w:r>
-        <w:rPr>
-          <w:lang w:val="gu_IN" w:bidi="gu_IN"/>
-        </w:rPr>
-      </w:r>
-    </w:p>
-    <w:p>
-      <w:pPr/>
-      <w:r>
-        <w:rPr>
-          <w:lang w:val="gu_IN" w:bidi="gu_IN"/>
-        </w:rPr>
-      </w:r>
-    </w:p>
-    <w:p>
-      <w:pPr>
-        <w:pStyle w:val="Heading2"/>
-      </w:pPr>
-      <w:r>
-        <w:rPr>
-          <w:lang w:val="gu_IN" w:bidi="gu_IN"/>
-        </w:rPr>
-        <w:t>1 તિમોથીને - અધ્યાય 3 પ્રસ્તાવના</w:t>
-      </w:r>
-      <w:r>
-        <w:rPr>
-          <w:lang w:val="gu_IN" w:bidi="gu_IN"/>
-        </w:rPr>
-      </w:r>
-    </w:p>
-    <w:p>
-      <w:pPr>
-        <w:pStyle w:val="Heading3"/>
-      </w:pPr>
-      <w:r>
-        <w:rPr>
-          <w:lang w:val="gu_IN" w:bidi="gu_IN"/>
-        </w:rPr>
-        <w:t>બંધારણ અને રચના</w:t>
-      </w:r>
-    </w:p>
-    <w:p>
-      <w:pPr/>
-      <w:r>
-        <w:rPr>
-          <w:lang w:val="gu_IN" w:bidi="gu_IN"/>
-        </w:rPr>
-      </w:r>
-      <w:r>
-        <w:rPr>
-          <w:lang w:val="gu_IN" w:bidi="gu_IN"/>
-        </w:rPr>
-        <w:t>[૩:૧૬](../0 3/ 16.md) કદાચ ગીત, કવિતા અથવા પંથ હતું જે પ્રારંભિક મંડળી</w:t>
-      </w:r>
-    </w:p>
-    <w:p>
-      <w:pPr/>
-      <w:r>
-        <w:rPr>
-          <w:lang w:val="gu_IN" w:bidi="gu_IN"/>
-        </w:rPr>
-      </w:r>
-      <w:r>
-        <w:rPr>
-          <w:lang w:val="gu_IN" w:bidi="gu_IN"/>
-        </w:rPr>
-        <w:t>xako 0 0</w:t>
-      </w:r>
-    </w:p>
-    <w:p>
-      <w:pPr/>
-      <w:r>
-        <w:rPr>
-          <w:lang w:val="gu_IN" w:bidi="gu_IN"/>
-        </w:rPr>
-      </w:r>
-      <w:r>
-        <w:rPr>
-          <w:lang w:val="gu_IN" w:bidi="gu_IN"/>
-        </w:rPr>
-        <w:t xml:space="preserve">h1ue 0 0 </w:t>
-        <w:br/>
-      </w:r>
-      <w:r>
-        <w:rPr>
-          <w:lang w:val="gu_IN" w:bidi="gu_IN"/>
-        </w:rPr>
-        <w:t xml:space="preserve">3:1 t227 πιστὸς ὁ λόγος 1 આ વચન વિશ્વસનીય છે 1 [૧:૧૫](../ 01/15.md),આ સંદર્ભમાં </w:t>
-      </w:r>
-      <w:r>
-        <w:rPr>
-          <w:b/>
-          <w:lang w:val="gu_IN" w:bidi="gu_IN"/>
-        </w:rPr>
-        <w:t>શબ્દ</w:t>
-      </w:r>
-      <w:r>
-        <w:rPr>
-          <w:lang w:val="gu_IN" w:bidi="gu_IN"/>
-        </w:rPr>
-        <w:t>નો અર્થ નિવેદન અથવા સંદેશ જેવો છે. વૈકલ્પિક અનુવાદ: આ નિવેદન ભરોસાપાત્ર છે"</w:t>
-      </w:r>
-      <w:r>
-        <w:rPr>
-          <w:lang w:val="gu_IN" w:bidi="gu_IN"/>
-        </w:rPr>
-      </w:r>
-      <w:r>
-        <w:rPr>
-          <w:lang w:val="gu_IN" w:bidi="gu_IN"/>
-        </w:rPr>
-      </w:r>
-    </w:p>
-    <w:p>
-      <w:pPr/>
-      <w:r>
-        <w:rPr>
-          <w:lang w:val="gu_IN" w:bidi="gu_IN"/>
-        </w:rPr>
-      </w:r>
-    </w:p>
-    <w:p>
-      <w:pPr>
-        <w:pStyle w:val="Heading2"/>
-      </w:pPr>
-      <w:r>
-        <w:rPr>
-          <w:lang w:val="gu_IN" w:bidi="gu_IN"/>
-        </w:rPr>
-        <w:t>1 તિમોથીને - અધ્યાય 4 પ્રસ્તાવના</w:t>
-      </w:r>
-      <w:r>
-        <w:rPr>
-          <w:lang w:val="gu_IN" w:bidi="gu_IN"/>
-        </w:rPr>
-      </w:r>
-    </w:p>
-    <w:p>
-      <w:pPr>
-        <w:pStyle w:val="Heading3"/>
-      </w:pPr>
-      <w:r>
-        <w:rPr>
-          <w:lang w:val="gu_IN" w:bidi="gu_IN"/>
-        </w:rPr>
-        <w:t>આ પ્રકરણમાં ખાસ વિચારો</w:t>
-      </w:r>
-    </w:p>
-    <w:p>
-      <w:pPr/>
-      <w:r>
-        <w:rPr>
-          <w:lang w:val="gu_IN" w:bidi="gu_IN"/>
-        </w:rPr>
-      </w:r>
-      <w:r>
-        <w:rPr>
-          <w:lang w:val="gu_IN" w:bidi="gu_IN"/>
-        </w:rPr>
-        <w:t xml:space="preserve">: mb3t 0 0 </w:t>
-        <w:br/>
-      </w:r>
-      <w:r>
-        <w:rPr>
-          <w:lang w:val="gu_IN" w:bidi="gu_IN"/>
-        </w:rPr>
-        <w:t>4:1 jzr9 δὲ 1 હવે 1 પાઉલ આ શબ્દનો ઉપયોગ પૃષ્ઠભૂમિની માહિતી રજૂ કરવા માટે કરે છે જે તિમોથી અને એફેસસના વિશ્વાસીઓને તેમના પત્રના આગળના ભાગને સમજવામાં મદદ કરશે. તિમોથીએ જે ખોટા ઉપદેશોનો વિરોધ કરવો જોઈએ તે કંઈક છે જેની આત્માએ પહેલેથી જ આગાહી કરી છે. તમે તમારી ભાષામાં શબ્દ અથવા શબ્દસમૂહ સાથે શબ્દનો અનુવાદ કરી શકો છો જે અર્થ અને મહત્વમાં સૌથી સમાન છે.</w:t>
-        <w:br/>
-      </w:r>
-      <w:r>
-        <w:rPr>
-          <w:lang w:val="gu_IN" w:bidi="gu_IN"/>
-        </w:rPr>
-        <w:t xml:space="preserve">4:1 b739 rc://ta/man/translate/figs-idiom ἐν ὑστέροις καιροῖς 1 પાછલા સમયોમાં 1 આ અભિવ્યક્તિ એવા સમયગાળાનો ઉલ્લેખ કરે છે જ્યારે ઇતિહાસમાં દેવના હેતુઓ તેમની પરાકાષ્ઠાએ પહોંચી રહ્યા છે અને તેથી તેમની સામે દુષ્ટ વિરોધ વધે છે. પાઉલ કદાચ ઈસુના પુનરુત્થાન અને તેમના બીજા આગમન વચ્ચેના સમયગાળાનો ઉલ્લેખ કરી રહ્યો છે. વૈકલ્પિક અનુવાદ: આ દિવસોમાં જેમ જેમ દેવના હેતુઓ આગળ વધે છે (જુઓ: </w:t>
-      </w:r>
-      <w:r>
-        <w:rPr>
-          <w:lang w:val="gu_IN" w:bidi="gu_IN"/>
-        </w:rPr>
-        <w:t>રૂઢિપ્રયોગ</w:t>
-      </w:r>
-      <w:r>
-        <w:rPr>
-          <w:lang w:val="gu_IN" w:bidi="gu_IN"/>
-        </w:rPr>
-        <w:t>)"</w:t>
-      </w:r>
-      <w:r>
-        <w:rPr>
-          <w:lang w:val="gu_IN" w:bidi="gu_IN"/>
-        </w:rPr>
-      </w:r>
-      <w:r>
-        <w:rPr>
-          <w:lang w:val="gu_IN" w:bidi="gu_IN"/>
-        </w:rPr>
-      </w:r>
-    </w:p>
-    <w:p>
-      <w:pPr/>
-      <w:r>
-        <w:rPr>
-          <w:lang w:val="gu_IN" w:bidi="gu_IN"/>
-        </w:rPr>
-      </w:r>
-    </w:p>
-    <w:p>
-      <w:pPr>
-        <w:pStyle w:val="Heading2"/>
-      </w:pPr>
-      <w:r>
-        <w:rPr>
-          <w:lang w:val="gu_IN" w:bidi="gu_IN"/>
-        </w:rPr>
-        <w:t>1 તિમોથીને - અધ્યાય 5 પ્રસ્તાવના</w:t>
-      </w:r>
-      <w:r>
-        <w:rPr>
-          <w:lang w:val="gu_IN" w:bidi="gu_IN"/>
-        </w:rPr>
-      </w:r>
-    </w:p>
-    <w:p>
-      <w:pPr>
-        <w:pStyle w:val="Heading3"/>
-      </w:pPr>
-      <w:r>
-        <w:rPr>
-          <w:lang w:val="gu_IN" w:bidi="gu_IN"/>
-        </w:rPr>
-        <w:t>આ પ્રકરણમાં વિશેષ વિચારો</w:t>
-      </w:r>
-    </w:p>
-    <w:p>
-      <w:pPr>
-        <w:pStyle w:val="Heading4"/>
-      </w:pPr>
-      <w:r>
-        <w:rPr>
-          <w:lang w:val="gu_IN" w:bidi="gu_IN"/>
-        </w:rPr>
-        <w:t>સન્માન અને આદર</w:t>
-      </w:r>
-    </w:p>
-    <w:p>
-      <w:pPr/>
-      <w:r>
-        <w:rPr>
-          <w:lang w:val="gu_IN" w:bidi="gu_IN"/>
-        </w:rPr>
-      </w:r>
-      <w:r>
-        <w:rPr>
-          <w:lang w:val="gu_IN" w:bidi="gu_IN"/>
-        </w:rPr>
-        <w:t>પાઉલ જુવાન ખ્રિસ્તીઓને વૃદ્ધ ખ્રિસ્તીઓનું આદર અને સન્માન કરવા પ્રોત્સાહિત કરે છે. સંસ્કૃતિઓ મોટી ઉંમરના લોકોને અલગ-અલગ રીતે માન આપે છે અને આદર આપે છે.</w:t>
-      </w:r>
-    </w:p>
-    <w:p>
-      <w:pPr>
-        <w:pStyle w:val="Heading4"/>
-      </w:pPr>
-      <w:r>
-        <w:rPr>
-          <w:lang w:val="gu_IN" w:bidi="gu_IN"/>
-        </w:rPr>
-        <w:t>વિધવાઓ</w:t>
-      </w:r>
-    </w:p>
-    <w:p>
-      <w:pPr/>
-      <w:r>
-        <w:rPr>
-          <w:lang w:val="gu_IN" w:bidi="gu_IN"/>
-        </w:rPr>
-      </w:r>
-      <w:r>
-        <w:rPr>
-          <w:lang w:val="gu_IN" w:bidi="gu_IN"/>
-        </w:rPr>
-        <w:t>પ્રાચીન નજીકના પૂર્વમાં, વિધવાઓનું ધ્યાન રાખવું અગત્યનું હતું કારણ કે તેઓ પોતાની જાતને પુરી પાડી શકતા ન હતા.</w:t>
-      </w:r>
-    </w:p>
-    <w:p>
-      <w:pPr>
-        <w:pStyle w:val="Heading4"/>
-      </w:pPr>
-      <w:r>
-        <w:rPr>
-          <w:lang w:val="gu_IN" w:bidi="gu_IN"/>
-        </w:rPr>
-        <w:t>નામોમાં ભિન્નતા</w:t>
-      </w:r>
-    </w:p>
-    <w:p>
-      <w:pPr/>
-      <w:r>
-        <w:rPr>
-          <w:lang w:val="gu_IN" w:bidi="gu_IN"/>
-        </w:rPr>
-      </w:r>
-      <w:r>
-        <w:rPr>
-          <w:lang w:val="gu_IN" w:bidi="gu_IN"/>
-        </w:rPr>
-        <w:t>In આ પ્રકરણ, જેમ કે પ્રકરણ ૪માં, પાઉલ મંડળી ના આગેવાનો વિશે વાત કરે છે જેને "વડીલો" કહેવામાં આવે છે. અહીં, તેમજ, તેઓ તે જ પ્રકારના આગેવાનો લાગે છે જેને તે પ્રકરણ ૩માં "નિરીક્ષકો" કહે છે.</w:t>
-      </w:r>
-      <w:r>
-        <w:rPr>
-          <w:lang w:val="gu_IN" w:bidi="gu_IN"/>
-        </w:rPr>
-      </w:r>
-      <w:r>
-        <w:rPr>
-          <w:lang w:val="gu_IN" w:bidi="gu_IN"/>
-        </w:rPr>
-      </w:r>
-    </w:p>
-    <w:p>
-      <w:pPr/>
-      <w:r>
-        <w:rPr>
-          <w:lang w:val="gu_IN" w:bidi="gu_IN"/>
-        </w:rPr>
-      </w:r>
-    </w:p>
-    <w:p>
-      <w:pPr>
-        <w:pStyle w:val="Heading2"/>
-      </w:pPr>
-      <w:r>
-        <w:rPr>
-          <w:lang w:val="gu_IN" w:bidi="gu_IN"/>
-        </w:rPr>
-        <w:t>1 તિમોથીને - અધ્યાય 6 પ્રસ્તાવના</w:t>
-      </w:r>
-      <w:r>
-        <w:rPr>
-          <w:lang w:val="gu_IN" w:bidi="gu_IN"/>
-        </w:rPr>
-      </w:r>
-    </w:p>
-    <w:p>
-      <w:pPr>
-        <w:pStyle w:val="Heading3"/>
-      </w:pPr>
-      <w:r>
-        <w:rPr>
-          <w:lang w:val="gu_IN" w:bidi="gu_IN"/>
-        </w:rPr>
-        <w:t>આપ્રકરણમાં વિશેષ ખ્યાલો</w:t>
-      </w:r>
-    </w:p>
-    <w:p>
-      <w:pPr>
-        <w:pStyle w:val="Heading4"/>
-      </w:pPr>
-      <w:r>
-        <w:rPr>
-          <w:lang w:val="gu_IN" w:bidi="gu_IN"/>
-        </w:rPr>
-        <w:t>ગુલામી</w:t>
-      </w:r>
-    </w:p>
-    <w:p>
-      <w:pPr/>
-      <w:r>
-        <w:rPr>
-          <w:lang w:val="gu_IN" w:bidi="gu_IN"/>
-        </w:rPr>
-      </w:r>
-      <w:r>
-        <w:rPr>
-          <w:lang w:val="gu_IN" w:bidi="gu_IN"/>
-        </w:rPr>
-        <w:t>આ પ્રકરણમાં પાઉલ ગુલામોને તેમના માલિકોનું સન્માન, આદર અને ખંતપૂર્વક સેવા કરવા વિશે શીખવે છે. આનો અર્થ એ નથી કે તે ગુલામીને સારી વસ્તુ તરીકે અથવા દેવને મંજૂર હોય તેવી વસ્તુ તરીકે સમર્થન આપે છે. તેના બદલે, પાઉલ વિશ્વાસીઓને દરેક પરિસ્થિતિમાં ઈશ્વરીય અને સંતોષી રહેવા માટે પ્રોત્સાહિત કરે છે. આનો અર્થ એ નથી કે તેઓ તે પરિસ્થિતિઓને બદલવા માટે પણ કામ કરી શકતા નથી.</w:t>
       </w:r>
       <w:r>
         <w:rPr>

--- a/guj/docx/54.content.docx
+++ b/guj/docx/54.content.docx
@@ -572,6 +572,21 @@
           <w:b/>
           <w:lang w:val="gu_IN" w:bidi="gu_IN"/>
         </w:rPr>
+        <w:t>Παῦλος, ἀπόστολος</w:t>
+      </w:r>
+    </w:p>
+    <w:p>
+      <w:pPr/>
+      <w:r>
+        <w:rPr>
+          <w:lang w:val="gu_IN" w:bidi="gu_IN"/>
+        </w:rPr>
+      </w:r>
+      <w:r>
+        <w:rPr>
+          <w:b/>
+          <w:lang w:val="gu_IN" w:bidi="gu_IN"/>
+        </w:rPr>
         <w:t>"પાઉલ"</w:t>
       </w:r>
     </w:p>
@@ -726,6 +741,21 @@
           <w:b/>
           <w:lang w:val="gu_IN" w:bidi="gu_IN"/>
         </w:rPr>
+        <w:t>Σωτῆρος ἡμῶν</w:t>
+      </w:r>
+    </w:p>
+    <w:p>
+      <w:pPr/>
+      <w:r>
+        <w:rPr>
+          <w:lang w:val="gu_IN" w:bidi="gu_IN"/>
+        </w:rPr>
+      </w:r>
+      <w:r>
+        <w:rPr>
+          <w:b/>
+          <w:lang w:val="gu_IN" w:bidi="gu_IN"/>
+        </w:rPr>
         <w:t>"આપણા ઉદ્ધારકર્તા ઈશ્વરની &amp; તેમની"</w:t>
       </w:r>
     </w:p>
@@ -775,6 +805,21 @@
         <w:rPr>
           <w:lang w:val="gu_IN" w:bidi="gu_IN"/>
         </w:rPr>
+      </w:r>
+    </w:p>
+    <w:p>
+      <w:pPr/>
+      <w:r>
+        <w:rPr>
+          <w:lang w:val="gu_IN" w:bidi="gu_IN"/>
+        </w:rPr>
+      </w:r>
+      <w:r>
+        <w:rPr>
+          <w:b/>
+          <w:lang w:val="gu_IN" w:bidi="gu_IN"/>
+        </w:rPr>
+        <w:t>Κυρίου Ἰησοῦ Χριστοῦ τῆς ἐλπίδος ἡμῶν</w:t>
       </w:r>
     </w:p>
     <w:p>
@@ -886,6 +931,21 @@
           <w:b/>
           <w:lang w:val="gu_IN" w:bidi="gu_IN"/>
         </w:rPr>
+        <w:t>χάρις, ἔλεος, εἰρήνη ἀπὸ Θεοῦ Πατρὸς καὶ Χριστοῦ Ἰησοῦ τοῦ Κυρίου ἡμῶν</w:t>
+      </w:r>
+    </w:p>
+    <w:p>
+      <w:pPr/>
+      <w:r>
+        <w:rPr>
+          <w:lang w:val="gu_IN" w:bidi="gu_IN"/>
+        </w:rPr>
+      </w:r>
+      <w:r>
+        <w:rPr>
+          <w:b/>
+          <w:lang w:val="gu_IN" w:bidi="gu_IN"/>
+        </w:rPr>
         <w:t>"કૃપા, દયા, શાંતિ હો"</w:t>
       </w:r>
     </w:p>
@@ -1046,6 +1106,21 @@
           <w:b/>
           <w:lang w:val="gu_IN" w:bidi="gu_IN"/>
         </w:rPr>
+        <w:t>πορευόμενος</w:t>
+      </w:r>
+    </w:p>
+    <w:p>
+      <w:pPr/>
+      <w:r>
+        <w:rPr>
+          <w:lang w:val="gu_IN" w:bidi="gu_IN"/>
+        </w:rPr>
+      </w:r>
+      <w:r>
+        <w:rPr>
+          <w:b/>
+          <w:lang w:val="gu_IN" w:bidi="gu_IN"/>
+        </w:rPr>
         <w:t>"મેં તને વિનંતી કરી હતી તે અનુસાર"</w:t>
       </w:r>
     </w:p>
@@ -1095,6 +1170,21 @@
         <w:rPr>
           <w:lang w:val="gu_IN" w:bidi="gu_IN"/>
         </w:rPr>
+      </w:r>
+    </w:p>
+    <w:p>
+      <w:pPr/>
+      <w:r>
+        <w:rPr>
+          <w:lang w:val="gu_IN" w:bidi="gu_IN"/>
+        </w:rPr>
+      </w:r>
+      <w:r>
+        <w:rPr>
+          <w:b/>
+          <w:lang w:val="gu_IN" w:bidi="gu_IN"/>
+        </w:rPr>
+        <w:t>σε</w:t>
       </w:r>
     </w:p>
     <w:p>
@@ -1232,6 +1322,21 @@
           <w:b/>
           <w:lang w:val="gu_IN" w:bidi="gu_IN"/>
         </w:rPr>
+        <w:t>ἑτεροδιδασκαλεῖν</w:t>
+      </w:r>
+    </w:p>
+    <w:p>
+      <w:pPr/>
+      <w:r>
+        <w:rPr>
+          <w:lang w:val="gu_IN" w:bidi="gu_IN"/>
+        </w:rPr>
+      </w:r>
+      <w:r>
+        <w:rPr>
+          <w:b/>
+          <w:lang w:val="gu_IN" w:bidi="gu_IN"/>
+        </w:rPr>
         <w:t>"અલગ રીતે &amp; શીખવવાની"</w:t>
       </w:r>
     </w:p>
@@ -1316,6 +1421,21 @@
           <w:b/>
           <w:lang w:val="gu_IN" w:bidi="gu_IN"/>
         </w:rPr>
+        <w:t>γενεαλογίαις ἀπεράντοις</w:t>
+      </w:r>
+    </w:p>
+    <w:p>
+      <w:pPr/>
+      <w:r>
+        <w:rPr>
+          <w:lang w:val="gu_IN" w:bidi="gu_IN"/>
+        </w:rPr>
+      </w:r>
+      <w:r>
+        <w:rPr>
+          <w:b/>
+          <w:lang w:val="gu_IN" w:bidi="gu_IN"/>
+        </w:rPr>
         <w:t>"અંતહીન વંશાવળીઓ તરફ"</w:t>
       </w:r>
     </w:p>
@@ -1404,6 +1524,21 @@
           <w:b/>
           <w:lang w:val="gu_IN" w:bidi="gu_IN"/>
         </w:rPr>
+        <w:t>γενεαλογίαις</w:t>
+      </w:r>
+    </w:p>
+    <w:p>
+      <w:pPr/>
+      <w:r>
+        <w:rPr>
+          <w:lang w:val="gu_IN" w:bidi="gu_IN"/>
+        </w:rPr>
+      </w:r>
+      <w:r>
+        <w:rPr>
+          <w:b/>
+          <w:lang w:val="gu_IN" w:bidi="gu_IN"/>
+        </w:rPr>
         <w:t>"અંતહીન વંશાવળીઓ તરફ"</w:t>
       </w:r>
     </w:p>
@@ -1453,6 +1588,21 @@
         <w:rPr>
           <w:lang w:val="gu_IN" w:bidi="gu_IN"/>
         </w:rPr>
+      </w:r>
+    </w:p>
+    <w:p>
+      <w:pPr/>
+      <w:r>
+        <w:rPr>
+          <w:lang w:val="gu_IN" w:bidi="gu_IN"/>
+        </w:rPr>
+      </w:r>
+      <w:r>
+        <w:rPr>
+          <w:b/>
+          <w:lang w:val="gu_IN" w:bidi="gu_IN"/>
+        </w:rPr>
+        <w:t>οἰκονομίαν Θεοῦ</w:t>
       </w:r>
     </w:p>
     <w:p>
@@ -1551,6 +1701,21 @@
           <w:b/>
           <w:lang w:val="gu_IN" w:bidi="gu_IN"/>
         </w:rPr>
+        <w:t>τὴν ἐν πίστει</w:t>
+      </w:r>
+    </w:p>
+    <w:p>
+      <w:pPr/>
+      <w:r>
+        <w:rPr>
+          <w:lang w:val="gu_IN" w:bidi="gu_IN"/>
+        </w:rPr>
+      </w:r>
+      <w:r>
+        <w:rPr>
+          <w:b/>
+          <w:lang w:val="gu_IN" w:bidi="gu_IN"/>
+        </w:rPr>
         <w:t>"જે વિશ્વાસ દ્વારા છે"</w:t>
       </w:r>
     </w:p>
@@ -1639,6 +1804,21 @@
           <w:b/>
           <w:lang w:val="gu_IN" w:bidi="gu_IN"/>
         </w:rPr>
+        <w:t>δὲ</w:t>
+      </w:r>
+    </w:p>
+    <w:p>
+      <w:pPr/>
+      <w:r>
+        <w:rPr>
+          <w:lang w:val="gu_IN" w:bidi="gu_IN"/>
+        </w:rPr>
+      </w:r>
+      <w:r>
+        <w:rPr>
+          <w:b/>
+          <w:lang w:val="gu_IN" w:bidi="gu_IN"/>
+        </w:rPr>
         <w:t>"હવે"</w:t>
       </w:r>
     </w:p>
@@ -1702,6 +1882,21 @@
           <w:b/>
           <w:lang w:val="gu_IN" w:bidi="gu_IN"/>
         </w:rPr>
+        <w:t>ἐστὶν ἀγάπη</w:t>
+      </w:r>
+    </w:p>
+    <w:p>
+      <w:pPr/>
+      <w:r>
+        <w:rPr>
+          <w:lang w:val="gu_IN" w:bidi="gu_IN"/>
+        </w:rPr>
+      </w:r>
+      <w:r>
+        <w:rPr>
+          <w:b/>
+          <w:lang w:val="gu_IN" w:bidi="gu_IN"/>
+        </w:rPr>
         <w:t>"પ્રેમ &amp; છે"</w:t>
       </w:r>
     </w:p>
@@ -1776,6 +1971,21 @@
         <w:rPr>
           <w:lang w:val="gu_IN" w:bidi="gu_IN"/>
         </w:rPr>
+      </w:r>
+    </w:p>
+    <w:p>
+      <w:pPr/>
+      <w:r>
+        <w:rPr>
+          <w:lang w:val="gu_IN" w:bidi="gu_IN"/>
+        </w:rPr>
+      </w:r>
+      <w:r>
+        <w:rPr>
+          <w:b/>
+          <w:lang w:val="gu_IN" w:bidi="gu_IN"/>
+        </w:rPr>
+        <w:t>ἐκ καθαρᾶς καρδίας</w:t>
       </w:r>
     </w:p>
     <w:p>
@@ -1912,6 +2122,21 @@
           <w:b/>
           <w:lang w:val="gu_IN" w:bidi="gu_IN"/>
         </w:rPr>
+        <w:t>συνειδήσεως ἀγαθῆς</w:t>
+      </w:r>
+    </w:p>
+    <w:p>
+      <w:pPr/>
+      <w:r>
+        <w:rPr>
+          <w:lang w:val="gu_IN" w:bidi="gu_IN"/>
+        </w:rPr>
+      </w:r>
+      <w:r>
+        <w:rPr>
+          <w:b/>
+          <w:lang w:val="gu_IN" w:bidi="gu_IN"/>
+        </w:rPr>
         <w:t>"સારું અંત:કરણ"</w:t>
       </w:r>
     </w:p>
@@ -1961,6 +2186,21 @@
         <w:rPr>
           <w:lang w:val="gu_IN" w:bidi="gu_IN"/>
         </w:rPr>
+      </w:r>
+    </w:p>
+    <w:p>
+      <w:pPr/>
+      <w:r>
+        <w:rPr>
+          <w:lang w:val="gu_IN" w:bidi="gu_IN"/>
+        </w:rPr>
+      </w:r>
+      <w:r>
+        <w:rPr>
+          <w:b/>
+          <w:lang w:val="gu_IN" w:bidi="gu_IN"/>
+        </w:rPr>
+        <w:t>πίστεως ἀνυποκρίτου</w:t>
       </w:r>
     </w:p>
     <w:p>
@@ -2111,6 +2351,21 @@
           <w:b/>
           <w:lang w:val="gu_IN" w:bidi="gu_IN"/>
         </w:rPr>
+        <w:t>ἐξετράπησαν εἰς</w:t>
+      </w:r>
+    </w:p>
+    <w:p>
+      <w:pPr/>
+      <w:r>
+        <w:rPr>
+          <w:lang w:val="gu_IN" w:bidi="gu_IN"/>
+        </w:rPr>
+      </w:r>
+      <w:r>
+        <w:rPr>
+          <w:b/>
+          <w:lang w:val="gu_IN" w:bidi="gu_IN"/>
+        </w:rPr>
         <w:t>"તરફ ફરી ગયા છે"</w:t>
       </w:r>
     </w:p>
@@ -2185,6 +2440,21 @@
         <w:rPr>
           <w:lang w:val="gu_IN" w:bidi="gu_IN"/>
         </w:rPr>
+      </w:r>
+    </w:p>
+    <w:p>
+      <w:pPr/>
+      <w:r>
+        <w:rPr>
+          <w:lang w:val="gu_IN" w:bidi="gu_IN"/>
+        </w:rPr>
+      </w:r>
+      <w:r>
+        <w:rPr>
+          <w:b/>
+          <w:lang w:val="gu_IN" w:bidi="gu_IN"/>
+        </w:rPr>
+        <w:t>νομοδιδάσκαλοι</w:t>
       </w:r>
     </w:p>
     <w:p>
@@ -2308,6 +2578,21 @@
           <w:b/>
           <w:lang w:val="gu_IN" w:bidi="gu_IN"/>
         </w:rPr>
+        <w:t>μὴ νοοῦντες μήτε &amp; μήτε</w:t>
+      </w:r>
+    </w:p>
+    <w:p>
+      <w:pPr/>
+      <w:r>
+        <w:rPr>
+          <w:lang w:val="gu_IN" w:bidi="gu_IN"/>
+        </w:rPr>
+      </w:r>
+      <w:r>
+        <w:rPr>
+          <w:b/>
+          <w:lang w:val="gu_IN" w:bidi="gu_IN"/>
+        </w:rPr>
         <w:t>"પરંતુ &amp; અથવા &amp; નથી"</w:t>
       </w:r>
     </w:p>
@@ -2378,6 +2663,21 @@
         <w:rPr>
           <w:lang w:val="gu_IN" w:bidi="gu_IN"/>
         </w:rPr>
+      </w:r>
+    </w:p>
+    <w:p>
+      <w:pPr/>
+      <w:r>
+        <w:rPr>
+          <w:lang w:val="gu_IN" w:bidi="gu_IN"/>
+        </w:rPr>
+      </w:r>
+      <w:r>
+        <w:rPr>
+          <w:b/>
+          <w:lang w:val="gu_IN" w:bidi="gu_IN"/>
+        </w:rPr>
+        <w:t>ὁ νόμος</w:t>
       </w:r>
     </w:p>
     <w:p>
@@ -2552,6 +2852,21 @@
           <w:b/>
           <w:lang w:val="gu_IN" w:bidi="gu_IN"/>
         </w:rPr>
+        <w:t>εἰδὼς τοῦτο</w:t>
+      </w:r>
+    </w:p>
+    <w:p>
+      <w:pPr/>
+      <w:r>
+        <w:rPr>
+          <w:lang w:val="gu_IN" w:bidi="gu_IN"/>
+        </w:rPr>
+      </w:r>
+      <w:r>
+        <w:rPr>
+          <w:b/>
+          <w:lang w:val="gu_IN" w:bidi="gu_IN"/>
+        </w:rPr>
         <w:t>"આ જાણીને"</w:t>
       </w:r>
     </w:p>
@@ -2601,6 +2916,21 @@
         <w:rPr>
           <w:lang w:val="gu_IN" w:bidi="gu_IN"/>
         </w:rPr>
+      </w:r>
+    </w:p>
+    <w:p>
+      <w:pPr/>
+      <w:r>
+        <w:rPr>
+          <w:lang w:val="gu_IN" w:bidi="gu_IN"/>
+        </w:rPr>
+      </w:r>
+      <w:r>
+        <w:rPr>
+          <w:b/>
+          <w:lang w:val="gu_IN" w:bidi="gu_IN"/>
+        </w:rPr>
+        <w:t>νόμος οὐ κεῖται</w:t>
       </w:r>
     </w:p>
     <w:p>
@@ -2746,6 +3076,21 @@
           <w:b/>
           <w:lang w:val="gu_IN" w:bidi="gu_IN"/>
         </w:rPr>
+        <w:t>πατρολῴαις καὶ μητρολῴαις, ἀνδροφόνοις</w:t>
+      </w:r>
+    </w:p>
+    <w:p>
+      <w:pPr/>
+      <w:r>
+        <w:rPr>
+          <w:lang w:val="gu_IN" w:bidi="gu_IN"/>
+        </w:rPr>
+      </w:r>
+      <w:r>
+        <w:rPr>
+          <w:b/>
+          <w:lang w:val="gu_IN" w:bidi="gu_IN"/>
+        </w:rPr>
         <w:t>"પિતૃહત્યારાઓ તથા માતૃહત્યારાઓ, માનવ-હત્યારાઓ માટે"</w:t>
       </w:r>
     </w:p>
@@ -2809,6 +3154,21 @@
           <w:b/>
           <w:lang w:val="gu_IN" w:bidi="gu_IN"/>
         </w:rPr>
+        <w:t>ἀνδροφόνοις</w:t>
+      </w:r>
+    </w:p>
+    <w:p>
+      <w:pPr/>
+      <w:r>
+        <w:rPr>
+          <w:lang w:val="gu_IN" w:bidi="gu_IN"/>
+        </w:rPr>
+      </w:r>
+      <w:r>
+        <w:rPr>
+          <w:b/>
+          <w:lang w:val="gu_IN" w:bidi="gu_IN"/>
+        </w:rPr>
         <w:t>"માનવ-હત્યારાઓ માટે"</w:t>
       </w:r>
     </w:p>
@@ -2897,6 +3257,21 @@
           <w:b/>
           <w:lang w:val="gu_IN" w:bidi="gu_IN"/>
         </w:rPr>
+        <w:t>πόρνοις</w:t>
+      </w:r>
+    </w:p>
+    <w:p>
+      <w:pPr/>
+      <w:r>
+        <w:rPr>
+          <w:lang w:val="gu_IN" w:bidi="gu_IN"/>
+        </w:rPr>
+      </w:r>
+      <w:r>
+        <w:rPr>
+          <w:b/>
+          <w:lang w:val="gu_IN" w:bidi="gu_IN"/>
+        </w:rPr>
         <w:t>"અનૈતિક"</w:t>
       </w:r>
     </w:p>
@@ -2972,6 +3347,21 @@
           <w:b/>
           <w:lang w:val="gu_IN" w:bidi="gu_IN"/>
         </w:rPr>
+        <w:t>ἀρσενοκοίταις</w:t>
+      </w:r>
+    </w:p>
+    <w:p>
+      <w:pPr/>
+      <w:r>
+        <w:rPr>
+          <w:lang w:val="gu_IN" w:bidi="gu_IN"/>
+        </w:rPr>
+      </w:r>
+      <w:r>
+        <w:rPr>
+          <w:b/>
+          <w:lang w:val="gu_IN" w:bidi="gu_IN"/>
+        </w:rPr>
         <w:t>"સમલૈંગિક"</w:t>
       </w:r>
     </w:p>
@@ -3047,6 +3437,21 @@
           <w:b/>
           <w:lang w:val="gu_IN" w:bidi="gu_IN"/>
         </w:rPr>
+        <w:t>τῇ ὑγιαινούσῃ διδασκαλίᾳ</w:t>
+      </w:r>
+    </w:p>
+    <w:p>
+      <w:pPr/>
+      <w:r>
+        <w:rPr>
+          <w:lang w:val="gu_IN" w:bidi="gu_IN"/>
+        </w:rPr>
+      </w:r>
+      <w:r>
+        <w:rPr>
+          <w:b/>
+          <w:lang w:val="gu_IN" w:bidi="gu_IN"/>
+        </w:rPr>
         <w:t>"શુદ્ધ શિક્ષણની"</w:t>
       </w:r>
     </w:p>
@@ -3108,6 +3513,21 @@
         <w:rPr>
           <w:lang w:val="gu_IN" w:bidi="gu_IN"/>
         </w:rPr>
+      </w:r>
+    </w:p>
+    <w:p>
+      <w:pPr/>
+      <w:r>
+        <w:rPr>
+          <w:lang w:val="gu_IN" w:bidi="gu_IN"/>
+        </w:rPr>
+      </w:r>
+      <w:r>
+        <w:rPr>
+          <w:b/>
+          <w:lang w:val="gu_IN" w:bidi="gu_IN"/>
+        </w:rPr>
+        <w:t>τὸ εὐαγγέλιον τῆς δόξης τοῦ μακαρίου Θεοῦ</w:t>
       </w:r>
     </w:p>
     <w:p>
@@ -3220,6 +3640,21 @@
           <w:b/>
           <w:lang w:val="gu_IN" w:bidi="gu_IN"/>
         </w:rPr>
+        <w:t>χάριν ἔχω</w:t>
+      </w:r>
+    </w:p>
+    <w:p>
+      <w:pPr/>
+      <w:r>
+        <w:rPr>
+          <w:lang w:val="gu_IN" w:bidi="gu_IN"/>
+        </w:rPr>
+      </w:r>
+      <w:r>
+        <w:rPr>
+          <w:b/>
+          <w:lang w:val="gu_IN" w:bidi="gu_IN"/>
+        </w:rPr>
         <w:t>"હું આભારી છું"</w:t>
       </w:r>
     </w:p>
@@ -3379,6 +3814,21 @@
           <w:b/>
           <w:lang w:val="gu_IN" w:bidi="gu_IN"/>
         </w:rPr>
+        <w:t>βλάσφημον</w:t>
+      </w:r>
+    </w:p>
+    <w:p>
+      <w:pPr/>
+      <w:r>
+        <w:rPr>
+          <w:lang w:val="gu_IN" w:bidi="gu_IN"/>
+        </w:rPr>
+      </w:r>
+      <w:r>
+        <w:rPr>
+          <w:b/>
+          <w:lang w:val="gu_IN" w:bidi="gu_IN"/>
+        </w:rPr>
         <w:t>"દુર્ભાષણ કરનાર"</w:t>
       </w:r>
     </w:p>
@@ -3578,6 +4028,21 @@
           <w:b/>
           <w:lang w:val="gu_IN" w:bidi="gu_IN"/>
         </w:rPr>
+        <w:t>δὲ</w:t>
+      </w:r>
+    </w:p>
+    <w:p>
+      <w:pPr/>
+      <w:r>
+        <w:rPr>
+          <w:lang w:val="gu_IN" w:bidi="gu_IN"/>
+        </w:rPr>
+      </w:r>
+      <w:r>
+        <w:rPr>
+          <w:b/>
+          <w:lang w:val="gu_IN" w:bidi="gu_IN"/>
+        </w:rPr>
         <w:t>"ખરેખર"</w:t>
       </w:r>
     </w:p>
@@ -3662,6 +4127,21 @@
           <w:b/>
           <w:lang w:val="gu_IN" w:bidi="gu_IN"/>
         </w:rPr>
+        <w:t>τῆς ἐν Χριστῷ Ἰησοῦ</w:t>
+      </w:r>
+    </w:p>
+    <w:p>
+      <w:pPr/>
+      <w:r>
+        <w:rPr>
+          <w:lang w:val="gu_IN" w:bidi="gu_IN"/>
+        </w:rPr>
+      </w:r>
+      <w:r>
+        <w:rPr>
+          <w:b/>
+          <w:lang w:val="gu_IN" w:bidi="gu_IN"/>
+        </w:rPr>
         <w:t>"જે વિશ્વાસ અને પ્રેમ, ખ્રિસ્ત ઈસુમાં છે તેથી"</w:t>
       </w:r>
     </w:p>
@@ -3736,6 +4216,21 @@
         <w:rPr>
           <w:lang w:val="gu_IN" w:bidi="gu_IN"/>
         </w:rPr>
+      </w:r>
+    </w:p>
+    <w:p>
+      <w:pPr/>
+      <w:r>
+        <w:rPr>
+          <w:lang w:val="gu_IN" w:bidi="gu_IN"/>
+        </w:rPr>
+      </w:r>
+      <w:r>
+        <w:rPr>
+          <w:b/>
+          <w:lang w:val="gu_IN" w:bidi="gu_IN"/>
+        </w:rPr>
+        <w:t>πιστὸς ὁ λόγος</w:t>
       </w:r>
     </w:p>
     <w:p>
@@ -3847,6 +4342,21 @@
           <w:b/>
           <w:lang w:val="gu_IN" w:bidi="gu_IN"/>
         </w:rPr>
+        <w:t>Χριστὸς Ἰησοῦς ἦλθεν εἰς τὸν κόσμον ἁμαρτωλοὺς σῶσαι</w:t>
+      </w:r>
+    </w:p>
+    <w:p>
+      <w:pPr/>
+      <w:r>
+        <w:rPr>
+          <w:lang w:val="gu_IN" w:bidi="gu_IN"/>
+        </w:rPr>
+      </w:r>
+      <w:r>
+        <w:rPr>
+          <w:b/>
+          <w:lang w:val="gu_IN" w:bidi="gu_IN"/>
+        </w:rPr>
         <w:t>"ખ્રિસ્ત ઈસુ પાપીઓને બચાવવા જગતમાં આવ્યા"</w:t>
       </w:r>
     </w:p>
@@ -3944,6 +4454,21 @@
           <w:b/>
           <w:lang w:val="gu_IN" w:bidi="gu_IN"/>
         </w:rPr>
+        <w:t>ἠλεήθην</w:t>
+      </w:r>
+    </w:p>
+    <w:p>
+      <w:pPr/>
+      <w:r>
+        <w:rPr>
+          <w:lang w:val="gu_IN" w:bidi="gu_IN"/>
+        </w:rPr>
+      </w:r>
+      <w:r>
+        <w:rPr>
+          <w:b/>
+          <w:lang w:val="gu_IN" w:bidi="gu_IN"/>
+        </w:rPr>
         <w:t>"મારા પર દયા કરવામાં આવી"</w:t>
       </w:r>
     </w:p>
@@ -4070,6 +4595,21 @@
           <w:b/>
           <w:lang w:val="gu_IN" w:bidi="gu_IN"/>
         </w:rPr>
+        <w:t>δὲ</w:t>
+      </w:r>
+    </w:p>
+    <w:p>
+      <w:pPr/>
+      <w:r>
+        <w:rPr>
+          <w:lang w:val="gu_IN" w:bidi="gu_IN"/>
+        </w:rPr>
+      </w:r>
+      <w:r>
+        <w:rPr>
+          <w:b/>
+          <w:lang w:val="gu_IN" w:bidi="gu_IN"/>
+        </w:rPr>
         <w:t>"હવે"</w:t>
       </w:r>
     </w:p>
@@ -4154,6 +4694,21 @@
           <w:b/>
           <w:lang w:val="gu_IN" w:bidi="gu_IN"/>
         </w:rPr>
+        <w:t>παρατίθεμαί σοι</w:t>
+      </w:r>
+    </w:p>
+    <w:p>
+      <w:pPr/>
+      <w:r>
+        <w:rPr>
+          <w:lang w:val="gu_IN" w:bidi="gu_IN"/>
+        </w:rPr>
+      </w:r>
+      <w:r>
+        <w:rPr>
+          <w:b/>
+          <w:lang w:val="gu_IN" w:bidi="gu_IN"/>
+        </w:rPr>
         <w:t>"હું તારી આગળ આ આજ્ઞા મૂકું છું"</w:t>
       </w:r>
     </w:p>
@@ -4215,6 +4770,21 @@
         <w:rPr>
           <w:lang w:val="gu_IN" w:bidi="gu_IN"/>
         </w:rPr>
+      </w:r>
+    </w:p>
+    <w:p>
+      <w:pPr/>
+      <w:r>
+        <w:rPr>
+          <w:lang w:val="gu_IN" w:bidi="gu_IN"/>
+        </w:rPr>
+      </w:r>
+      <w:r>
+        <w:rPr>
+          <w:b/>
+          <w:lang w:val="gu_IN" w:bidi="gu_IN"/>
+        </w:rPr>
+        <w:t>τέκνον</w:t>
       </w:r>
     </w:p>
     <w:p>
@@ -4313,6 +4883,21 @@
           <w:b/>
           <w:lang w:val="gu_IN" w:bidi="gu_IN"/>
         </w:rPr>
+        <w:t>στρατεύῃ &amp; τὴν καλὴν στρατείαν</w:t>
+      </w:r>
+    </w:p>
+    <w:p>
+      <w:pPr/>
+      <w:r>
+        <w:rPr>
+          <w:lang w:val="gu_IN" w:bidi="gu_IN"/>
+        </w:rPr>
+      </w:r>
+      <w:r>
+        <w:rPr>
+          <w:b/>
+          <w:lang w:val="gu_IN" w:bidi="gu_IN"/>
+        </w:rPr>
         <w:t>"તું સારી લડાઈ લડે"</w:t>
       </w:r>
     </w:p>
@@ -4449,6 +5034,21 @@
           <w:b/>
           <w:lang w:val="gu_IN" w:bidi="gu_IN"/>
         </w:rPr>
+        <w:t>ἀγαθὴν συνείδησιν</w:t>
+      </w:r>
+    </w:p>
+    <w:p>
+      <w:pPr/>
+      <w:r>
+        <w:rPr>
+          <w:lang w:val="gu_IN" w:bidi="gu_IN"/>
+        </w:rPr>
+      </w:r>
+      <w:r>
+        <w:rPr>
+          <w:b/>
+          <w:lang w:val="gu_IN" w:bidi="gu_IN"/>
+        </w:rPr>
         <w:t>"સારું અંત:કરણ"</w:t>
       </w:r>
     </w:p>
@@ -4547,6 +5147,21 @@
           <w:b/>
           <w:lang w:val="gu_IN" w:bidi="gu_IN"/>
         </w:rPr>
+        <w:t>περὶ τὴν πίστιν</w:t>
+      </w:r>
+    </w:p>
+    <w:p>
+      <w:pPr/>
+      <w:r>
+        <w:rPr>
+          <w:lang w:val="gu_IN" w:bidi="gu_IN"/>
+        </w:rPr>
+      </w:r>
+      <w:r>
+        <w:rPr>
+          <w:b/>
+          <w:lang w:val="gu_IN" w:bidi="gu_IN"/>
+        </w:rPr>
         <w:t>"પોતાના વિશ્વાસરૂપી વહાણને ભાંગ્યું છે"</w:t>
       </w:r>
     </w:p>
@@ -4650,6 +5265,21 @@
           <w:b/>
           <w:lang w:val="gu_IN" w:bidi="gu_IN"/>
         </w:rPr>
+        <w:t>παιδευθῶσι μὴ βλασφημεῖν</w:t>
+      </w:r>
+    </w:p>
+    <w:p>
+      <w:pPr/>
+      <w:r>
+        <w:rPr>
+          <w:lang w:val="gu_IN" w:bidi="gu_IN"/>
+        </w:rPr>
+      </w:r>
+      <w:r>
+        <w:rPr>
+          <w:b/>
+          <w:lang w:val="gu_IN" w:bidi="gu_IN"/>
+        </w:rPr>
         <w:t>"તેઓ &amp; શીખે માટે"</w:t>
       </w:r>
     </w:p>
@@ -4739,6 +5369,21 @@
         <w:rPr>
           <w:lang w:val="gu_IN" w:bidi="gu_IN"/>
         </w:rPr>
+      </w:r>
+    </w:p>
+    <w:p>
+      <w:pPr/>
+      <w:r>
+        <w:rPr>
+          <w:lang w:val="gu_IN" w:bidi="gu_IN"/>
+        </w:rPr>
+      </w:r>
+      <w:r>
+        <w:rPr>
+          <w:b/>
+          <w:lang w:val="gu_IN" w:bidi="gu_IN"/>
+        </w:rPr>
+        <w:t>πρῶτον πάντων</w:t>
       </w:r>
     </w:p>
     <w:p>
@@ -4930,6 +5575,21 @@
           <w:b/>
           <w:lang w:val="gu_IN" w:bidi="gu_IN"/>
         </w:rPr>
+        <w:t>ἀνθρώπων</w:t>
+      </w:r>
+    </w:p>
+    <w:p>
+      <w:pPr/>
+      <w:r>
+        <w:rPr>
+          <w:lang w:val="gu_IN" w:bidi="gu_IN"/>
+        </w:rPr>
+      </w:r>
+      <w:r>
+        <w:rPr>
+          <w:b/>
+          <w:lang w:val="gu_IN" w:bidi="gu_IN"/>
+        </w:rPr>
         <w:t>"લોકો"</w:t>
       </w:r>
     </w:p>
@@ -5065,6 +5725,21 @@
           <w:b/>
           <w:lang w:val="gu_IN" w:bidi="gu_IN"/>
         </w:rPr>
+        <w:t>καλὸν καὶ ἀπόδεκτον</w:t>
+      </w:r>
+    </w:p>
+    <w:p>
+      <w:pPr/>
+      <w:r>
+        <w:rPr>
+          <w:lang w:val="gu_IN" w:bidi="gu_IN"/>
+        </w:rPr>
+      </w:r>
+      <w:r>
+        <w:rPr>
+          <w:b/>
+          <w:lang w:val="gu_IN" w:bidi="gu_IN"/>
+        </w:rPr>
         <w:t>"સારું તથા &amp; ઈશ્વર આગળ સ્વીકાર્ય છે"</w:t>
       </w:r>
     </w:p>
@@ -5126,6 +5801,21 @@
         <w:rPr>
           <w:lang w:val="gu_IN" w:bidi="gu_IN"/>
         </w:rPr>
+      </w:r>
+    </w:p>
+    <w:p>
+      <w:pPr/>
+      <w:r>
+        <w:rPr>
+          <w:lang w:val="gu_IN" w:bidi="gu_IN"/>
+        </w:rPr>
+      </w:r>
+      <w:r>
+        <w:rPr>
+          <w:b/>
+          <w:lang w:val="gu_IN" w:bidi="gu_IN"/>
+        </w:rPr>
+        <w:t>πάντας ἀνθρώπους &amp; σωθῆναι, καὶ &amp; ἐλθεῖν</w:t>
       </w:r>
     </w:p>
     <w:p>
@@ -5237,6 +5927,21 @@
           <w:b/>
           <w:lang w:val="gu_IN" w:bidi="gu_IN"/>
         </w:rPr>
+        <w:t>εἰς ἐπίγνωσιν &amp; ἐλθεῖν</w:t>
+      </w:r>
+    </w:p>
+    <w:p>
+      <w:pPr/>
+      <w:r>
+        <w:rPr>
+          <w:lang w:val="gu_IN" w:bidi="gu_IN"/>
+        </w:rPr>
+      </w:r>
+      <w:r>
+        <w:rPr>
+          <w:b/>
+          <w:lang w:val="gu_IN" w:bidi="gu_IN"/>
+        </w:rPr>
         <w:t>"સત્યનું જ્ઞાન પ્રાપ્ત થાય"</w:t>
       </w:r>
     </w:p>
@@ -5298,6 +6003,21 @@
         <w:rPr>
           <w:lang w:val="gu_IN" w:bidi="gu_IN"/>
         </w:rPr>
+      </w:r>
+    </w:p>
+    <w:p>
+      <w:pPr/>
+      <w:r>
+        <w:rPr>
+          <w:lang w:val="gu_IN" w:bidi="gu_IN"/>
+        </w:rPr>
+      </w:r>
+      <w:r>
+        <w:rPr>
+          <w:b/>
+          <w:lang w:val="gu_IN" w:bidi="gu_IN"/>
+        </w:rPr>
+        <w:t>εἷς καὶ μεσίτης Θεοῦ καὶ ἀνθρώπων</w:t>
       </w:r>
     </w:p>
     <w:p>
@@ -5406,6 +6126,21 @@
           <w:b/>
           <w:lang w:val="gu_IN" w:bidi="gu_IN"/>
         </w:rPr>
+        <w:t>ἄνθρωπος Χριστὸς Ἰησοῦς</w:t>
+      </w:r>
+    </w:p>
+    <w:p>
+      <w:pPr/>
+      <w:r>
+        <w:rPr>
+          <w:lang w:val="gu_IN" w:bidi="gu_IN"/>
+        </w:rPr>
+      </w:r>
+      <w:r>
+        <w:rPr>
+          <w:b/>
+          <w:lang w:val="gu_IN" w:bidi="gu_IN"/>
+        </w:rPr>
         <w:t>"ખ્રિસ્ત ઈસુ મનુષ્ય"</w:t>
       </w:r>
     </w:p>
@@ -5490,6 +6225,21 @@
           <w:b/>
           <w:lang w:val="gu_IN" w:bidi="gu_IN"/>
         </w:rPr>
+        <w:t>ἀντίλυτρον ὑπὲρ πάντων</w:t>
+      </w:r>
+    </w:p>
+    <w:p>
+      <w:pPr/>
+      <w:r>
+        <w:rPr>
+          <w:lang w:val="gu_IN" w:bidi="gu_IN"/>
+        </w:rPr>
+      </w:r>
+      <w:r>
+        <w:rPr>
+          <w:b/>
+          <w:lang w:val="gu_IN" w:bidi="gu_IN"/>
+        </w:rPr>
         <w:t>"સર્વના ઉદ્ધારને સારું &amp; અર્પણ કર્યું"</w:t>
       </w:r>
     </w:p>
@@ -5539,6 +6289,21 @@
         <w:rPr>
           <w:lang w:val="gu_IN" w:bidi="gu_IN"/>
         </w:rPr>
+      </w:r>
+    </w:p>
+    <w:p>
+      <w:pPr/>
+      <w:r>
+        <w:rPr>
+          <w:lang w:val="gu_IN" w:bidi="gu_IN"/>
+        </w:rPr>
+      </w:r>
+      <w:r>
+        <w:rPr>
+          <w:b/>
+          <w:lang w:val="gu_IN" w:bidi="gu_IN"/>
+        </w:rPr>
+        <w:t>τὸ μαρτύριον</w:t>
       </w:r>
     </w:p>
     <w:p>
@@ -5656,6 +6421,21 @@
           <w:b/>
           <w:lang w:val="gu_IN" w:bidi="gu_IN"/>
         </w:rPr>
+        <w:t>ἐτέθην ἐγὼ</w:t>
+      </w:r>
+    </w:p>
+    <w:p>
+      <w:pPr/>
+      <w:r>
+        <w:rPr>
+          <w:lang w:val="gu_IN" w:bidi="gu_IN"/>
+        </w:rPr>
+      </w:r>
+      <w:r>
+        <w:rPr>
+          <w:b/>
+          <w:lang w:val="gu_IN" w:bidi="gu_IN"/>
+        </w:rPr>
         <w:t>"મને એક પોકારનાર તથા એક પ્રેરિત બનાવ્યો"</w:t>
       </w:r>
     </w:p>
@@ -5717,6 +6497,21 @@
         <w:rPr>
           <w:lang w:val="gu_IN" w:bidi="gu_IN"/>
         </w:rPr>
+      </w:r>
+    </w:p>
+    <w:p>
+      <w:pPr/>
+      <w:r>
+        <w:rPr>
+          <w:lang w:val="gu_IN" w:bidi="gu_IN"/>
+        </w:rPr>
+      </w:r>
+      <w:r>
+        <w:rPr>
+          <w:b/>
+          <w:lang w:val="gu_IN" w:bidi="gu_IN"/>
+        </w:rPr>
+        <w:t>κῆρυξ</w:t>
       </w:r>
     </w:p>
     <w:p>
@@ -5853,6 +6648,21 @@
           <w:b/>
           <w:lang w:val="gu_IN" w:bidi="gu_IN"/>
         </w:rPr>
+        <w:t>ἀλήθειαν λέγω ἐν Χριστῷ, οὐ ψεύδομαι</w:t>
+      </w:r>
+    </w:p>
+    <w:p>
+      <w:pPr/>
+      <w:r>
+        <w:rPr>
+          <w:lang w:val="gu_IN" w:bidi="gu_IN"/>
+        </w:rPr>
+      </w:r>
+      <w:r>
+        <w:rPr>
+          <w:b/>
+          <w:lang w:val="gu_IN" w:bidi="gu_IN"/>
+        </w:rPr>
         <w:t>"હું ખ્રિસ્તમાં સત્ય બોલું છું, જૂઠું નહિ"</w:t>
       </w:r>
     </w:p>
@@ -5950,6 +6760,21 @@
           <w:b/>
           <w:lang w:val="gu_IN" w:bidi="gu_IN"/>
         </w:rPr>
+        <w:t>ἐν Χριστῷ</w:t>
+      </w:r>
+    </w:p>
+    <w:p>
+      <w:pPr/>
+      <w:r>
+        <w:rPr>
+          <w:lang w:val="gu_IN" w:bidi="gu_IN"/>
+        </w:rPr>
+      </w:r>
+      <w:r>
+        <w:rPr>
+          <w:b/>
+          <w:lang w:val="gu_IN" w:bidi="gu_IN"/>
+        </w:rPr>
         <w:t>"ખ્રિસ્તમાં"</w:t>
       </w:r>
     </w:p>
@@ -5999,6 +6824,21 @@
         <w:rPr>
           <w:lang w:val="gu_IN" w:bidi="gu_IN"/>
         </w:rPr>
+      </w:r>
+    </w:p>
+    <w:p>
+      <w:pPr/>
+      <w:r>
+        <w:rPr>
+          <w:lang w:val="gu_IN" w:bidi="gu_IN"/>
+        </w:rPr>
+      </w:r>
+      <w:r>
+        <w:rPr>
+          <w:b/>
+          <w:lang w:val="gu_IN" w:bidi="gu_IN"/>
+        </w:rPr>
+        <w:t>ἐν πίστει καὶ ἀληθείᾳ</w:t>
       </w:r>
     </w:p>
     <w:p>
@@ -6123,6 +6963,21 @@
           <w:b/>
           <w:lang w:val="gu_IN" w:bidi="gu_IN"/>
         </w:rPr>
+        <w:t>τοὺς ἄνδρας</w:t>
+      </w:r>
+    </w:p>
+    <w:p>
+      <w:pPr/>
+      <w:r>
+        <w:rPr>
+          <w:lang w:val="gu_IN" w:bidi="gu_IN"/>
+        </w:rPr>
+      </w:r>
+      <w:r>
+        <w:rPr>
+          <w:b/>
+          <w:lang w:val="gu_IN" w:bidi="gu_IN"/>
+        </w:rPr>
         <w:t>"સર્વ જગ્યાએ દરેક માણસ"</w:t>
       </w:r>
     </w:p>
@@ -6220,6 +7075,21 @@
           <w:b/>
           <w:lang w:val="gu_IN" w:bidi="gu_IN"/>
         </w:rPr>
+        <w:t>ἐπαίροντας ὁσίους χεῖρας</w:t>
+      </w:r>
+    </w:p>
+    <w:p>
+      <w:pPr/>
+      <w:r>
+        <w:rPr>
+          <w:lang w:val="gu_IN" w:bidi="gu_IN"/>
+        </w:rPr>
+      </w:r>
+      <w:r>
+        <w:rPr>
+          <w:b/>
+          <w:lang w:val="gu_IN" w:bidi="gu_IN"/>
+        </w:rPr>
         <w:t>"પવિત્ર હાથો ઊંચા કરીને પ્રાર્થના કરે"</w:t>
       </w:r>
     </w:p>
@@ -6294,6 +7164,21 @@
         <w:rPr>
           <w:lang w:val="gu_IN" w:bidi="gu_IN"/>
         </w:rPr>
+      </w:r>
+    </w:p>
+    <w:p>
+      <w:pPr/>
+      <w:r>
+        <w:rPr>
+          <w:lang w:val="gu_IN" w:bidi="gu_IN"/>
+        </w:rPr>
+      </w:r>
+      <w:r>
+        <w:rPr>
+          <w:b/>
+          <w:lang w:val="gu_IN" w:bidi="gu_IN"/>
+        </w:rPr>
+        <w:t>ὡσαύτως γυναῖκας &amp; κοσμεῖν</w:t>
       </w:r>
     </w:p>
     <w:p>
@@ -6404,6 +7289,21 @@
           <w:b/>
           <w:lang w:val="gu_IN" w:bidi="gu_IN"/>
         </w:rPr>
+        <w:t>χρυσῷ</w:t>
+      </w:r>
+    </w:p>
+    <w:p>
+      <w:pPr/>
+      <w:r>
+        <w:rPr>
+          <w:lang w:val="gu_IN" w:bidi="gu_IN"/>
+        </w:rPr>
+      </w:r>
+      <w:r>
+        <w:rPr>
+          <w:b/>
+          <w:lang w:val="gu_IN" w:bidi="gu_IN"/>
+        </w:rPr>
         <w:t>"ગુંથેલા વાળથી &amp; નહિ"</w:t>
       </w:r>
     </w:p>
@@ -6465,6 +7365,21 @@
         <w:rPr>
           <w:lang w:val="gu_IN" w:bidi="gu_IN"/>
         </w:rPr>
+      </w:r>
+    </w:p>
+    <w:p>
+      <w:pPr/>
+      <w:r>
+        <w:rPr>
+          <w:lang w:val="gu_IN" w:bidi="gu_IN"/>
+        </w:rPr>
+      </w:r>
+      <w:r>
+        <w:rPr>
+          <w:b/>
+          <w:lang w:val="gu_IN" w:bidi="gu_IN"/>
+        </w:rPr>
+        <w:t>μαργαρίταις</w:t>
       </w:r>
     </w:p>
     <w:p>
@@ -6563,6 +7478,21 @@
           <w:b/>
           <w:lang w:val="gu_IN" w:bidi="gu_IN"/>
         </w:rPr>
+        <w:t>ἐν ἡσυχίᾳ</w:t>
+      </w:r>
+    </w:p>
+    <w:p>
+      <w:pPr/>
+      <w:r>
+        <w:rPr>
+          <w:lang w:val="gu_IN" w:bidi="gu_IN"/>
+        </w:rPr>
+      </w:r>
+      <w:r>
+        <w:rPr>
+          <w:b/>
+          <w:lang w:val="gu_IN" w:bidi="gu_IN"/>
+        </w:rPr>
         <w:t>"સંપૂર્ણ શાંત રહીને"</w:t>
       </w:r>
     </w:p>
@@ -6638,6 +7568,21 @@
           <w:b/>
           <w:lang w:val="gu_IN" w:bidi="gu_IN"/>
         </w:rPr>
+        <w:t>ἐν πάσῃ ὑποταγῇ</w:t>
+      </w:r>
+    </w:p>
+    <w:p>
+      <w:pPr/>
+      <w:r>
+        <w:rPr>
+          <w:lang w:val="gu_IN" w:bidi="gu_IN"/>
+        </w:rPr>
+      </w:r>
+      <w:r>
+        <w:rPr>
+          <w:b/>
+          <w:lang w:val="gu_IN" w:bidi="gu_IN"/>
+        </w:rPr>
         <w:t>"સર્વ આધીનતામાં"</w:t>
       </w:r>
     </w:p>
@@ -6687,6 +7632,21 @@
         <w:rPr>
           <w:lang w:val="gu_IN" w:bidi="gu_IN"/>
         </w:rPr>
+      </w:r>
+    </w:p>
+    <w:p>
+      <w:pPr/>
+      <w:r>
+        <w:rPr>
+          <w:lang w:val="gu_IN" w:bidi="gu_IN"/>
+        </w:rPr>
+      </w:r>
+      <w:r>
+        <w:rPr>
+          <w:b/>
+          <w:lang w:val="gu_IN" w:bidi="gu_IN"/>
+        </w:rPr>
+        <w:t>εἶναι ἐν ἡσυχίᾳ</w:t>
       </w:r>
     </w:p>
     <w:p>
@@ -6782,6 +7742,21 @@
           <w:b/>
           <w:lang w:val="gu_IN" w:bidi="gu_IN"/>
         </w:rPr>
+        <w:t>Ἀδὰμ &amp; ἐπλάσθη</w:t>
+      </w:r>
+    </w:p>
+    <w:p>
+      <w:pPr/>
+      <w:r>
+        <w:rPr>
+          <w:lang w:val="gu_IN" w:bidi="gu_IN"/>
+        </w:rPr>
+      </w:r>
+      <w:r>
+        <w:rPr>
+          <w:b/>
+          <w:lang w:val="gu_IN" w:bidi="gu_IN"/>
+        </w:rPr>
         <w:t>"આદમ પહેલા સર્જાયો"</w:t>
       </w:r>
     </w:p>
@@ -6857,6 +7832,21 @@
           <w:b/>
           <w:lang w:val="gu_IN" w:bidi="gu_IN"/>
         </w:rPr>
+        <w:t>εἶτα Εὕα</w:t>
+      </w:r>
+    </w:p>
+    <w:p>
+      <w:pPr/>
+      <w:r>
+        <w:rPr>
+          <w:lang w:val="gu_IN" w:bidi="gu_IN"/>
+        </w:rPr>
+      </w:r>
+      <w:r>
+        <w:rPr>
+          <w:b/>
+          <w:lang w:val="gu_IN" w:bidi="gu_IN"/>
+        </w:rPr>
         <w:t>"પછી હવા"</w:t>
       </w:r>
     </w:p>
@@ -6932,6 +7922,21 @@
           <w:b/>
           <w:lang w:val="gu_IN" w:bidi="gu_IN"/>
         </w:rPr>
+        <w:t>Ἀδὰμ οὐκ ἠπατήθη &amp; ἐξαπατηθεῖσα</w:t>
+      </w:r>
+    </w:p>
+    <w:p>
+      <w:pPr/>
+      <w:r>
+        <w:rPr>
+          <w:lang w:val="gu_IN" w:bidi="gu_IN"/>
+        </w:rPr>
+      </w:r>
+      <w:r>
+        <w:rPr>
+          <w:b/>
+          <w:lang w:val="gu_IN" w:bidi="gu_IN"/>
+        </w:rPr>
         <w:t>"આદમ છેતરાયો નહિ"</w:t>
       </w:r>
     </w:p>
@@ -7007,6 +8012,21 @@
           <w:b/>
           <w:lang w:val="gu_IN" w:bidi="gu_IN"/>
         </w:rPr>
+        <w:t>ἐν παραβάσει γέγονεν</w:t>
+      </w:r>
+    </w:p>
+    <w:p>
+      <w:pPr/>
+      <w:r>
+        <w:rPr>
+          <w:lang w:val="gu_IN" w:bidi="gu_IN"/>
+        </w:rPr>
+      </w:r>
+      <w:r>
+        <w:rPr>
+          <w:b/>
+          <w:lang w:val="gu_IN" w:bidi="gu_IN"/>
+        </w:rPr>
         <w:t>"પણ સ્ત્રી, છેતરાવાથી, પાપમાં પડી"</w:t>
       </w:r>
     </w:p>
@@ -7082,6 +8102,21 @@
           <w:b/>
           <w:lang w:val="gu_IN" w:bidi="gu_IN"/>
         </w:rPr>
+        <w:t>ἐν παραβάσει γέγονεν</w:t>
+      </w:r>
+    </w:p>
+    <w:p>
+      <w:pPr/>
+      <w:r>
+        <w:rPr>
+          <w:lang w:val="gu_IN" w:bidi="gu_IN"/>
+        </w:rPr>
+      </w:r>
+      <w:r>
+        <w:rPr>
+          <w:b/>
+          <w:lang w:val="gu_IN" w:bidi="gu_IN"/>
+        </w:rPr>
         <w:t>"પાપમાં પડી"</w:t>
       </w:r>
     </w:p>
@@ -7157,6 +8192,21 @@
           <w:b/>
           <w:lang w:val="gu_IN" w:bidi="gu_IN"/>
         </w:rPr>
+        <w:t>δὲ</w:t>
+      </w:r>
+    </w:p>
+    <w:p>
+      <w:pPr/>
+      <w:r>
+        <w:rPr>
+          <w:lang w:val="gu_IN" w:bidi="gu_IN"/>
+        </w:rPr>
+      </w:r>
+      <w:r>
+        <w:rPr>
+          <w:b/>
+          <w:lang w:val="gu_IN" w:bidi="gu_IN"/>
+        </w:rPr>
         <w:t>"પણ"</w:t>
       </w:r>
     </w:p>
@@ -7232,6 +8282,21 @@
           <w:b/>
           <w:lang w:val="gu_IN" w:bidi="gu_IN"/>
         </w:rPr>
+        <w:t>σωθήσεται &amp; μείνωσιν</w:t>
+      </w:r>
+    </w:p>
+    <w:p>
+      <w:pPr/>
+      <w:r>
+        <w:rPr>
+          <w:lang w:val="gu_IN" w:bidi="gu_IN"/>
+        </w:rPr>
+      </w:r>
+      <w:r>
+        <w:rPr>
+          <w:b/>
+          <w:lang w:val="gu_IN" w:bidi="gu_IN"/>
+        </w:rPr>
         <w:t>"તેણીને બચાવાશે"</w:t>
       </w:r>
     </w:p>
@@ -7281,6 +8346,21 @@
         <w:rPr>
           <w:lang w:val="gu_IN" w:bidi="gu_IN"/>
         </w:rPr>
+      </w:r>
+    </w:p>
+    <w:p>
+      <w:pPr/>
+      <w:r>
+        <w:rPr>
+          <w:lang w:val="gu_IN" w:bidi="gu_IN"/>
+        </w:rPr>
+      </w:r>
+      <w:r>
+        <w:rPr>
+          <w:b/>
+          <w:lang w:val="gu_IN" w:bidi="gu_IN"/>
+        </w:rPr>
+        <w:t>σωθήσεται &amp; διὰ τῆς τεκνογονίας</w:t>
       </w:r>
     </w:p>
     <w:p>
@@ -7405,6 +8485,21 @@
           <w:b/>
           <w:lang w:val="gu_IN" w:bidi="gu_IN"/>
         </w:rPr>
+        <w:t>σωθήσεται</w:t>
+      </w:r>
+    </w:p>
+    <w:p>
+      <w:pPr/>
+      <w:r>
+        <w:rPr>
+          <w:lang w:val="gu_IN" w:bidi="gu_IN"/>
+        </w:rPr>
+      </w:r>
+      <w:r>
+        <w:rPr>
+          <w:b/>
+          <w:lang w:val="gu_IN" w:bidi="gu_IN"/>
+        </w:rPr>
         <w:t>"તેણીને બચાવાશે"</w:t>
       </w:r>
     </w:p>
@@ -7776,6 +8871,21 @@
           <w:b/>
           <w:lang w:val="gu_IN" w:bidi="gu_IN"/>
         </w:rPr>
+        <w:t>ἐπισκοπῆς</w:t>
+      </w:r>
+    </w:p>
+    <w:p>
+      <w:pPr/>
+      <w:r>
+        <w:rPr>
+          <w:lang w:val="gu_IN" w:bidi="gu_IN"/>
+        </w:rPr>
+      </w:r>
+      <w:r>
+        <w:rPr>
+          <w:b/>
+          <w:lang w:val="gu_IN" w:bidi="gu_IN"/>
+        </w:rPr>
         <w:t>"અધ્યક્ષ"</w:t>
       </w:r>
     </w:p>
@@ -7851,6 +8961,21 @@
           <w:b/>
           <w:lang w:val="gu_IN" w:bidi="gu_IN"/>
         </w:rPr>
+        <w:t>μιᾶς γυναικὸς ἄνδρα</w:t>
+      </w:r>
+    </w:p>
+    <w:p>
+      <w:pPr/>
+      <w:r>
+        <w:rPr>
+          <w:lang w:val="gu_IN" w:bidi="gu_IN"/>
+        </w:rPr>
+      </w:r>
+      <w:r>
+        <w:rPr>
+          <w:b/>
+          <w:lang w:val="gu_IN" w:bidi="gu_IN"/>
+        </w:rPr>
         <w:t>"એક સ્ત્રીનો પતિ"</w:t>
       </w:r>
     </w:p>
@@ -7914,6 +9039,21 @@
           <w:b/>
           <w:lang w:val="gu_IN" w:bidi="gu_IN"/>
         </w:rPr>
+        <w:t>νηφάλιον, σώφρονα</w:t>
+      </w:r>
+    </w:p>
+    <w:p>
+      <w:pPr/>
+      <w:r>
+        <w:rPr>
+          <w:lang w:val="gu_IN" w:bidi="gu_IN"/>
+        </w:rPr>
+      </w:r>
+      <w:r>
+        <w:rPr>
+          <w:b/>
+          <w:lang w:val="gu_IN" w:bidi="gu_IN"/>
+        </w:rPr>
         <w:t>"તેથી &amp; તો &amp; પરહેજગાર, આત્માસંયમી, સુવ્યવસ્થિત, આગતા-સ્વાગતા કરનાર &amp; હોવો જોઈએ"</w:t>
       </w:r>
     </w:p>
@@ -8191,6 +9331,21 @@
           <w:b/>
           <w:lang w:val="gu_IN" w:bidi="gu_IN"/>
         </w:rPr>
+        <w:t>ἐν ὑποταγῇ, μετὰ πάσης σεμνότητος</w:t>
+      </w:r>
+    </w:p>
+    <w:p>
+      <w:pPr/>
+      <w:r>
+        <w:rPr>
+          <w:lang w:val="gu_IN" w:bidi="gu_IN"/>
+        </w:rPr>
+      </w:r>
+      <w:r>
+        <w:rPr>
+          <w:b/>
+          <w:lang w:val="gu_IN" w:bidi="gu_IN"/>
+        </w:rPr>
         <w:t>"પોતાના સંતાનોને પૂર્ણ સન્માનપૂર્વક આધીન રાખનાર"</w:t>
       </w:r>
     </w:p>
@@ -8254,6 +9409,21 @@
           <w:b/>
           <w:lang w:val="gu_IN" w:bidi="gu_IN"/>
         </w:rPr>
+        <w:t>πῶς ἐκκλησίας Θεοῦ ἐπιμελήσεται</w:t>
+      </w:r>
+    </w:p>
+    <w:p>
+      <w:pPr/>
+      <w:r>
+        <w:rPr>
+          <w:lang w:val="gu_IN" w:bidi="gu_IN"/>
+        </w:rPr>
+      </w:r>
+      <w:r>
+        <w:rPr>
+          <w:b/>
+          <w:lang w:val="gu_IN" w:bidi="gu_IN"/>
+        </w:rPr>
         <w:t>"કેમ કે પોતાના ઘરનું સંચાલન કેવી રીતે કરવું તે જો કોઇ જાણતો નથી, તો તે ઈશ્વરની મંડળીની સંભાળ કેવી રીતે રાખશે"</w:t>
       </w:r>
     </w:p>
@@ -8329,6 +9499,21 @@
           <w:b/>
           <w:lang w:val="gu_IN" w:bidi="gu_IN"/>
         </w:rPr>
+        <w:t>ἐκκλησίας Θεοῦ</w:t>
+      </w:r>
+    </w:p>
+    <w:p>
+      <w:pPr/>
+      <w:r>
+        <w:rPr>
+          <w:lang w:val="gu_IN" w:bidi="gu_IN"/>
+        </w:rPr>
+      </w:r>
+      <w:r>
+        <w:rPr>
+          <w:b/>
+          <w:lang w:val="gu_IN" w:bidi="gu_IN"/>
+        </w:rPr>
         <w:t>"ઈશ્વરની મંડળીની"</w:t>
       </w:r>
     </w:p>
@@ -8480,6 +9665,21 @@
           <w:b/>
           <w:lang w:val="gu_IN" w:bidi="gu_IN"/>
         </w:rPr>
+        <w:t>ἵνα μὴ &amp; εἰς κρίμα ἐμπέσῃ τοῦ διαβόλου</w:t>
+      </w:r>
+    </w:p>
+    <w:p>
+      <w:pPr/>
+      <w:r>
+        <w:rPr>
+          <w:lang w:val="gu_IN" w:bidi="gu_IN"/>
+        </w:rPr>
+      </w:r>
+      <w:r>
+        <w:rPr>
+          <w:b/>
+          <w:lang w:val="gu_IN" w:bidi="gu_IN"/>
+        </w:rPr>
         <w:t>"કે જેથી તે &amp; શેતાનના ન્યાયમાં આવી પડે નહિ"</w:t>
       </w:r>
     </w:p>
@@ -8555,6 +9755,21 @@
           <w:b/>
           <w:lang w:val="gu_IN" w:bidi="gu_IN"/>
         </w:rPr>
+        <w:t>τυφωθεὶς</w:t>
+      </w:r>
+    </w:p>
+    <w:p>
+      <w:pPr/>
+      <w:r>
+        <w:rPr>
+          <w:lang w:val="gu_IN" w:bidi="gu_IN"/>
+        </w:rPr>
+      </w:r>
+      <w:r>
+        <w:rPr>
+          <w:b/>
+          <w:lang w:val="gu_IN" w:bidi="gu_IN"/>
+        </w:rPr>
         <w:t>"ઘમંડી થઈને"</w:t>
       </w:r>
     </w:p>
@@ -8630,6 +9845,21 @@
           <w:b/>
           <w:lang w:val="gu_IN" w:bidi="gu_IN"/>
         </w:rPr>
+        <w:t>τυφωθεὶς</w:t>
+      </w:r>
+    </w:p>
+    <w:p>
+      <w:pPr/>
+      <w:r>
+        <w:rPr>
+          <w:lang w:val="gu_IN" w:bidi="gu_IN"/>
+        </w:rPr>
+      </w:r>
+      <w:r>
+        <w:rPr>
+          <w:b/>
+          <w:lang w:val="gu_IN" w:bidi="gu_IN"/>
+        </w:rPr>
         <w:t>"ઘમંડી થઈને"</w:t>
       </w:r>
     </w:p>
@@ -8705,6 +9935,21 @@
           <w:b/>
           <w:lang w:val="gu_IN" w:bidi="gu_IN"/>
         </w:rPr>
+        <w:t>τῶν ἔξωθεν</w:t>
+      </w:r>
+    </w:p>
+    <w:p>
+      <w:pPr/>
+      <w:r>
+        <w:rPr>
+          <w:lang w:val="gu_IN" w:bidi="gu_IN"/>
+        </w:rPr>
+      </w:r>
+      <w:r>
+        <w:rPr>
+          <w:b/>
+          <w:lang w:val="gu_IN" w:bidi="gu_IN"/>
+        </w:rPr>
         <w:t>"બહારના લોકોમાં"</w:t>
       </w:r>
     </w:p>
@@ -8780,6 +10025,21 @@
           <w:b/>
           <w:lang w:val="gu_IN" w:bidi="gu_IN"/>
         </w:rPr>
+        <w:t>μὴ εἰς ὀνειδισμὸν ἐμπέσῃ, καὶ</w:t>
+      </w:r>
+    </w:p>
+    <w:p>
+      <w:pPr/>
+      <w:r>
+        <w:rPr>
+          <w:lang w:val="gu_IN" w:bidi="gu_IN"/>
+        </w:rPr>
+      </w:r>
+      <w:r>
+        <w:rPr>
+          <w:b/>
+          <w:lang w:val="gu_IN" w:bidi="gu_IN"/>
+        </w:rPr>
         <w:t>"તે જાહેર બદનામીમાં ના પડે"</w:t>
       </w:r>
     </w:p>
@@ -8855,6 +10115,21 @@
           <w:b/>
           <w:lang w:val="gu_IN" w:bidi="gu_IN"/>
         </w:rPr>
+        <w:t>παγίδα τοῦ διαβόλου</w:t>
+      </w:r>
+    </w:p>
+    <w:p>
+      <w:pPr/>
+      <w:r>
+        <w:rPr>
+          <w:lang w:val="gu_IN" w:bidi="gu_IN"/>
+        </w:rPr>
+      </w:r>
+      <w:r>
+        <w:rPr>
+          <w:b/>
+          <w:lang w:val="gu_IN" w:bidi="gu_IN"/>
+        </w:rPr>
         <w:t>"શેતાનના ફાંદામાં ન ફસાય"</w:t>
       </w:r>
     </w:p>
@@ -8993,6 +10268,21 @@
           <w:b/>
           <w:lang w:val="gu_IN" w:bidi="gu_IN"/>
         </w:rPr>
+        <w:t>μὴ διλόγους</w:t>
+      </w:r>
+    </w:p>
+    <w:p>
+      <w:pPr/>
+      <w:r>
+        <w:rPr>
+          <w:lang w:val="gu_IN" w:bidi="gu_IN"/>
+        </w:rPr>
+      </w:r>
+      <w:r>
+        <w:rPr>
+          <w:b/>
+          <w:lang w:val="gu_IN" w:bidi="gu_IN"/>
+        </w:rPr>
         <w:t>"બે પ્રકારની વાતો કરનાર નહિ"</w:t>
       </w:r>
     </w:p>
@@ -9068,6 +10358,21 @@
           <w:b/>
           <w:lang w:val="gu_IN" w:bidi="gu_IN"/>
         </w:rPr>
+        <w:t>ἔχοντας</w:t>
+      </w:r>
+    </w:p>
+    <w:p>
+      <w:pPr/>
+      <w:r>
+        <w:rPr>
+          <w:lang w:val="gu_IN" w:bidi="gu_IN"/>
+        </w:rPr>
+      </w:r>
+      <w:r>
+        <w:rPr>
+          <w:b/>
+          <w:lang w:val="gu_IN" w:bidi="gu_IN"/>
+        </w:rPr>
         <w:t>"પકડી રાખનાર"</w:t>
       </w:r>
     </w:p>
@@ -9129,6 +10434,21 @@
         <w:rPr>
           <w:lang w:val="gu_IN" w:bidi="gu_IN"/>
         </w:rPr>
+      </w:r>
+    </w:p>
+    <w:p>
+      <w:pPr/>
+      <w:r>
+        <w:rPr>
+          <w:lang w:val="gu_IN" w:bidi="gu_IN"/>
+        </w:rPr>
+      </w:r>
+      <w:r>
+        <w:rPr>
+          <w:b/>
+          <w:lang w:val="gu_IN" w:bidi="gu_IN"/>
+        </w:rPr>
+        <w:t>τὸ μυστήριον τῆς πίστεως</w:t>
       </w:r>
     </w:p>
     <w:p>
@@ -9266,6 +10586,21 @@
           <w:b/>
           <w:lang w:val="gu_IN" w:bidi="gu_IN"/>
         </w:rPr>
+        <w:t>ἐν καθαρᾷ συνειδήσει</w:t>
+      </w:r>
+    </w:p>
+    <w:p>
+      <w:pPr/>
+      <w:r>
+        <w:rPr>
+          <w:lang w:val="gu_IN" w:bidi="gu_IN"/>
+        </w:rPr>
+      </w:r>
+      <w:r>
+        <w:rPr>
+          <w:b/>
+          <w:lang w:val="gu_IN" w:bidi="gu_IN"/>
+        </w:rPr>
         <w:t>"શુદ્ધ અંત:કરણથી"</w:t>
       </w:r>
     </w:p>
@@ -9327,6 +10662,21 @@
         <w:rPr>
           <w:lang w:val="gu_IN" w:bidi="gu_IN"/>
         </w:rPr>
+      </w:r>
+    </w:p>
+    <w:p>
+      <w:pPr/>
+      <w:r>
+        <w:rPr>
+          <w:lang w:val="gu_IN" w:bidi="gu_IN"/>
+        </w:rPr>
+      </w:r>
+      <w:r>
+        <w:rPr>
+          <w:b/>
+          <w:lang w:val="gu_IN" w:bidi="gu_IN"/>
+        </w:rPr>
+        <w:t>καὶ οὗτοι &amp; δοκιμαζέσθωσαν</w:t>
       </w:r>
     </w:p>
     <w:p>
@@ -9432,6 +10782,21 @@
           <w:b/>
           <w:lang w:val="gu_IN" w:bidi="gu_IN"/>
         </w:rPr>
+        <w:t>μιᾶς γυναικὸς ἄνδρες</w:t>
+      </w:r>
+    </w:p>
+    <w:p>
+      <w:pPr/>
+      <w:r>
+        <w:rPr>
+          <w:lang w:val="gu_IN" w:bidi="gu_IN"/>
+        </w:rPr>
+      </w:r>
+      <w:r>
+        <w:rPr>
+          <w:b/>
+          <w:lang w:val="gu_IN" w:bidi="gu_IN"/>
+        </w:rPr>
         <w:t>"એક જ પત્નીના પતિ"</w:t>
       </w:r>
     </w:p>
@@ -9516,6 +10881,21 @@
           <w:b/>
           <w:lang w:val="gu_IN" w:bidi="gu_IN"/>
         </w:rPr>
+        <w:t>γὰρ</w:t>
+      </w:r>
+    </w:p>
+    <w:p>
+      <w:pPr/>
+      <w:r>
+        <w:rPr>
+          <w:lang w:val="gu_IN" w:bidi="gu_IN"/>
+        </w:rPr>
+      </w:r>
+      <w:r>
+        <w:rPr>
+          <w:b/>
+          <w:lang w:val="gu_IN" w:bidi="gu_IN"/>
+        </w:rPr>
         <w:t>"કેમ કે"</w:t>
       </w:r>
     </w:p>
@@ -9591,6 +10971,21 @@
           <w:b/>
           <w:lang w:val="gu_IN" w:bidi="gu_IN"/>
         </w:rPr>
+        <w:t>οἱ &amp; διακονήσαντες</w:t>
+      </w:r>
+    </w:p>
+    <w:p>
+      <w:pPr/>
+      <w:r>
+        <w:rPr>
+          <w:lang w:val="gu_IN" w:bidi="gu_IN"/>
+        </w:rPr>
+      </w:r>
+      <w:r>
+        <w:rPr>
+          <w:b/>
+          <w:lang w:val="gu_IN" w:bidi="gu_IN"/>
+        </w:rPr>
         <w:t>"જેમણે સારી સેવા કરી છે"</w:t>
       </w:r>
     </w:p>
@@ -9654,6 +11049,21 @@
           <w:b/>
           <w:lang w:val="gu_IN" w:bidi="gu_IN"/>
         </w:rPr>
+        <w:t>βαθμὸν &amp; καλὸν</w:t>
+      </w:r>
+    </w:p>
+    <w:p>
+      <w:pPr/>
+      <w:r>
+        <w:rPr>
+          <w:lang w:val="gu_IN" w:bidi="gu_IN"/>
+        </w:rPr>
+      </w:r>
+      <w:r>
+        <w:rPr>
+          <w:b/>
+          <w:lang w:val="gu_IN" w:bidi="gu_IN"/>
+        </w:rPr>
         <w:t>"સારું સ્થાન મેળવે છે"</w:t>
       </w:r>
     </w:p>
@@ -9717,6 +11127,21 @@
           <w:b/>
           <w:lang w:val="gu_IN" w:bidi="gu_IN"/>
         </w:rPr>
+        <w:t>πολλὴν παρρησίαν ἐν πίστει</w:t>
+      </w:r>
+    </w:p>
+    <w:p>
+      <w:pPr/>
+      <w:r>
+        <w:rPr>
+          <w:lang w:val="gu_IN" w:bidi="gu_IN"/>
+        </w:rPr>
+      </w:r>
+      <w:r>
+        <w:rPr>
+          <w:b/>
+          <w:lang w:val="gu_IN" w:bidi="gu_IN"/>
+        </w:rPr>
         <w:t>"અને ખ્રિસ્ત ઈસુમાં જે વિશ્વાસ છે તેમાં ઘણો ભરોસો"</w:t>
       </w:r>
     </w:p>
@@ -9780,6 +11205,21 @@
           <w:b/>
           <w:lang w:val="gu_IN" w:bidi="gu_IN"/>
         </w:rPr>
+        <w:t>ἐλθεῖν</w:t>
+      </w:r>
+    </w:p>
+    <w:p>
+      <w:pPr/>
+      <w:r>
+        <w:rPr>
+          <w:lang w:val="gu_IN" w:bidi="gu_IN"/>
+        </w:rPr>
+      </w:r>
+      <w:r>
+        <w:rPr>
+          <w:b/>
+          <w:lang w:val="gu_IN" w:bidi="gu_IN"/>
+        </w:rPr>
         <w:t>"આવવાની"</w:t>
       </w:r>
     </w:p>
@@ -9868,6 +11308,21 @@
           <w:b/>
           <w:lang w:val="gu_IN" w:bidi="gu_IN"/>
         </w:rPr>
+        <w:t>ἐν τάχει</w:t>
+      </w:r>
+    </w:p>
+    <w:p>
+      <w:pPr/>
+      <w:r>
+        <w:rPr>
+          <w:lang w:val="gu_IN" w:bidi="gu_IN"/>
+        </w:rPr>
+      </w:r>
+      <w:r>
+        <w:rPr>
+          <w:b/>
+          <w:lang w:val="gu_IN" w:bidi="gu_IN"/>
+        </w:rPr>
         <w:t>"ઝડપથી"</w:t>
       </w:r>
     </w:p>
@@ -9943,6 +11398,21 @@
           <w:b/>
           <w:lang w:val="gu_IN" w:bidi="gu_IN"/>
         </w:rPr>
+        <w:t>βραδύνω</w:t>
+      </w:r>
+    </w:p>
+    <w:p>
+      <w:pPr/>
+      <w:r>
+        <w:rPr>
+          <w:lang w:val="gu_IN" w:bidi="gu_IN"/>
+        </w:rPr>
+      </w:r>
+      <w:r>
+        <w:rPr>
+          <w:b/>
+          <w:lang w:val="gu_IN" w:bidi="gu_IN"/>
+        </w:rPr>
         <w:t>"પણ જો મને વિલંબ થાય, તો"</w:t>
       </w:r>
     </w:p>
@@ -10006,6 +11476,21 @@
           <w:b/>
           <w:lang w:val="gu_IN" w:bidi="gu_IN"/>
         </w:rPr>
+        <w:t>ἐν οἴκῳ Θεοῦ</w:t>
+      </w:r>
+    </w:p>
+    <w:p>
+      <w:pPr/>
+      <w:r>
+        <w:rPr>
+          <w:lang w:val="gu_IN" w:bidi="gu_IN"/>
+        </w:rPr>
+      </w:r>
+      <w:r>
+        <w:rPr>
+          <w:b/>
+          <w:lang w:val="gu_IN" w:bidi="gu_IN"/>
+        </w:rPr>
         <w:t>"તું જાણે છે કે ઈશ્વરનું ઘર કે જે &amp; કેવી રીતે &amp; વ્યવહાર કરવો"</w:t>
       </w:r>
     </w:p>
@@ -10069,6 +11554,21 @@
           <w:b/>
           <w:lang w:val="gu_IN" w:bidi="gu_IN"/>
         </w:rPr>
+        <w:t>ἥτις ἐστὶν ἐκκλησία Θεοῦ ζῶντος</w:t>
+      </w:r>
+    </w:p>
+    <w:p>
+      <w:pPr/>
+      <w:r>
+        <w:rPr>
+          <w:lang w:val="gu_IN" w:bidi="gu_IN"/>
+        </w:rPr>
+      </w:r>
+      <w:r>
+        <w:rPr>
+          <w:b/>
+          <w:lang w:val="gu_IN" w:bidi="gu_IN"/>
+        </w:rPr>
         <w:t>"ઈશ્વરનું ઘર &amp; જીવંત ઈશ્વરની મંડળી &amp; આધાર છે તેમાં &amp; કેવો"</w:t>
       </w:r>
     </w:p>
@@ -10144,6 +11644,21 @@
           <w:b/>
           <w:lang w:val="gu_IN" w:bidi="gu_IN"/>
         </w:rPr>
+        <w:t>Θεοῦ ζῶντος</w:t>
+      </w:r>
+    </w:p>
+    <w:p>
+      <w:pPr/>
+      <w:r>
+        <w:rPr>
+          <w:lang w:val="gu_IN" w:bidi="gu_IN"/>
+        </w:rPr>
+      </w:r>
+      <w:r>
+        <w:rPr>
+          <w:b/>
+          <w:lang w:val="gu_IN" w:bidi="gu_IN"/>
+        </w:rPr>
         <w:t>"જીવંત ઈશ્વરની"</w:t>
       </w:r>
     </w:p>
@@ -10219,6 +11734,21 @@
           <w:b/>
           <w:lang w:val="gu_IN" w:bidi="gu_IN"/>
         </w:rPr>
+        <w:t>στῦλος καὶ ἑδραίωμα τῆς ἀληθείας</w:t>
+      </w:r>
+    </w:p>
+    <w:p>
+      <w:pPr/>
+      <w:r>
+        <w:rPr>
+          <w:lang w:val="gu_IN" w:bidi="gu_IN"/>
+        </w:rPr>
+      </w:r>
+      <w:r>
+        <w:rPr>
+          <w:b/>
+          <w:lang w:val="gu_IN" w:bidi="gu_IN"/>
+        </w:rPr>
         <w:t>"સત્યનો એક સ્તંભ તથા આધાર છે તેમાં"</w:t>
       </w:r>
     </w:p>
@@ -10294,6 +11824,21 @@
           <w:b/>
           <w:lang w:val="gu_IN" w:bidi="gu_IN"/>
         </w:rPr>
+        <w:t>στῦλος καὶ ἑδραίωμα</w:t>
+      </w:r>
+    </w:p>
+    <w:p>
+      <w:pPr/>
+      <w:r>
+        <w:rPr>
+          <w:lang w:val="gu_IN" w:bidi="gu_IN"/>
+        </w:rPr>
+      </w:r>
+      <w:r>
+        <w:rPr>
+          <w:b/>
+          <w:lang w:val="gu_IN" w:bidi="gu_IN"/>
+        </w:rPr>
         <w:t>"એક સ્તંભ તથા આધાર છે તેમાં"</w:t>
       </w:r>
     </w:p>
@@ -10376,6 +11921,21 @@
           <w:b/>
           <w:lang w:val="gu_IN" w:bidi="gu_IN"/>
         </w:rPr>
+        <w:t>τὸ τῆς εὐσεβείας μυστήριον</w:t>
+      </w:r>
+    </w:p>
+    <w:p>
+      <w:pPr/>
+      <w:r>
+        <w:rPr>
+          <w:lang w:val="gu_IN" w:bidi="gu_IN"/>
+        </w:rPr>
+      </w:r>
+      <w:r>
+        <w:rPr>
+          <w:b/>
+          <w:lang w:val="gu_IN" w:bidi="gu_IN"/>
+        </w:rPr>
         <w:t>"ઈશ્વરપરાયણતાનો મર્મ મહાન છે"</w:t>
       </w:r>
     </w:p>
@@ -10438,6 +11998,21 @@
         <w:rPr>
           <w:lang w:val="gu_IN" w:bidi="gu_IN"/>
         </w:rPr>
+      </w:r>
+    </w:p>
+    <w:p>
+      <w:pPr/>
+      <w:r>
+        <w:rPr>
+          <w:lang w:val="gu_IN" w:bidi="gu_IN"/>
+        </w:rPr>
+      </w:r>
+      <w:r>
+        <w:rPr>
+          <w:b/>
+          <w:lang w:val="gu_IN" w:bidi="gu_IN"/>
+        </w:rPr>
+        <w:t>τὸ τῆς εὐσεβείας μυστήριον</w:t>
       </w:r>
     </w:p>
     <w:p>
@@ -10567,6 +12142,21 @@
           <w:b/>
           <w:lang w:val="gu_IN" w:bidi="gu_IN"/>
         </w:rPr>
+        <w:t>ὃς</w:t>
+      </w:r>
+    </w:p>
+    <w:p>
+      <w:pPr/>
+      <w:r>
+        <w:rPr>
+          <w:lang w:val="gu_IN" w:bidi="gu_IN"/>
+        </w:rPr>
+      </w:r>
+      <w:r>
+        <w:rPr>
+          <w:b/>
+          <w:lang w:val="gu_IN" w:bidi="gu_IN"/>
+        </w:rPr>
         <w:t>"આત્મામાં ન્યાયી ઠરાવાયા"</w:t>
       </w:r>
     </w:p>
@@ -10642,6 +12232,21 @@
           <w:b/>
           <w:lang w:val="gu_IN" w:bidi="gu_IN"/>
         </w:rPr>
+        <w:t>ἐν σαρκί</w:t>
+      </w:r>
+    </w:p>
+    <w:p>
+      <w:pPr/>
+      <w:r>
+        <w:rPr>
+          <w:lang w:val="gu_IN" w:bidi="gu_IN"/>
+        </w:rPr>
+      </w:r>
+      <w:r>
+        <w:rPr>
+          <w:b/>
+          <w:lang w:val="gu_IN" w:bidi="gu_IN"/>
+        </w:rPr>
         <w:t>"મનુષ્યદેહમાં"</w:t>
       </w:r>
     </w:p>
@@ -10730,6 +12335,21 @@
           <w:b/>
           <w:lang w:val="gu_IN" w:bidi="gu_IN"/>
         </w:rPr>
+        <w:t>ἐν κόσμῳ</w:t>
+      </w:r>
+    </w:p>
+    <w:p>
+      <w:pPr/>
+      <w:r>
+        <w:rPr>
+          <w:lang w:val="gu_IN" w:bidi="gu_IN"/>
+        </w:rPr>
+      </w:r>
+      <w:r>
+        <w:rPr>
+          <w:b/>
+          <w:lang w:val="gu_IN" w:bidi="gu_IN"/>
+        </w:rPr>
         <w:t>"જગતમાં વિશ્વાસ કરવામાં આવ્યા"</w:t>
       </w:r>
     </w:p>
@@ -10805,6 +12425,21 @@
           <w:b/>
           <w:lang w:val="gu_IN" w:bidi="gu_IN"/>
         </w:rPr>
+        <w:t>ἀνελήμφθη</w:t>
+      </w:r>
+    </w:p>
+    <w:p>
+      <w:pPr/>
+      <w:r>
+        <w:rPr>
+          <w:lang w:val="gu_IN" w:bidi="gu_IN"/>
+        </w:rPr>
+      </w:r>
+      <w:r>
+        <w:rPr>
+          <w:b/>
+          <w:lang w:val="gu_IN" w:bidi="gu_IN"/>
+        </w:rPr>
         <w:t>"મહિમામાં ઊંચકી લેવાયા"</w:t>
       </w:r>
     </w:p>
@@ -10866,6 +12501,21 @@
         <w:rPr>
           <w:lang w:val="gu_IN" w:bidi="gu_IN"/>
         </w:rPr>
+      </w:r>
+    </w:p>
+    <w:p>
+      <w:pPr/>
+      <w:r>
+        <w:rPr>
+          <w:lang w:val="gu_IN" w:bidi="gu_IN"/>
+        </w:rPr>
+      </w:r>
+      <w:r>
+        <w:rPr>
+          <w:b/>
+          <w:lang w:val="gu_IN" w:bidi="gu_IN"/>
+        </w:rPr>
+        <w:t>ἐν δόξῃ</w:t>
       </w:r>
     </w:p>
     <w:p>
@@ -11053,6 +12703,21 @@
           <w:b/>
           <w:lang w:val="gu_IN" w:bidi="gu_IN"/>
         </w:rPr>
+        <w:t>ἀποστήσονταί &amp; τῆς πίστεως</w:t>
+      </w:r>
+    </w:p>
+    <w:p>
+      <w:pPr/>
+      <w:r>
+        <w:rPr>
+          <w:lang w:val="gu_IN" w:bidi="gu_IN"/>
+        </w:rPr>
+      </w:r>
+      <w:r>
+        <w:rPr>
+          <w:b/>
+          <w:lang w:val="gu_IN" w:bidi="gu_IN"/>
+        </w:rPr>
         <w:t>"કેટલાક વિશ્વાસનો ત્યાગ કરશે"</w:t>
       </w:r>
     </w:p>
@@ -11128,6 +12793,21 @@
           <w:b/>
           <w:lang w:val="gu_IN" w:bidi="gu_IN"/>
         </w:rPr>
+        <w:t>τῆς πίστεως</w:t>
+      </w:r>
+    </w:p>
+    <w:p>
+      <w:pPr/>
+      <w:r>
+        <w:rPr>
+          <w:lang w:val="gu_IN" w:bidi="gu_IN"/>
+        </w:rPr>
+      </w:r>
+      <w:r>
+        <w:rPr>
+          <w:b/>
+          <w:lang w:val="gu_IN" w:bidi="gu_IN"/>
+        </w:rPr>
         <w:t>"કેટલાક વિશ્વાસનો ત્યાગ કરશે"</w:t>
       </w:r>
     </w:p>
@@ -11216,6 +12896,21 @@
           <w:b/>
           <w:lang w:val="gu_IN" w:bidi="gu_IN"/>
         </w:rPr>
+        <w:t>διδασκαλίαις δαιμονίων</w:t>
+      </w:r>
+    </w:p>
+    <w:p>
+      <w:pPr/>
+      <w:r>
+        <w:rPr>
+          <w:lang w:val="gu_IN" w:bidi="gu_IN"/>
+        </w:rPr>
+      </w:r>
+      <w:r>
+        <w:rPr>
+          <w:b/>
+          <w:lang w:val="gu_IN" w:bidi="gu_IN"/>
+        </w:rPr>
         <w:t>"છેતરનાર આત્માઓ તથા દુષ્ટ આત્માઓના શિક્ષણ પર"</w:t>
       </w:r>
     </w:p>
@@ -11291,6 +12986,21 @@
           <w:b/>
           <w:lang w:val="gu_IN" w:bidi="gu_IN"/>
         </w:rPr>
+        <w:t>ἐν ὑποκρίσει ψευδολόγων</w:t>
+      </w:r>
+    </w:p>
+    <w:p>
+      <w:pPr/>
+      <w:r>
+        <w:rPr>
+          <w:lang w:val="gu_IN" w:bidi="gu_IN"/>
+        </w:rPr>
+      </w:r>
+      <w:r>
+        <w:rPr>
+          <w:b/>
+          <w:lang w:val="gu_IN" w:bidi="gu_IN"/>
+        </w:rPr>
         <w:t>"જૂઠું બોલનારાઓના દંભ દ્વારા"</w:t>
       </w:r>
     </w:p>
@@ -11354,6 +13064,21 @@
           <w:b/>
           <w:lang w:val="gu_IN" w:bidi="gu_IN"/>
         </w:rPr>
+        <w:t>κεκαυστηριασμένων τὴν ἰδίαν συνείδησιν</w:t>
+      </w:r>
+    </w:p>
+    <w:p>
+      <w:pPr/>
+      <w:r>
+        <w:rPr>
+          <w:lang w:val="gu_IN" w:bidi="gu_IN"/>
+        </w:rPr>
+      </w:r>
+      <w:r>
+        <w:rPr>
+          <w:b/>
+          <w:lang w:val="gu_IN" w:bidi="gu_IN"/>
+        </w:rPr>
         <w:t>"તેમના પોતાના અંત:કરણ જડ થયેલ છે"</w:t>
       </w:r>
     </w:p>
@@ -11429,6 +13154,21 @@
           <w:b/>
           <w:lang w:val="gu_IN" w:bidi="gu_IN"/>
         </w:rPr>
+        <w:t>κεκαυστηριασμένων τὴν ἰδίαν συνείδησιν</w:t>
+      </w:r>
+    </w:p>
+    <w:p>
+      <w:pPr/>
+      <w:r>
+        <w:rPr>
+          <w:lang w:val="gu_IN" w:bidi="gu_IN"/>
+        </w:rPr>
+      </w:r>
+      <w:r>
+        <w:rPr>
+          <w:b/>
+          <w:lang w:val="gu_IN" w:bidi="gu_IN"/>
+        </w:rPr>
         <w:t>"તેમના પોતાના અંત:કરણ જડ થયેલ છે"</w:t>
       </w:r>
     </w:p>
@@ -11504,6 +13244,21 @@
           <w:b/>
           <w:lang w:val="gu_IN" w:bidi="gu_IN"/>
         </w:rPr>
+        <w:t>ἀπέχεσθαι</w:t>
+      </w:r>
+    </w:p>
+    <w:p>
+      <w:pPr/>
+      <w:r>
+        <w:rPr>
+          <w:lang w:val="gu_IN" w:bidi="gu_IN"/>
+        </w:rPr>
+      </w:r>
+      <w:r>
+        <w:rPr>
+          <w:b/>
+          <w:lang w:val="gu_IN" w:bidi="gu_IN"/>
+        </w:rPr>
         <w:t>"ખોરાક &amp; દૂર રહેવાનું કહેશે"</w:t>
       </w:r>
     </w:p>
@@ -11592,6 +13347,21 @@
           <w:b/>
           <w:lang w:val="gu_IN" w:bidi="gu_IN"/>
         </w:rPr>
+        <w:t>ἀπέχεσθαι βρωμάτων</w:t>
+      </w:r>
+    </w:p>
+    <w:p>
+      <w:pPr/>
+      <w:r>
+        <w:rPr>
+          <w:lang w:val="gu_IN" w:bidi="gu_IN"/>
+        </w:rPr>
+      </w:r>
+      <w:r>
+        <w:rPr>
+          <w:b/>
+          <w:lang w:val="gu_IN" w:bidi="gu_IN"/>
+        </w:rPr>
         <w:t>"ખોરાક &amp; દૂર રહેવાનું કહેશે"</w:t>
       </w:r>
     </w:p>
@@ -11653,6 +13423,21 @@
         <w:rPr>
           <w:lang w:val="gu_IN" w:bidi="gu_IN"/>
         </w:rPr>
+      </w:r>
+    </w:p>
+    <w:p>
+      <w:pPr/>
+      <w:r>
+        <w:rPr>
+          <w:lang w:val="gu_IN" w:bidi="gu_IN"/>
+        </w:rPr>
+      </w:r>
+      <w:r>
+        <w:rPr>
+          <w:b/>
+          <w:lang w:val="gu_IN" w:bidi="gu_IN"/>
+        </w:rPr>
+        <w:t>μετὰ εὐχαριστίας</w:t>
       </w:r>
     </w:p>
     <w:p>
@@ -11763,6 +13548,21 @@
           <w:b/>
           <w:lang w:val="gu_IN" w:bidi="gu_IN"/>
         </w:rPr>
+        <w:t>ὅτι</w:t>
+      </w:r>
+    </w:p>
+    <w:p>
+      <w:pPr/>
+      <w:r>
+        <w:rPr>
+          <w:lang w:val="gu_IN" w:bidi="gu_IN"/>
+        </w:rPr>
+      </w:r>
+      <w:r>
+        <w:rPr>
+          <w:b/>
+          <w:lang w:val="gu_IN" w:bidi="gu_IN"/>
+        </w:rPr>
         <w:t>"કેમ કે"</w:t>
       </w:r>
     </w:p>
@@ -11838,6 +13638,21 @@
           <w:b/>
           <w:lang w:val="gu_IN" w:bidi="gu_IN"/>
         </w:rPr>
+        <w:t>πᾶν κτίσμα Θεοῦ</w:t>
+      </w:r>
+    </w:p>
+    <w:p>
+      <w:pPr/>
+      <w:r>
+        <w:rPr>
+          <w:lang w:val="gu_IN" w:bidi="gu_IN"/>
+        </w:rPr>
+      </w:r>
+      <w:r>
+        <w:rPr>
+          <w:b/>
+          <w:lang w:val="gu_IN" w:bidi="gu_IN"/>
+        </w:rPr>
         <w:t>"ઈશ્વરનું દરેક સર્જન સારું છે"</w:t>
       </w:r>
     </w:p>
@@ -12001,6 +13816,21 @@
           <w:b/>
           <w:lang w:val="gu_IN" w:bidi="gu_IN"/>
         </w:rPr>
+        <w:t>γὰρ</w:t>
+      </w:r>
+    </w:p>
+    <w:p>
+      <w:pPr/>
+      <w:r>
+        <w:rPr>
+          <w:lang w:val="gu_IN" w:bidi="gu_IN"/>
+        </w:rPr>
+      </w:r>
+      <w:r>
+        <w:rPr>
+          <w:b/>
+          <w:lang w:val="gu_IN" w:bidi="gu_IN"/>
+        </w:rPr>
         <w:t>"કેમ કે"</w:t>
       </w:r>
     </w:p>
@@ -12151,6 +13981,21 @@
           <w:b/>
           <w:lang w:val="gu_IN" w:bidi="gu_IN"/>
         </w:rPr>
+        <w:t>λόγου Θεοῦ</w:t>
+      </w:r>
+    </w:p>
+    <w:p>
+      <w:pPr/>
+      <w:r>
+        <w:rPr>
+          <w:lang w:val="gu_IN" w:bidi="gu_IN"/>
+        </w:rPr>
+      </w:r>
+      <w:r>
+        <w:rPr>
+          <w:b/>
+          <w:lang w:val="gu_IN" w:bidi="gu_IN"/>
+        </w:rPr>
         <w:t>"ઈશ્વરના વચન &amp; દ્વારા"</w:t>
       </w:r>
     </w:p>
@@ -12239,6 +14084,21 @@
           <w:b/>
           <w:lang w:val="gu_IN" w:bidi="gu_IN"/>
         </w:rPr>
+        <w:t>ἐντεύξεως</w:t>
+      </w:r>
+    </w:p>
+    <w:p>
+      <w:pPr/>
+      <w:r>
+        <w:rPr>
+          <w:lang w:val="gu_IN" w:bidi="gu_IN"/>
+        </w:rPr>
+      </w:r>
+      <w:r>
+        <w:rPr>
+          <w:b/>
+          <w:lang w:val="gu_IN" w:bidi="gu_IN"/>
+        </w:rPr>
         <w:t>"તથા પ્રાર્થના"</w:t>
       </w:r>
     </w:p>
@@ -12314,6 +14174,21 @@
           <w:b/>
           <w:lang w:val="gu_IN" w:bidi="gu_IN"/>
         </w:rPr>
+        <w:t>ταῦτα ὑποτιθέμενος τοῖς ἀδελφοῖς</w:t>
+      </w:r>
+    </w:p>
+    <w:p>
+      <w:pPr/>
+      <w:r>
+        <w:rPr>
+          <w:lang w:val="gu_IN" w:bidi="gu_IN"/>
+        </w:rPr>
+      </w:r>
+      <w:r>
+        <w:rPr>
+          <w:b/>
+          <w:lang w:val="gu_IN" w:bidi="gu_IN"/>
+        </w:rPr>
         <w:t>"એ બાબતો ભાઈઓની આગળ રજુ કરીને"</w:t>
       </w:r>
     </w:p>
@@ -12389,6 +14264,21 @@
           <w:b/>
           <w:lang w:val="gu_IN" w:bidi="gu_IN"/>
         </w:rPr>
+        <w:t>ταῦτα</w:t>
+      </w:r>
+    </w:p>
+    <w:p>
+      <w:pPr/>
+      <w:r>
+        <w:rPr>
+          <w:lang w:val="gu_IN" w:bidi="gu_IN"/>
+        </w:rPr>
+      </w:r>
+      <w:r>
+        <w:rPr>
+          <w:b/>
+          <w:lang w:val="gu_IN" w:bidi="gu_IN"/>
+        </w:rPr>
         <w:t>"એ બાબતો"</w:t>
       </w:r>
     </w:p>
@@ -12452,6 +14342,21 @@
           <w:b/>
           <w:lang w:val="gu_IN" w:bidi="gu_IN"/>
         </w:rPr>
+        <w:t>τοῖς ἀδελφοῖς</w:t>
+      </w:r>
+    </w:p>
+    <w:p>
+      <w:pPr/>
+      <w:r>
+        <w:rPr>
+          <w:lang w:val="gu_IN" w:bidi="gu_IN"/>
+        </w:rPr>
+      </w:r>
+      <w:r>
+        <w:rPr>
+          <w:b/>
+          <w:lang w:val="gu_IN" w:bidi="gu_IN"/>
+        </w:rPr>
         <w:t>"ભાઈઓની આગળ"</w:t>
       </w:r>
     </w:p>
@@ -12527,6 +14432,21 @@
           <w:b/>
           <w:lang w:val="gu_IN" w:bidi="gu_IN"/>
         </w:rPr>
+        <w:t>τοῖς ἀδελφοῖς</w:t>
+      </w:r>
+    </w:p>
+    <w:p>
+      <w:pPr/>
+      <w:r>
+        <w:rPr>
+          <w:lang w:val="gu_IN" w:bidi="gu_IN"/>
+        </w:rPr>
+      </w:r>
+      <w:r>
+        <w:rPr>
+          <w:b/>
+          <w:lang w:val="gu_IN" w:bidi="gu_IN"/>
+        </w:rPr>
         <w:t>"ભાઈઓની આગળ"</w:t>
       </w:r>
     </w:p>
@@ -12690,6 +14610,21 @@
           <w:b/>
           <w:lang w:val="gu_IN" w:bidi="gu_IN"/>
         </w:rPr>
+        <w:t>ἐντρεφόμενος</w:t>
+      </w:r>
+    </w:p>
+    <w:p>
+      <w:pPr/>
+      <w:r>
+        <w:rPr>
+          <w:lang w:val="gu_IN" w:bidi="gu_IN"/>
+        </w:rPr>
+      </w:r>
+      <w:r>
+        <w:rPr>
+          <w:b/>
+          <w:lang w:val="gu_IN" w:bidi="gu_IN"/>
+        </w:rPr>
         <w:t>"વિશ્વાસના વચન દ્વારા પોષણ પામી તથા &amp; શિક્ષણ, જેને તું અનુસરતો આવ્યો છે &amp; સારો"</w:t>
       </w:r>
     </w:p>
@@ -12765,6 +14700,21 @@
           <w:b/>
           <w:lang w:val="gu_IN" w:bidi="gu_IN"/>
         </w:rPr>
+        <w:t>τοῖς λόγοις τῆς πίστεως, καὶ τῆς καλῆς διδασκαλίας</w:t>
+      </w:r>
+    </w:p>
+    <w:p>
+      <w:pPr/>
+      <w:r>
+        <w:rPr>
+          <w:lang w:val="gu_IN" w:bidi="gu_IN"/>
+        </w:rPr>
+      </w:r>
+      <w:r>
+        <w:rPr>
+          <w:b/>
+          <w:lang w:val="gu_IN" w:bidi="gu_IN"/>
+        </w:rPr>
         <w:t>"વિશ્વાસના વચન દ્વારા &amp; તથા &amp; શિક્ષણ &amp; સારો"</w:t>
       </w:r>
     </w:p>
@@ -12853,6 +14803,21 @@
           <w:b/>
           <w:lang w:val="gu_IN" w:bidi="gu_IN"/>
         </w:rPr>
+        <w:t>γραώδεις</w:t>
+      </w:r>
+    </w:p>
+    <w:p>
+      <w:pPr/>
+      <w:r>
+        <w:rPr>
+          <w:lang w:val="gu_IN" w:bidi="gu_IN"/>
+        </w:rPr>
+      </w:r>
+      <w:r>
+        <w:rPr>
+          <w:b/>
+          <w:lang w:val="gu_IN" w:bidi="gu_IN"/>
+        </w:rPr>
         <w:t>"સ્ત્રીઓની જૂની દંતકથાઓનો"</w:t>
       </w:r>
     </w:p>
@@ -12935,6 +14900,21 @@
           <w:b/>
           <w:lang w:val="gu_IN" w:bidi="gu_IN"/>
         </w:rPr>
+        <w:t>μύθους</w:t>
+      </w:r>
+    </w:p>
+    <w:p>
+      <w:pPr/>
+      <w:r>
+        <w:rPr>
+          <w:lang w:val="gu_IN" w:bidi="gu_IN"/>
+        </w:rPr>
+      </w:r>
+      <w:r>
+        <w:rPr>
+          <w:b/>
+          <w:lang w:val="gu_IN" w:bidi="gu_IN"/>
+        </w:rPr>
         <w:t>"અશુદ્ધ તથા સ્ત્રીઓની જૂની દંતકથાઓનો"</w:t>
       </w:r>
     </w:p>
@@ -13011,6 +14991,21 @@
           <w:b/>
           <w:lang w:val="gu_IN" w:bidi="gu_IN"/>
         </w:rPr>
+        <w:t>γύμναζε &amp; σεαυτὸν</w:t>
+      </w:r>
+    </w:p>
+    <w:p>
+      <w:pPr/>
+      <w:r>
+        <w:rPr>
+          <w:lang w:val="gu_IN" w:bidi="gu_IN"/>
+        </w:rPr>
+      </w:r>
+      <w:r>
+        <w:rPr>
+          <w:b/>
+          <w:lang w:val="gu_IN" w:bidi="gu_IN"/>
+        </w:rPr>
         <w:t>"પોતાને ઈશ્વરપરાયણતામાં તાલીમ આપ"</w:t>
       </w:r>
     </w:p>
@@ -13086,6 +15081,21 @@
           <w:b/>
           <w:lang w:val="gu_IN" w:bidi="gu_IN"/>
         </w:rPr>
+        <w:t>γὰρ</w:t>
+      </w:r>
+    </w:p>
+    <w:p>
+      <w:pPr/>
+      <w:r>
+        <w:rPr>
+          <w:lang w:val="gu_IN" w:bidi="gu_IN"/>
+        </w:rPr>
+      </w:r>
+      <w:r>
+        <w:rPr>
+          <w:b/>
+          <w:lang w:val="gu_IN" w:bidi="gu_IN"/>
+        </w:rPr>
         <w:t>"કેમ કે"</w:t>
       </w:r>
     </w:p>
@@ -13161,6 +15171,21 @@
           <w:b/>
           <w:lang w:val="gu_IN" w:bidi="gu_IN"/>
         </w:rPr>
+        <w:t>πρὸς ὀλίγον &amp; πρὸς πάντα</w:t>
+      </w:r>
+    </w:p>
+    <w:p>
+      <w:pPr/>
+      <w:r>
+        <w:rPr>
+          <w:lang w:val="gu_IN" w:bidi="gu_IN"/>
+        </w:rPr>
+      </w:r>
+      <w:r>
+        <w:rPr>
+          <w:b/>
+          <w:lang w:val="gu_IN" w:bidi="gu_IN"/>
+        </w:rPr>
         <w:t>"ઓછી લાભદાયી છે"</w:t>
       </w:r>
     </w:p>
@@ -13224,6 +15249,21 @@
           <w:b/>
           <w:lang w:val="gu_IN" w:bidi="gu_IN"/>
         </w:rPr>
+        <w:t>ἡ δὲ εὐσέβεια</w:t>
+      </w:r>
+    </w:p>
+    <w:p>
+      <w:pPr/>
+      <w:r>
+        <w:rPr>
+          <w:lang w:val="gu_IN" w:bidi="gu_IN"/>
+        </w:rPr>
+      </w:r>
+      <w:r>
+        <w:rPr>
+          <w:b/>
+          <w:lang w:val="gu_IN" w:bidi="gu_IN"/>
+        </w:rPr>
         <w:t>"શારીરિક કસરત"</w:t>
       </w:r>
     </w:p>
@@ -13287,6 +15327,21 @@
           <w:b/>
           <w:lang w:val="gu_IN" w:bidi="gu_IN"/>
         </w:rPr>
+        <w:t>ἐπαγγελίαν ἔχουσα</w:t>
+      </w:r>
+    </w:p>
+    <w:p>
+      <w:pPr/>
+      <w:r>
+        <w:rPr>
+          <w:lang w:val="gu_IN" w:bidi="gu_IN"/>
+        </w:rPr>
+      </w:r>
+      <w:r>
+        <w:rPr>
+          <w:b/>
+          <w:lang w:val="gu_IN" w:bidi="gu_IN"/>
+        </w:rPr>
         <w:t>"આવનાર જીવનના વચન તરીકે"</w:t>
       </w:r>
     </w:p>
@@ -13426,6 +15481,21 @@
           <w:b/>
           <w:lang w:val="gu_IN" w:bidi="gu_IN"/>
         </w:rPr>
+        <w:t>ὁ λόγος</w:t>
+      </w:r>
+    </w:p>
+    <w:p>
+      <w:pPr/>
+      <w:r>
+        <w:rPr>
+          <w:lang w:val="gu_IN" w:bidi="gu_IN"/>
+        </w:rPr>
+      </w:r>
+      <w:r>
+        <w:rPr>
+          <w:b/>
+          <w:lang w:val="gu_IN" w:bidi="gu_IN"/>
+        </w:rPr>
         <w:t>"તથા સંપૂર્ણ અંગીકાર કરવા યોગ્ય છે"</w:t>
       </w:r>
     </w:p>
@@ -13489,6 +15559,21 @@
           <w:b/>
           <w:lang w:val="gu_IN" w:bidi="gu_IN"/>
         </w:rPr>
+        <w:t>γὰρ</w:t>
+      </w:r>
+    </w:p>
+    <w:p>
+      <w:pPr/>
+      <w:r>
+        <w:rPr>
+          <w:lang w:val="gu_IN" w:bidi="gu_IN"/>
+        </w:rPr>
+      </w:r>
+      <w:r>
+        <w:rPr>
+          <w:b/>
+          <w:lang w:val="gu_IN" w:bidi="gu_IN"/>
+        </w:rPr>
         <w:t>"આ માટે"</w:t>
       </w:r>
     </w:p>
@@ -13571,6 +15656,21 @@
           <w:b/>
           <w:lang w:val="gu_IN" w:bidi="gu_IN"/>
         </w:rPr>
+        <w:t>κοπιῶμεν καὶ ἀγωνιζόμεθα</w:t>
+      </w:r>
+    </w:p>
+    <w:p>
+      <w:pPr/>
+      <w:r>
+        <w:rPr>
+          <w:lang w:val="gu_IN" w:bidi="gu_IN"/>
+        </w:rPr>
+      </w:r>
+      <w:r>
+        <w:rPr>
+          <w:b/>
+          <w:lang w:val="gu_IN" w:bidi="gu_IN"/>
+        </w:rPr>
         <w:t>"આપણે મહેનત તથા સંઘર્ષ કરીએ છે"</w:t>
       </w:r>
     </w:p>
@@ -13666,6 +15766,21 @@
           <w:b/>
           <w:lang w:val="gu_IN" w:bidi="gu_IN"/>
         </w:rPr>
+        <w:t>Θεῷ ζῶντι</w:t>
+      </w:r>
+    </w:p>
+    <w:p>
+      <w:pPr/>
+      <w:r>
+        <w:rPr>
+          <w:lang w:val="gu_IN" w:bidi="gu_IN"/>
+        </w:rPr>
+      </w:r>
+      <w:r>
+        <w:rPr>
+          <w:b/>
+          <w:lang w:val="gu_IN" w:bidi="gu_IN"/>
+        </w:rPr>
         <w:t>"જીવંત ઈશ્વરમાં"</w:t>
       </w:r>
     </w:p>
@@ -13741,6 +15856,21 @@
           <w:b/>
           <w:lang w:val="gu_IN" w:bidi="gu_IN"/>
         </w:rPr>
+        <w:t>πάντων ἀνθρώπων</w:t>
+      </w:r>
+    </w:p>
+    <w:p>
+      <w:pPr/>
+      <w:r>
+        <w:rPr>
+          <w:lang w:val="gu_IN" w:bidi="gu_IN"/>
+        </w:rPr>
+      </w:r>
+      <w:r>
+        <w:rPr>
+          <w:b/>
+          <w:lang w:val="gu_IN" w:bidi="gu_IN"/>
+        </w:rPr>
         <w:t>"મનુષ્યોના"</w:t>
       </w:r>
     </w:p>
@@ -13815,6 +15945,21 @@
         <w:rPr>
           <w:lang w:val="gu_IN" w:bidi="gu_IN"/>
         </w:rPr>
+      </w:r>
+    </w:p>
+    <w:p>
+      <w:pPr/>
+      <w:r>
+        <w:rPr>
+          <w:lang w:val="gu_IN" w:bidi="gu_IN"/>
+        </w:rPr>
+      </w:r>
+      <w:r>
+        <w:rPr>
+          <w:b/>
+          <w:lang w:val="gu_IN" w:bidi="gu_IN"/>
+        </w:rPr>
+        <w:t>μηδείς σου τῆς νεότητος καταφρονείτω</w:t>
       </w:r>
     </w:p>
     <w:p>
@@ -13939,6 +16084,21 @@
           <w:b/>
           <w:lang w:val="gu_IN" w:bidi="gu_IN"/>
         </w:rPr>
+        <w:t>πρόσεχε τῇ ἀναγνώσει, τῇ παρακλήσει, τῇ διδασκαλίᾳ</w:t>
+      </w:r>
+    </w:p>
+    <w:p>
+      <w:pPr/>
+      <w:r>
+        <w:rPr>
+          <w:lang w:val="gu_IN" w:bidi="gu_IN"/>
+        </w:rPr>
+      </w:r>
+      <w:r>
+        <w:rPr>
+          <w:b/>
+          <w:lang w:val="gu_IN" w:bidi="gu_IN"/>
+        </w:rPr>
         <w:t>"શાસ્ત્રવાંચન, બોધ, તથા શિક્ષણ વિષે ધ્યાન આપ"</w:t>
       </w:r>
     </w:p>
@@ -14128,6 +16288,21 @@
           <w:b/>
           <w:lang w:val="gu_IN" w:bidi="gu_IN"/>
         </w:rPr>
+        <w:t>μὴ ἀμέλει</w:t>
+      </w:r>
+    </w:p>
+    <w:p>
+      <w:pPr/>
+      <w:r>
+        <w:rPr>
+          <w:lang w:val="gu_IN" w:bidi="gu_IN"/>
+        </w:rPr>
+      </w:r>
+      <w:r>
+        <w:rPr>
+          <w:b/>
+          <w:lang w:val="gu_IN" w:bidi="gu_IN"/>
+        </w:rPr>
         <w:t>"ઉપેક્ષા ન કર"</w:t>
       </w:r>
     </w:p>
@@ -14203,6 +16378,21 @@
           <w:b/>
           <w:lang w:val="gu_IN" w:bidi="gu_IN"/>
         </w:rPr>
+        <w:t>τοῦ ἐν σοὶ χαρίσματος</w:t>
+      </w:r>
+    </w:p>
+    <w:p>
+      <w:pPr/>
+      <w:r>
+        <w:rPr>
+          <w:lang w:val="gu_IN" w:bidi="gu_IN"/>
+        </w:rPr>
+      </w:r>
+      <w:r>
+        <w:rPr>
+          <w:b/>
+          <w:lang w:val="gu_IN" w:bidi="gu_IN"/>
+        </w:rPr>
         <w:t>"જે કૃપાદાન &amp; આપવામાં આવ્યું છે તેની ઉપેક્ષા ન કર"</w:t>
       </w:r>
     </w:p>
@@ -14278,6 +16468,21 @@
           <w:b/>
           <w:lang w:val="gu_IN" w:bidi="gu_IN"/>
         </w:rPr>
+        <w:t>τοῦ ἐν σοὶ χαρίσματος</w:t>
+      </w:r>
+    </w:p>
+    <w:p>
+      <w:pPr/>
+      <w:r>
+        <w:rPr>
+          <w:lang w:val="gu_IN" w:bidi="gu_IN"/>
+        </w:rPr>
+      </w:r>
+      <w:r>
+        <w:rPr>
+          <w:b/>
+          <w:lang w:val="gu_IN" w:bidi="gu_IN"/>
+        </w:rPr>
         <w:t>"જે કૃપાદાન &amp; આપવામાં આવ્યું છે તેની ઉપેક્ષા ન કર"</w:t>
       </w:r>
     </w:p>
@@ -14366,6 +16571,21 @@
           <w:b/>
           <w:lang w:val="gu_IN" w:bidi="gu_IN"/>
         </w:rPr>
+        <w:t>ἐδόθη</w:t>
+      </w:r>
+    </w:p>
+    <w:p>
+      <w:pPr/>
+      <w:r>
+        <w:rPr>
+          <w:lang w:val="gu_IN" w:bidi="gu_IN"/>
+        </w:rPr>
+      </w:r>
+      <w:r>
+        <w:rPr>
+          <w:b/>
+          <w:lang w:val="gu_IN" w:bidi="gu_IN"/>
+        </w:rPr>
         <w:t>"જે &amp; તને પ્રબોધ કરવા &amp; દ્વારા આપવામાં આવ્યું છે તેની"</w:t>
       </w:r>
     </w:p>
@@ -14441,6 +16661,21 @@
           <w:b/>
           <w:lang w:val="gu_IN" w:bidi="gu_IN"/>
         </w:rPr>
+        <w:t>μετὰ ἐπιθέσεως τῶν χειρῶν τοῦ πρεσβυτερίου</w:t>
+      </w:r>
+    </w:p>
+    <w:p>
+      <w:pPr/>
+      <w:r>
+        <w:rPr>
+          <w:lang w:val="gu_IN" w:bidi="gu_IN"/>
+        </w:rPr>
+      </w:r>
+      <w:r>
+        <w:rPr>
+          <w:b/>
+          <w:lang w:val="gu_IN" w:bidi="gu_IN"/>
+        </w:rPr>
         <w:t>"વડીલોના હાથો મુકવા"</w:t>
       </w:r>
     </w:p>
@@ -14516,6 +16751,21 @@
           <w:b/>
           <w:lang w:val="gu_IN" w:bidi="gu_IN"/>
         </w:rPr>
+        <w:t>ταῦτα</w:t>
+      </w:r>
+    </w:p>
+    <w:p>
+      <w:pPr/>
+      <w:r>
+        <w:rPr>
+          <w:lang w:val="gu_IN" w:bidi="gu_IN"/>
+        </w:rPr>
+      </w:r>
+      <w:r>
+        <w:rPr>
+          <w:b/>
+          <w:lang w:val="gu_IN" w:bidi="gu_IN"/>
+        </w:rPr>
         <w:t>"આ બાબતોનો"</w:t>
       </w:r>
     </w:p>
@@ -14604,6 +16854,21 @@
           <w:b/>
           <w:lang w:val="gu_IN" w:bidi="gu_IN"/>
         </w:rPr>
+        <w:t>ἐν τούτοις ἴσθι</w:t>
+      </w:r>
+    </w:p>
+    <w:p>
+      <w:pPr/>
+      <w:r>
+        <w:rPr>
+          <w:lang w:val="gu_IN" w:bidi="gu_IN"/>
+        </w:rPr>
+      </w:r>
+      <w:r>
+        <w:rPr>
+          <w:b/>
+          <w:lang w:val="gu_IN" w:bidi="gu_IN"/>
+        </w:rPr>
         <w:t>"તેમનામાં રહે"</w:t>
       </w:r>
     </w:p>
@@ -14679,6 +16944,21 @@
           <w:b/>
           <w:lang w:val="gu_IN" w:bidi="gu_IN"/>
         </w:rPr>
+        <w:t>σου ἡ προκοπὴ</w:t>
+      </w:r>
+    </w:p>
+    <w:p>
+      <w:pPr/>
+      <w:r>
+        <w:rPr>
+          <w:lang w:val="gu_IN" w:bidi="gu_IN"/>
+        </w:rPr>
+      </w:r>
+      <w:r>
+        <w:rPr>
+          <w:b/>
+          <w:lang w:val="gu_IN" w:bidi="gu_IN"/>
+        </w:rPr>
         <w:t>"તારી વૃદ્ધિ"</w:t>
       </w:r>
     </w:p>
@@ -14767,6 +17047,21 @@
           <w:b/>
           <w:lang w:val="gu_IN" w:bidi="gu_IN"/>
         </w:rPr>
+        <w:t>ἔπεχε σεαυτῷ καὶ τῇ διδασκαλίᾳ</w:t>
+      </w:r>
+    </w:p>
+    <w:p>
+      <w:pPr/>
+      <w:r>
+        <w:rPr>
+          <w:lang w:val="gu_IN" w:bidi="gu_IN"/>
+        </w:rPr>
+      </w:r>
+      <w:r>
+        <w:rPr>
+          <w:b/>
+          <w:lang w:val="gu_IN" w:bidi="gu_IN"/>
+        </w:rPr>
         <w:t>"પોતાના પર તથા શિક્ષણ પર ધ્યાન આપ"</w:t>
       </w:r>
     </w:p>
@@ -14830,6 +17125,21 @@
           <w:b/>
           <w:lang w:val="gu_IN" w:bidi="gu_IN"/>
         </w:rPr>
+        <w:t>αὐτοῖς</w:t>
+      </w:r>
+    </w:p>
+    <w:p>
+      <w:pPr/>
+      <w:r>
+        <w:rPr>
+          <w:lang w:val="gu_IN" w:bidi="gu_IN"/>
+        </w:rPr>
+      </w:r>
+      <w:r>
+        <w:rPr>
+          <w:b/>
+          <w:lang w:val="gu_IN" w:bidi="gu_IN"/>
+        </w:rPr>
         <w:t>"આ બાબતોમાં લાગુ રહે"</w:t>
       </w:r>
     </w:p>
@@ -15013,6 +17323,21 @@
           <w:b/>
           <w:lang w:val="gu_IN" w:bidi="gu_IN"/>
         </w:rPr>
+        <w:t>ὡς πατέρα &amp; ὡς ἀδελφούς</w:t>
+      </w:r>
+    </w:p>
+    <w:p>
+      <w:pPr/>
+      <w:r>
+        <w:rPr>
+          <w:lang w:val="gu_IN" w:bidi="gu_IN"/>
+        </w:rPr>
+      </w:r>
+      <w:r>
+        <w:rPr>
+          <w:b/>
+          <w:lang w:val="gu_IN" w:bidi="gu_IN"/>
+        </w:rPr>
         <w:t>"પિતાની જેમ &amp; જુવાન પુરુષોને ભાઈઓની જેમ"</w:t>
       </w:r>
     </w:p>
@@ -15088,6 +17413,21 @@
           <w:b/>
           <w:lang w:val="gu_IN" w:bidi="gu_IN"/>
         </w:rPr>
+        <w:t>ὡς μητέρας &amp; ὡς ἀδελφὰς</w:t>
+      </w:r>
+    </w:p>
+    <w:p>
+      <w:pPr/>
+      <w:r>
+        <w:rPr>
+          <w:lang w:val="gu_IN" w:bidi="gu_IN"/>
+        </w:rPr>
+      </w:r>
+      <w:r>
+        <w:rPr>
+          <w:b/>
+          <w:lang w:val="gu_IN" w:bidi="gu_IN"/>
+        </w:rPr>
         <w:t>"માતાની જેમ, જુવાન સ્ત્રીઓને બહેનોની જેમ"</w:t>
       </w:r>
     </w:p>
@@ -15163,6 +17503,21 @@
           <w:b/>
           <w:lang w:val="gu_IN" w:bidi="gu_IN"/>
         </w:rPr>
+        <w:t>ἐν πάσῃ ἁγνίᾳ</w:t>
+      </w:r>
+    </w:p>
+    <w:p>
+      <w:pPr/>
+      <w:r>
+        <w:rPr>
+          <w:lang w:val="gu_IN" w:bidi="gu_IN"/>
+        </w:rPr>
+      </w:r>
+      <w:r>
+        <w:rPr>
+          <w:b/>
+          <w:lang w:val="gu_IN" w:bidi="gu_IN"/>
+        </w:rPr>
         <w:t>"પૂર્ણ પવિત્રતામાં"</w:t>
       </w:r>
     </w:p>
@@ -15251,6 +17606,21 @@
           <w:b/>
           <w:lang w:val="gu_IN" w:bidi="gu_IN"/>
         </w:rPr>
+        <w:t>χήρας τίμα</w:t>
+      </w:r>
+    </w:p>
+    <w:p>
+      <w:pPr/>
+      <w:r>
+        <w:rPr>
+          <w:lang w:val="gu_IN" w:bidi="gu_IN"/>
+        </w:rPr>
+      </w:r>
+      <w:r>
+        <w:rPr>
+          <w:b/>
+          <w:lang w:val="gu_IN" w:bidi="gu_IN"/>
+        </w:rPr>
         <w:t>"વિધવાઓ &amp; સન્માન કર"</w:t>
       </w:r>
     </w:p>
@@ -15326,6 +17696,21 @@
           <w:b/>
           <w:lang w:val="gu_IN" w:bidi="gu_IN"/>
         </w:rPr>
+        <w:t>τὰς ὄντως χήρας</w:t>
+      </w:r>
+    </w:p>
+    <w:p>
+      <w:pPr/>
+      <w:r>
+        <w:rPr>
+          <w:lang w:val="gu_IN" w:bidi="gu_IN"/>
+        </w:rPr>
+      </w:r>
+      <w:r>
+        <w:rPr>
+          <w:b/>
+          <w:lang w:val="gu_IN" w:bidi="gu_IN"/>
+        </w:rPr>
         <w:t>"ખરેખર &amp; વિધવાઓનું"</w:t>
       </w:r>
     </w:p>
@@ -15389,6 +17774,21 @@
           <w:b/>
           <w:lang w:val="gu_IN" w:bidi="gu_IN"/>
         </w:rPr>
+        <w:t>τέκνα ἢ ἔκγονα</w:t>
+      </w:r>
+    </w:p>
+    <w:p>
+      <w:pPr/>
+      <w:r>
+        <w:rPr>
+          <w:lang w:val="gu_IN" w:bidi="gu_IN"/>
+        </w:rPr>
+      </w:r>
+      <w:r>
+        <w:rPr>
+          <w:b/>
+          <w:lang w:val="gu_IN" w:bidi="gu_IN"/>
+        </w:rPr>
         <w:t>"સંતાન અથવા પૌત્રો"</w:t>
       </w:r>
     </w:p>
@@ -15478,6 +17878,21 @@
           <w:b/>
           <w:lang w:val="gu_IN" w:bidi="gu_IN"/>
         </w:rPr>
+        <w:t>πρῶτον</w:t>
+      </w:r>
+    </w:p>
+    <w:p>
+      <w:pPr/>
+      <w:r>
+        <w:rPr>
+          <w:lang w:val="gu_IN" w:bidi="gu_IN"/>
+        </w:rPr>
+      </w:r>
+      <w:r>
+        <w:rPr>
+          <w:b/>
+          <w:lang w:val="gu_IN" w:bidi="gu_IN"/>
+        </w:rPr>
         <w:t>"પહેલા"</w:t>
       </w:r>
     </w:p>
@@ -15541,6 +17956,21 @@
           <w:b/>
           <w:lang w:val="gu_IN" w:bidi="gu_IN"/>
         </w:rPr>
+        <w:t>μανθανέτωσαν</w:t>
+      </w:r>
+    </w:p>
+    <w:p>
+      <w:pPr/>
+      <w:r>
+        <w:rPr>
+          <w:lang w:val="gu_IN" w:bidi="gu_IN"/>
+        </w:rPr>
+      </w:r>
+      <w:r>
+        <w:rPr>
+          <w:b/>
+          <w:lang w:val="gu_IN" w:bidi="gu_IN"/>
+        </w:rPr>
         <w:t>"તો તેઓ &amp; સન્માન રાખવાનું શીખે"</w:t>
       </w:r>
     </w:p>
@@ -15603,6 +18033,21 @@
         <w:rPr>
           <w:lang w:val="gu_IN" w:bidi="gu_IN"/>
         </w:rPr>
+      </w:r>
+    </w:p>
+    <w:p>
+      <w:pPr/>
+      <w:r>
+        <w:rPr>
+          <w:lang w:val="gu_IN" w:bidi="gu_IN"/>
+        </w:rPr>
+      </w:r>
+      <w:r>
+        <w:rPr>
+          <w:b/>
+          <w:lang w:val="gu_IN" w:bidi="gu_IN"/>
+        </w:rPr>
+        <w:t>τὸν ἴδιον οἶκον εὐσεβεῖν</w:t>
       </w:r>
     </w:p>
     <w:p>
@@ -15726,6 +18171,21 @@
           <w:b/>
           <w:lang w:val="gu_IN" w:bidi="gu_IN"/>
         </w:rPr>
+        <w:t>ἀμοιβὰς ἀποδιδόναι τοῖς προγόνοις</w:t>
+      </w:r>
+    </w:p>
+    <w:p>
+      <w:pPr/>
+      <w:r>
+        <w:rPr>
+          <w:lang w:val="gu_IN" w:bidi="gu_IN"/>
+        </w:rPr>
+      </w:r>
+      <w:r>
+        <w:rPr>
+          <w:b/>
+          <w:lang w:val="gu_IN" w:bidi="gu_IN"/>
+        </w:rPr>
         <w:t>"પોતાના પૂર્વજોને ભરપાઈ કરી આપે"</w:t>
       </w:r>
     </w:p>
@@ -15789,6 +18249,21 @@
           <w:b/>
           <w:lang w:val="gu_IN" w:bidi="gu_IN"/>
         </w:rPr>
+        <w:t>γάρ</w:t>
+      </w:r>
+    </w:p>
+    <w:p>
+      <w:pPr/>
+      <w:r>
+        <w:rPr>
+          <w:lang w:val="gu_IN" w:bidi="gu_IN"/>
+        </w:rPr>
+      </w:r>
+      <w:r>
+        <w:rPr>
+          <w:b/>
+          <w:lang w:val="gu_IN" w:bidi="gu_IN"/>
+        </w:rPr>
         <w:t>"કેમ કે"</w:t>
       </w:r>
     </w:p>
@@ -15864,6 +18339,21 @@
           <w:b/>
           <w:lang w:val="gu_IN" w:bidi="gu_IN"/>
         </w:rPr>
+        <w:t>ἐνώπιον τοῦ Θεοῦ</w:t>
+      </w:r>
+    </w:p>
+    <w:p>
+      <w:pPr/>
+      <w:r>
+        <w:rPr>
+          <w:lang w:val="gu_IN" w:bidi="gu_IN"/>
+        </w:rPr>
+      </w:r>
+      <w:r>
+        <w:rPr>
+          <w:b/>
+          <w:lang w:val="gu_IN" w:bidi="gu_IN"/>
+        </w:rPr>
         <w:t>"તે ઈશ્વરની આગળ આનંદદાયક છે"</w:t>
       </w:r>
     </w:p>
@@ -16002,6 +18492,21 @@
           <w:b/>
           <w:lang w:val="gu_IN" w:bidi="gu_IN"/>
         </w:rPr>
+        <w:t>ἡ &amp; ὄντως χήρα καὶ μεμονωμένη</w:t>
+      </w:r>
+    </w:p>
+    <w:p>
+      <w:pPr/>
+      <w:r>
+        <w:rPr>
+          <w:lang w:val="gu_IN" w:bidi="gu_IN"/>
+        </w:rPr>
+      </w:r>
+      <w:r>
+        <w:rPr>
+          <w:b/>
+          <w:lang w:val="gu_IN" w:bidi="gu_IN"/>
+        </w:rPr>
         <w:t>"ખરેખર તથા ત્યજી દેવાયેલી વિધવાઓ"</w:t>
       </w:r>
     </w:p>
@@ -16077,6 +18582,21 @@
           <w:b/>
           <w:lang w:val="gu_IN" w:bidi="gu_IN"/>
         </w:rPr>
+        <w:t>προσμένει ταῖς δεήσεσιν καὶ ταῖς προσευχαῖς</w:t>
+      </w:r>
+    </w:p>
+    <w:p>
+      <w:pPr/>
+      <w:r>
+        <w:rPr>
+          <w:lang w:val="gu_IN" w:bidi="gu_IN"/>
+        </w:rPr>
+      </w:r>
+      <w:r>
+        <w:rPr>
+          <w:b/>
+          <w:lang w:val="gu_IN" w:bidi="gu_IN"/>
+        </w:rPr>
         <w:t>"વિનંતીઓ તથા પ્રાર્થનાઓમાં લાગુ રહે છે"</w:t>
       </w:r>
     </w:p>
@@ -16152,6 +18672,21 @@
           <w:b/>
           <w:lang w:val="gu_IN" w:bidi="gu_IN"/>
         </w:rPr>
+        <w:t>ταῖς δεήσεσιν καὶ ταῖς προσευχαῖς</w:t>
+      </w:r>
+    </w:p>
+    <w:p>
+      <w:pPr/>
+      <w:r>
+        <w:rPr>
+          <w:lang w:val="gu_IN" w:bidi="gu_IN"/>
+        </w:rPr>
+      </w:r>
+      <w:r>
+        <w:rPr>
+          <w:b/>
+          <w:lang w:val="gu_IN" w:bidi="gu_IN"/>
+        </w:rPr>
         <w:t>"વિનંતીઓ તથા પ્રાર્થનાઓમાં"</w:t>
       </w:r>
     </w:p>
@@ -16273,6 +18808,21 @@
           <w:b/>
           <w:lang w:val="gu_IN" w:bidi="gu_IN"/>
         </w:rPr>
+        <w:t>νυκτὸς καὶ ἡμέρας</w:t>
+      </w:r>
+    </w:p>
+    <w:p>
+      <w:pPr/>
+      <w:r>
+        <w:rPr>
+          <w:lang w:val="gu_IN" w:bidi="gu_IN"/>
+        </w:rPr>
+      </w:r>
+      <w:r>
+        <w:rPr>
+          <w:b/>
+          <w:lang w:val="gu_IN" w:bidi="gu_IN"/>
+        </w:rPr>
         <w:t>"રાત અને દિવસ"</w:t>
       </w:r>
     </w:p>
@@ -16368,6 +18918,21 @@
           <w:b/>
           <w:lang w:val="gu_IN" w:bidi="gu_IN"/>
         </w:rPr>
+        <w:t>ζῶσα τέθνηκεν</w:t>
+      </w:r>
+    </w:p>
+    <w:p>
+      <w:pPr/>
+      <w:r>
+        <w:rPr>
+          <w:lang w:val="gu_IN" w:bidi="gu_IN"/>
+        </w:rPr>
+      </w:r>
+      <w:r>
+        <w:rPr>
+          <w:b/>
+          <w:lang w:val="gu_IN" w:bidi="gu_IN"/>
+        </w:rPr>
         <w:t>"જીવિત છે તે મરેલી છે"</w:t>
       </w:r>
     </w:p>
@@ -16443,6 +19008,21 @@
           <w:b/>
           <w:lang w:val="gu_IN" w:bidi="gu_IN"/>
         </w:rPr>
+        <w:t>καὶ ταῦτα</w:t>
+      </w:r>
+    </w:p>
+    <w:p>
+      <w:pPr/>
+      <w:r>
+        <w:rPr>
+          <w:lang w:val="gu_IN" w:bidi="gu_IN"/>
+        </w:rPr>
+      </w:r>
+      <w:r>
+        <w:rPr>
+          <w:b/>
+          <w:lang w:val="gu_IN" w:bidi="gu_IN"/>
+        </w:rPr>
         <w:t>"આ બાબતો વિષે આજ્ઞા કર કે જેથી તેઓ નિષ્કલંક રહે"</w:t>
       </w:r>
     </w:p>
@@ -16519,6 +19099,21 @@
           <w:b/>
           <w:lang w:val="gu_IN" w:bidi="gu_IN"/>
         </w:rPr>
+        <w:t>τῶν ἰδίων</w:t>
+      </w:r>
+    </w:p>
+    <w:p>
+      <w:pPr/>
+      <w:r>
+        <w:rPr>
+          <w:lang w:val="gu_IN" w:bidi="gu_IN"/>
+        </w:rPr>
+      </w:r>
+      <w:r>
+        <w:rPr>
+          <w:b/>
+          <w:lang w:val="gu_IN" w:bidi="gu_IN"/>
+        </w:rPr>
         <w:t>"કોઈ પોતાના માટે પ્રબંધ નથી કરતો, અને ખાસ કરીને ઘરના સભ્યો માટે"</w:t>
       </w:r>
     </w:p>
@@ -16607,6 +19202,21 @@
           <w:b/>
           <w:lang w:val="gu_IN" w:bidi="gu_IN"/>
         </w:rPr>
+        <w:t>τὴν πίστιν</w:t>
+      </w:r>
+    </w:p>
+    <w:p>
+      <w:pPr/>
+      <w:r>
+        <w:rPr>
+          <w:lang w:val="gu_IN" w:bidi="gu_IN"/>
+        </w:rPr>
+      </w:r>
+      <w:r>
+        <w:rPr>
+          <w:b/>
+          <w:lang w:val="gu_IN" w:bidi="gu_IN"/>
+        </w:rPr>
         <w:t>"તો તેણે વિશ્વાસનો નકાર કર્યો છે"</w:t>
       </w:r>
     </w:p>
@@ -16695,6 +19305,21 @@
           <w:b/>
           <w:lang w:val="gu_IN" w:bidi="gu_IN"/>
         </w:rPr>
+        <w:t>ἔστιν ἀπίστου χείρων</w:t>
+      </w:r>
+    </w:p>
+    <w:p>
+      <w:pPr/>
+      <w:r>
+        <w:rPr>
+          <w:lang w:val="gu_IN" w:bidi="gu_IN"/>
+        </w:rPr>
+      </w:r>
+      <w:r>
+        <w:rPr>
+          <w:b/>
+          <w:lang w:val="gu_IN" w:bidi="gu_IN"/>
+        </w:rPr>
         <w:t>"તે અવિશ્વાસી કરતા પણ બદતર છે"</w:t>
       </w:r>
     </w:p>
@@ -16770,6 +19395,21 @@
           <w:b/>
           <w:lang w:val="gu_IN" w:bidi="gu_IN"/>
         </w:rPr>
+        <w:t>χήρα καταλεγέσθω</w:t>
+      </w:r>
+    </w:p>
+    <w:p>
+      <w:pPr/>
+      <w:r>
+        <w:rPr>
+          <w:lang w:val="gu_IN" w:bidi="gu_IN"/>
+        </w:rPr>
+      </w:r>
+      <w:r>
+        <w:rPr>
+          <w:b/>
+          <w:lang w:val="gu_IN" w:bidi="gu_IN"/>
+        </w:rPr>
         <w:t>"વિધવાના નામની નોંધણી થવા દે"</w:t>
       </w:r>
     </w:p>
@@ -16845,6 +19485,21 @@
           <w:b/>
           <w:lang w:val="gu_IN" w:bidi="gu_IN"/>
         </w:rPr>
+        <w:t>χήρα καταλεγέσθω μὴ ἔλαττον</w:t>
+      </w:r>
+    </w:p>
+    <w:p>
+      <w:pPr/>
+      <w:r>
+        <w:rPr>
+          <w:lang w:val="gu_IN" w:bidi="gu_IN"/>
+        </w:rPr>
+      </w:r>
+      <w:r>
+        <w:rPr>
+          <w:b/>
+          <w:lang w:val="gu_IN" w:bidi="gu_IN"/>
+        </w:rPr>
         <w:t>"વિધવાના નામની નોંધણી થવા દે"</w:t>
       </w:r>
     </w:p>
@@ -16920,6 +19575,21 @@
           <w:b/>
           <w:lang w:val="gu_IN" w:bidi="gu_IN"/>
         </w:rPr>
+        <w:t>μὴ ἔλαττον</w:t>
+      </w:r>
+    </w:p>
+    <w:p>
+      <w:pPr/>
+      <w:r>
+        <w:rPr>
+          <w:lang w:val="gu_IN" w:bidi="gu_IN"/>
+        </w:rPr>
+      </w:r>
+      <w:r>
+        <w:rPr>
+          <w:b/>
+          <w:lang w:val="gu_IN" w:bidi="gu_IN"/>
+        </w:rPr>
         <w:t>"૬૦ વર્ષની ઉપરની"</w:t>
       </w:r>
     </w:p>
@@ -16995,6 +19665,21 @@
           <w:b/>
           <w:lang w:val="gu_IN" w:bidi="gu_IN"/>
         </w:rPr>
+        <w:t>ἑνὸς ἀνδρὸς γυνή</w:t>
+      </w:r>
+    </w:p>
+    <w:p>
+      <w:pPr/>
+      <w:r>
+        <w:rPr>
+          <w:lang w:val="gu_IN" w:bidi="gu_IN"/>
+        </w:rPr>
+      </w:r>
+      <w:r>
+        <w:rPr>
+          <w:b/>
+          <w:lang w:val="gu_IN" w:bidi="gu_IN"/>
+        </w:rPr>
         <w:t>"એક પતિની પત્ની"</w:t>
       </w:r>
     </w:p>
@@ -17070,6 +19755,21 @@
           <w:b/>
           <w:lang w:val="gu_IN" w:bidi="gu_IN"/>
         </w:rPr>
+        <w:t>ἐν &amp; μαρτυρουμένη</w:t>
+      </w:r>
+    </w:p>
+    <w:p>
+      <w:pPr/>
+      <w:r>
+        <w:rPr>
+          <w:lang w:val="gu_IN" w:bidi="gu_IN"/>
+        </w:rPr>
+      </w:r>
+      <w:r>
+        <w:rPr>
+          <w:b/>
+          <w:lang w:val="gu_IN" w:bidi="gu_IN"/>
+        </w:rPr>
         <w:t>"સારા કાર્યોમાં પ્રમાણિત"</w:t>
       </w:r>
     </w:p>
@@ -17208,6 +19908,21 @@
           <w:b/>
           <w:lang w:val="gu_IN" w:bidi="gu_IN"/>
         </w:rPr>
+        <w:t>ἁγίων πόδας ἔνιψεν</w:t>
+      </w:r>
+    </w:p>
+    <w:p>
+      <w:pPr/>
+      <w:r>
+        <w:rPr>
+          <w:lang w:val="gu_IN" w:bidi="gu_IN"/>
+        </w:rPr>
+      </w:r>
+      <w:r>
+        <w:rPr>
+          <w:b/>
+          <w:lang w:val="gu_IN" w:bidi="gu_IN"/>
+        </w:rPr>
         <w:t>"તેણીએ સંતોના પગ ધોયા હોય"</w:t>
       </w:r>
     </w:p>
@@ -17283,6 +19998,21 @@
           <w:b/>
           <w:lang w:val="gu_IN" w:bidi="gu_IN"/>
         </w:rPr>
+        <w:t>ἁγίων πόδας ἔνιψεν</w:t>
+      </w:r>
+    </w:p>
+    <w:p>
+      <w:pPr/>
+      <w:r>
+        <w:rPr>
+          <w:lang w:val="gu_IN" w:bidi="gu_IN"/>
+        </w:rPr>
+      </w:r>
+      <w:r>
+        <w:rPr>
+          <w:b/>
+          <w:lang w:val="gu_IN" w:bidi="gu_IN"/>
+        </w:rPr>
         <w:t>"તેણીએ સંતોના પગ ધોયા હોય"</w:t>
       </w:r>
     </w:p>
@@ -17358,6 +20088,21 @@
           <w:b/>
           <w:lang w:val="gu_IN" w:bidi="gu_IN"/>
         </w:rPr>
+        <w:t>θλιβομένοις</w:t>
+      </w:r>
+    </w:p>
+    <w:p>
+      <w:pPr/>
+      <w:r>
+        <w:rPr>
+          <w:lang w:val="gu_IN" w:bidi="gu_IN"/>
+        </w:rPr>
+      </w:r>
+      <w:r>
+        <w:rPr>
+          <w:b/>
+          <w:lang w:val="gu_IN" w:bidi="gu_IN"/>
+        </w:rPr>
         <w:t>"તેણીએ પીડિતોને રાહત આપી હોય"</w:t>
       </w:r>
     </w:p>
@@ -17446,6 +20191,21 @@
           <w:b/>
           <w:lang w:val="gu_IN" w:bidi="gu_IN"/>
         </w:rPr>
+        <w:t>θλιβομένοις</w:t>
+      </w:r>
+    </w:p>
+    <w:p>
+      <w:pPr/>
+      <w:r>
+        <w:rPr>
+          <w:lang w:val="gu_IN" w:bidi="gu_IN"/>
+        </w:rPr>
+      </w:r>
+      <w:r>
+        <w:rPr>
+          <w:b/>
+          <w:lang w:val="gu_IN" w:bidi="gu_IN"/>
+        </w:rPr>
         <w:t>"સંતોના"</w:t>
       </w:r>
     </w:p>
@@ -17521,6 +20281,21 @@
           <w:b/>
           <w:lang w:val="gu_IN" w:bidi="gu_IN"/>
         </w:rPr>
+        <w:t>παντὶ ἔργῳ ἀγαθῷ</w:t>
+      </w:r>
+    </w:p>
+    <w:p>
+      <w:pPr/>
+      <w:r>
+        <w:rPr>
+          <w:lang w:val="gu_IN" w:bidi="gu_IN"/>
+        </w:rPr>
+      </w:r>
+      <w:r>
+        <w:rPr>
+          <w:b/>
+          <w:lang w:val="gu_IN" w:bidi="gu_IN"/>
+        </w:rPr>
         <w:t>"તેણીએ દરેક સારા કાર્યને અનુસર્યું હોય"</w:t>
       </w:r>
     </w:p>
@@ -17609,6 +20384,21 @@
           <w:b/>
           <w:lang w:val="gu_IN" w:bidi="gu_IN"/>
         </w:rPr>
+        <w:t>νεωτέρας &amp; χήρας παραιτοῦ</w:t>
+      </w:r>
+    </w:p>
+    <w:p>
+      <w:pPr/>
+      <w:r>
+        <w:rPr>
+          <w:lang w:val="gu_IN" w:bidi="gu_IN"/>
+        </w:rPr>
+      </w:r>
+      <w:r>
+        <w:rPr>
+          <w:b/>
+          <w:lang w:val="gu_IN" w:bidi="gu_IN"/>
+        </w:rPr>
         <w:t>"પણ નાની વયની વિધવાઓની નોંધણી ના કર"</w:t>
       </w:r>
     </w:p>
@@ -17672,6 +20462,21 @@
           <w:b/>
           <w:lang w:val="gu_IN" w:bidi="gu_IN"/>
         </w:rPr>
+        <w:t>καταστρηνιάσωσιν τοῦ Χριστοῦ</w:t>
+      </w:r>
+    </w:p>
+    <w:p>
+      <w:pPr/>
+      <w:r>
+        <w:rPr>
+          <w:lang w:val="gu_IN" w:bidi="gu_IN"/>
+        </w:rPr>
+      </w:r>
+      <w:r>
+        <w:rPr>
+          <w:b/>
+          <w:lang w:val="gu_IN" w:bidi="gu_IN"/>
+        </w:rPr>
         <w:t>"જ્યારે તેઓમાં ખ્રિસ્તની વિરૂદ્ધ વિષયવાસના ઉત્પન્ન થાય છે, ત્યારે"</w:t>
       </w:r>
     </w:p>
@@ -17747,6 +20552,21 @@
           <w:b/>
           <w:lang w:val="gu_IN" w:bidi="gu_IN"/>
         </w:rPr>
+        <w:t>ἔχουσαι κρίμα</w:t>
+      </w:r>
+    </w:p>
+    <w:p>
+      <w:pPr/>
+      <w:r>
+        <w:rPr>
+          <w:lang w:val="gu_IN" w:bidi="gu_IN"/>
+        </w:rPr>
+      </w:r>
+      <w:r>
+        <w:rPr>
+          <w:b/>
+          <w:lang w:val="gu_IN" w:bidi="gu_IN"/>
+        </w:rPr>
         <w:t>"દોષી ઠરીને &amp; તેઓએ &amp; તોડી છે"</w:t>
       </w:r>
     </w:p>
@@ -17810,6 +20630,21 @@
           <w:b/>
           <w:lang w:val="gu_IN" w:bidi="gu_IN"/>
         </w:rPr>
+        <w:t>τὴν πρώτην πίστιν</w:t>
+      </w:r>
+    </w:p>
+    <w:p>
+      <w:pPr/>
+      <w:r>
+        <w:rPr>
+          <w:lang w:val="gu_IN" w:bidi="gu_IN"/>
+        </w:rPr>
+      </w:r>
+      <w:r>
+        <w:rPr>
+          <w:b/>
+          <w:lang w:val="gu_IN" w:bidi="gu_IN"/>
+        </w:rPr>
         <w:t>"તેઓએ તેમની પ્રથમ પ્રતિજ્ઞા તોડી છે"</w:t>
       </w:r>
     </w:p>
@@ -17886,6 +20721,21 @@
           <w:b/>
           <w:lang w:val="gu_IN" w:bidi="gu_IN"/>
         </w:rPr>
+        <w:t>καὶ &amp; μανθάνουσιν</w:t>
+      </w:r>
+    </w:p>
+    <w:p>
+      <w:pPr/>
+      <w:r>
+        <w:rPr>
+          <w:lang w:val="gu_IN" w:bidi="gu_IN"/>
+        </w:rPr>
+      </w:r>
+      <w:r>
+        <w:rPr>
+          <w:b/>
+          <w:lang w:val="gu_IN" w:bidi="gu_IN"/>
+        </w:rPr>
         <w:t>"તેઓ આળસુ બનવાનું &amp; શીખે છે"</w:t>
       </w:r>
     </w:p>
@@ -17949,6 +20799,21 @@
           <w:b/>
           <w:lang w:val="gu_IN" w:bidi="gu_IN"/>
         </w:rPr>
+        <w:t>περιερχόμεναι τὰς οἰκίας</w:t>
+      </w:r>
+    </w:p>
+    <w:p>
+      <w:pPr/>
+      <w:r>
+        <w:rPr>
+          <w:lang w:val="gu_IN" w:bidi="gu_IN"/>
+        </w:rPr>
+      </w:r>
+      <w:r>
+        <w:rPr>
+          <w:b/>
+          <w:lang w:val="gu_IN" w:bidi="gu_IN"/>
+        </w:rPr>
         <w:t>"ઘરઘરમાં ફરીને"</w:t>
       </w:r>
     </w:p>
@@ -18012,6 +20877,21 @@
           <w:b/>
           <w:lang w:val="gu_IN" w:bidi="gu_IN"/>
         </w:rPr>
+        <w:t>φλύαροι καὶ περίεργοι, λαλοῦσαι τὰ μὴ δέοντα</w:t>
+      </w:r>
+    </w:p>
+    <w:p>
+      <w:pPr/>
+      <w:r>
+        <w:rPr>
+          <w:lang w:val="gu_IN" w:bidi="gu_IN"/>
+        </w:rPr>
+      </w:r>
+      <w:r>
+        <w:rPr>
+          <w:b/>
+          <w:lang w:val="gu_IN" w:bidi="gu_IN"/>
+        </w:rPr>
         <w:t>"કુથલી તથા પારકી પંચાત કરનાર, તેઓએ ન બોલવાનું &amp; બોલે છે"</w:t>
       </w:r>
     </w:p>
@@ -18087,6 +20967,21 @@
           <w:b/>
           <w:lang w:val="gu_IN" w:bidi="gu_IN"/>
         </w:rPr>
+        <w:t>τῷ ἀντικειμένῳ</w:t>
+      </w:r>
+    </w:p>
+    <w:p>
+      <w:pPr/>
+      <w:r>
+        <w:rPr>
+          <w:lang w:val="gu_IN" w:bidi="gu_IN"/>
+        </w:rPr>
+      </w:r>
+      <w:r>
+        <w:rPr>
+          <w:b/>
+          <w:lang w:val="gu_IN" w:bidi="gu_IN"/>
+        </w:rPr>
         <w:t>"વિરોધીઓને"</w:t>
       </w:r>
     </w:p>
@@ -18150,6 +21045,21 @@
           <w:b/>
           <w:lang w:val="gu_IN" w:bidi="gu_IN"/>
         </w:rPr>
+        <w:t>ἐξετράπησαν ὀπίσω τοῦ Σατανᾶ</w:t>
+      </w:r>
+    </w:p>
+    <w:p>
+      <w:pPr/>
+      <w:r>
+        <w:rPr>
+          <w:lang w:val="gu_IN" w:bidi="gu_IN"/>
+        </w:rPr>
+      </w:r>
+      <w:r>
+        <w:rPr>
+          <w:b/>
+          <w:lang w:val="gu_IN" w:bidi="gu_IN"/>
+        </w:rPr>
         <w:t>"શેતાનની પાછળ ભટકી ગઈ છે"</w:t>
       </w:r>
     </w:p>
@@ -18225,6 +21135,21 @@
           <w:b/>
           <w:lang w:val="gu_IN" w:bidi="gu_IN"/>
         </w:rPr>
+        <w:t>ἔχει χήρας</w:t>
+      </w:r>
+    </w:p>
+    <w:p>
+      <w:pPr/>
+      <w:r>
+        <w:rPr>
+          <w:lang w:val="gu_IN" w:bidi="gu_IN"/>
+        </w:rPr>
+      </w:r>
+      <w:r>
+        <w:rPr>
+          <w:b/>
+          <w:lang w:val="gu_IN" w:bidi="gu_IN"/>
+        </w:rPr>
         <w:t>"વિશ્વાસી સ્ત્રી પાસે વિધવાઓ હોય"</w:t>
       </w:r>
     </w:p>
@@ -18300,6 +21225,21 @@
           <w:b/>
           <w:lang w:val="gu_IN" w:bidi="gu_IN"/>
         </w:rPr>
+        <w:t>μὴ βαρείσθω ἡ ἐκκλησία</w:t>
+      </w:r>
+    </w:p>
+    <w:p>
+      <w:pPr/>
+      <w:r>
+        <w:rPr>
+          <w:lang w:val="gu_IN" w:bidi="gu_IN"/>
+        </w:rPr>
+      </w:r>
+      <w:r>
+        <w:rPr>
+          <w:b/>
+          <w:lang w:val="gu_IN" w:bidi="gu_IN"/>
+        </w:rPr>
         <w:t>"અને મંડળી પર ભાર ન નાખે"</w:t>
       </w:r>
     </w:p>
@@ -18375,6 +21315,21 @@
           <w:b/>
           <w:lang w:val="gu_IN" w:bidi="gu_IN"/>
         </w:rPr>
+        <w:t>μὴ βαρείσθω ἡ ἐκκλησία</w:t>
+      </w:r>
+    </w:p>
+    <w:p>
+      <w:pPr/>
+      <w:r>
+        <w:rPr>
+          <w:lang w:val="gu_IN" w:bidi="gu_IN"/>
+        </w:rPr>
+      </w:r>
+      <w:r>
+        <w:rPr>
+          <w:b/>
+          <w:lang w:val="gu_IN" w:bidi="gu_IN"/>
+        </w:rPr>
         <w:t>"અને મંડળી પર ભાર ન નાખે"</w:t>
       </w:r>
     </w:p>
@@ -18450,6 +21405,21 @@
           <w:b/>
           <w:lang w:val="gu_IN" w:bidi="gu_IN"/>
         </w:rPr>
+        <w:t>ταῖς ὄντως χήραις</w:t>
+      </w:r>
+    </w:p>
+    <w:p>
+      <w:pPr/>
+      <w:r>
+        <w:rPr>
+          <w:lang w:val="gu_IN" w:bidi="gu_IN"/>
+        </w:rPr>
+      </w:r>
+      <w:r>
+        <w:rPr>
+          <w:b/>
+          <w:lang w:val="gu_IN" w:bidi="gu_IN"/>
+        </w:rPr>
         <w:t>"જે ખરેખર વિધવાઓ છે"</w:t>
       </w:r>
     </w:p>
@@ -18513,6 +21483,21 @@
           <w:b/>
           <w:lang w:val="gu_IN" w:bidi="gu_IN"/>
         </w:rPr>
+        <w:t>οἱ καλῶς προεστῶτες πρεσβύτεροι &amp; ἀξιούσθωσαν</w:t>
+      </w:r>
+    </w:p>
+    <w:p>
+      <w:pPr/>
+      <w:r>
+        <w:rPr>
+          <w:lang w:val="gu_IN" w:bidi="gu_IN"/>
+        </w:rPr>
+      </w:r>
+      <w:r>
+        <w:rPr>
+          <w:b/>
+          <w:lang w:val="gu_IN" w:bidi="gu_IN"/>
+        </w:rPr>
         <w:t>"જે વડીલો સારું શાસન કરે છે, તેમને &amp; ગણવા"</w:t>
       </w:r>
     </w:p>
@@ -18588,6 +21573,21 @@
           <w:b/>
           <w:lang w:val="gu_IN" w:bidi="gu_IN"/>
         </w:rPr>
+        <w:t>διπλῆς τιμῆς</w:t>
+      </w:r>
+    </w:p>
+    <w:p>
+      <w:pPr/>
+      <w:r>
+        <w:rPr>
+          <w:lang w:val="gu_IN" w:bidi="gu_IN"/>
+        </w:rPr>
+      </w:r>
+      <w:r>
+        <w:rPr>
+          <w:b/>
+          <w:lang w:val="gu_IN" w:bidi="gu_IN"/>
+        </w:rPr>
         <w:t>"બમણા માન યોગ્ય"</w:t>
       </w:r>
     </w:p>
@@ -18662,6 +21662,21 @@
         <w:rPr>
           <w:lang w:val="gu_IN" w:bidi="gu_IN"/>
         </w:rPr>
+      </w:r>
+    </w:p>
+    <w:p>
+      <w:pPr/>
+      <w:r>
+        <w:rPr>
+          <w:lang w:val="gu_IN" w:bidi="gu_IN"/>
+        </w:rPr>
+      </w:r>
+      <w:r>
+        <w:rPr>
+          <w:b/>
+          <w:lang w:val="gu_IN" w:bidi="gu_IN"/>
+        </w:rPr>
+        <w:t>λόγῳ</w:t>
       </w:r>
     </w:p>
     <w:p>
@@ -18785,6 +21800,21 @@
           <w:b/>
           <w:lang w:val="gu_IN" w:bidi="gu_IN"/>
         </w:rPr>
+        <w:t>οὐ φιμώσεις</w:t>
+      </w:r>
+    </w:p>
+    <w:p>
+      <w:pPr/>
+      <w:r>
+        <w:rPr>
+          <w:lang w:val="gu_IN" w:bidi="gu_IN"/>
+        </w:rPr>
+      </w:r>
+      <w:r>
+        <w:rPr>
+          <w:b/>
+          <w:lang w:val="gu_IN" w:bidi="gu_IN"/>
+        </w:rPr>
         <w:t>"કણસલા ખુંદનાર બળદનું મોં તું ના બાંધ"</w:t>
       </w:r>
     </w:p>
@@ -18860,6 +21890,21 @@
           <w:b/>
           <w:lang w:val="gu_IN" w:bidi="gu_IN"/>
         </w:rPr>
+        <w:t>βοῦν ἀλοῶντα οὐ φιμώσεις, καί</w:t>
+      </w:r>
+    </w:p>
+    <w:p>
+      <w:pPr/>
+      <w:r>
+        <w:rPr>
+          <w:lang w:val="gu_IN" w:bidi="gu_IN"/>
+        </w:rPr>
+      </w:r>
+      <w:r>
+        <w:rPr>
+          <w:b/>
+          <w:lang w:val="gu_IN" w:bidi="gu_IN"/>
+        </w:rPr>
         <w:t>"કણસલા ખુંદનાર બળદનું મોં તું ના બાંધ"</w:t>
       </w:r>
     </w:p>
@@ -18935,6 +21980,21 @@
           <w:b/>
           <w:lang w:val="gu_IN" w:bidi="gu_IN"/>
         </w:rPr>
+        <w:t>βοῦν ἀλοῶντα οὐ φιμώσεις</w:t>
+      </w:r>
+    </w:p>
+    <w:p>
+      <w:pPr/>
+      <w:r>
+        <w:rPr>
+          <w:lang w:val="gu_IN" w:bidi="gu_IN"/>
+        </w:rPr>
+      </w:r>
+      <w:r>
+        <w:rPr>
+          <w:b/>
+          <w:lang w:val="gu_IN" w:bidi="gu_IN"/>
+        </w:rPr>
         <w:t>"કણસલા ખુંદનાર બળદનું મોં તું ના બાંધ"</w:t>
       </w:r>
     </w:p>
@@ -19010,6 +22070,21 @@
           <w:b/>
           <w:lang w:val="gu_IN" w:bidi="gu_IN"/>
         </w:rPr>
+        <w:t>ἄξιος &amp; τοῦ μισθοῦ αὐτοῦ</w:t>
+      </w:r>
+    </w:p>
+    <w:p>
+      <w:pPr/>
+      <w:r>
+        <w:rPr>
+          <w:lang w:val="gu_IN" w:bidi="gu_IN"/>
+        </w:rPr>
+      </w:r>
+      <w:r>
+        <w:rPr>
+          <w:b/>
+          <w:lang w:val="gu_IN" w:bidi="gu_IN"/>
+        </w:rPr>
         <w:t>"કામદાર પોતાના વેતનને યોગ્ય છે"</w:t>
       </w:r>
     </w:p>
@@ -19148,6 +22223,21 @@
           <w:b/>
           <w:lang w:val="gu_IN" w:bidi="gu_IN"/>
         </w:rPr>
+        <w:t>ἐκτὸς εἰ μὴ ἐπὶ</w:t>
+      </w:r>
+    </w:p>
+    <w:p>
+      <w:pPr/>
+      <w:r>
+        <w:rPr>
+          <w:lang w:val="gu_IN" w:bidi="gu_IN"/>
+        </w:rPr>
+      </w:r>
+      <w:r>
+        <w:rPr>
+          <w:b/>
+          <w:lang w:val="gu_IN" w:bidi="gu_IN"/>
+        </w:rPr>
         <w:t>"બે કે ત્રણ સાક્ષીઓ"</w:t>
       </w:r>
     </w:p>
@@ -19286,6 +22376,21 @@
           <w:b/>
           <w:lang w:val="gu_IN" w:bidi="gu_IN"/>
         </w:rPr>
+        <w:t>πάντων</w:t>
+      </w:r>
+    </w:p>
+    <w:p>
+      <w:pPr/>
+      <w:r>
+        <w:rPr>
+          <w:lang w:val="gu_IN" w:bidi="gu_IN"/>
+        </w:rPr>
+      </w:r>
+      <w:r>
+        <w:rPr>
+          <w:b/>
+          <w:lang w:val="gu_IN" w:bidi="gu_IN"/>
+        </w:rPr>
         <w:t>"સર્વની આગળ"</w:t>
       </w:r>
     </w:p>
@@ -19374,6 +22479,21 @@
           <w:b/>
           <w:lang w:val="gu_IN" w:bidi="gu_IN"/>
         </w:rPr>
+        <w:t>φόβον ἔχωσιν</w:t>
+      </w:r>
+    </w:p>
+    <w:p>
+      <w:pPr/>
+      <w:r>
+        <w:rPr>
+          <w:lang w:val="gu_IN" w:bidi="gu_IN"/>
+        </w:rPr>
+      </w:r>
+      <w:r>
+        <w:rPr>
+          <w:b/>
+          <w:lang w:val="gu_IN" w:bidi="gu_IN"/>
+        </w:rPr>
         <w:t>"કે જેથી બીજાઓને પણ ભય રહે"</w:t>
       </w:r>
     </w:p>
@@ -19449,6 +22569,21 @@
           <w:b/>
           <w:lang w:val="gu_IN" w:bidi="gu_IN"/>
         </w:rPr>
+        <w:t>φόβον ἔχωσιν</w:t>
+      </w:r>
+    </w:p>
+    <w:p>
+      <w:pPr/>
+      <w:r>
+        <w:rPr>
+          <w:lang w:val="gu_IN" w:bidi="gu_IN"/>
+        </w:rPr>
+      </w:r>
+      <w:r>
+        <w:rPr>
+          <w:b/>
+          <w:lang w:val="gu_IN" w:bidi="gu_IN"/>
+        </w:rPr>
         <w:t>"ભય રહે"</w:t>
       </w:r>
     </w:p>
@@ -19587,6 +22722,21 @@
           <w:b/>
           <w:lang w:val="gu_IN" w:bidi="gu_IN"/>
         </w:rPr>
+        <w:t>τῶν ἐκλεκτῶν ἀγγέλων</w:t>
+      </w:r>
+    </w:p>
+    <w:p>
+      <w:pPr/>
+      <w:r>
+        <w:rPr>
+          <w:lang w:val="gu_IN" w:bidi="gu_IN"/>
+        </w:rPr>
+      </w:r>
+      <w:r>
+        <w:rPr>
+          <w:b/>
+          <w:lang w:val="gu_IN" w:bidi="gu_IN"/>
+        </w:rPr>
         <w:t>"પસંદ કરાયેલા દૂતો"</w:t>
       </w:r>
     </w:p>
@@ -19662,6 +22812,21 @@
           <w:b/>
           <w:lang w:val="gu_IN" w:bidi="gu_IN"/>
         </w:rPr>
+        <w:t>ταῦτα</w:t>
+      </w:r>
+    </w:p>
+    <w:p>
+      <w:pPr/>
+      <w:r>
+        <w:rPr>
+          <w:lang w:val="gu_IN" w:bidi="gu_IN"/>
+        </w:rPr>
+      </w:r>
+      <w:r>
+        <w:rPr>
+          <w:b/>
+          <w:lang w:val="gu_IN" w:bidi="gu_IN"/>
+        </w:rPr>
         <w:t>"આ બાબતો"</w:t>
       </w:r>
     </w:p>
@@ -19869,6 +23034,21 @@
         <w:rPr>
           <w:lang w:val="gu_IN" w:bidi="gu_IN"/>
         </w:rPr>
+      </w:r>
+    </w:p>
+    <w:p>
+      <w:pPr/>
+      <w:r>
+        <w:rPr>
+          <w:lang w:val="gu_IN" w:bidi="gu_IN"/>
+        </w:rPr>
+      </w:r>
+      <w:r>
+        <w:rPr>
+          <w:b/>
+          <w:lang w:val="gu_IN" w:bidi="gu_IN"/>
+        </w:rPr>
+        <w:t>χεῖρας ταχέως μηδενὶ ἐπιτίθει</w:t>
       </w:r>
     </w:p>
     <w:p>
@@ -19986,6 +23166,21 @@
           <w:b/>
           <w:lang w:val="gu_IN" w:bidi="gu_IN"/>
         </w:rPr>
+        <w:t>μηδὲ κοινώνει ἁμαρτίαις ἀλλοτρίαις</w:t>
+      </w:r>
+    </w:p>
+    <w:p>
+      <w:pPr/>
+      <w:r>
+        <w:rPr>
+          <w:lang w:val="gu_IN" w:bidi="gu_IN"/>
+        </w:rPr>
+      </w:r>
+      <w:r>
+        <w:rPr>
+          <w:b/>
+          <w:lang w:val="gu_IN" w:bidi="gu_IN"/>
+        </w:rPr>
         <w:t>"બીજાઓના પાપમાં સહભાગી ન થા"</w:t>
       </w:r>
     </w:p>
@@ -20061,6 +23256,21 @@
           <w:b/>
           <w:lang w:val="gu_IN" w:bidi="gu_IN"/>
         </w:rPr>
+        <w:t>οἴνῳ ὀλίγῳ χρῶ</w:t>
+      </w:r>
+    </w:p>
+    <w:p>
+      <w:pPr/>
+      <w:r>
+        <w:rPr>
+          <w:lang w:val="gu_IN" w:bidi="gu_IN"/>
+        </w:rPr>
+      </w:r>
+      <w:r>
+        <w:rPr>
+          <w:b/>
+          <w:lang w:val="gu_IN" w:bidi="gu_IN"/>
+        </w:rPr>
         <w:t>"થોડો દ્રાક્ષારસ પીજે"</w:t>
       </w:r>
     </w:p>
@@ -20136,6 +23346,21 @@
           <w:b/>
           <w:lang w:val="gu_IN" w:bidi="gu_IN"/>
         </w:rPr>
+        <w:t>τινῶν ἀνθρώπων</w:t>
+      </w:r>
+    </w:p>
+    <w:p>
+      <w:pPr/>
+      <w:r>
+        <w:rPr>
+          <w:lang w:val="gu_IN" w:bidi="gu_IN"/>
+        </w:rPr>
+      </w:r>
+      <w:r>
+        <w:rPr>
+          <w:b/>
+          <w:lang w:val="gu_IN" w:bidi="gu_IN"/>
+        </w:rPr>
         <w:t>"કેટલાક મનુષ્યોના"</w:t>
       </w:r>
     </w:p>
@@ -20224,6 +23449,21 @@
           <w:b/>
           <w:lang w:val="gu_IN" w:bidi="gu_IN"/>
         </w:rPr>
+        <w:t>προάγουσαι εἰς κρίσιν, τισὶν δὲ καὶ ἐπακολουθοῦσιν</w:t>
+      </w:r>
+    </w:p>
+    <w:p>
+      <w:pPr/>
+      <w:r>
+        <w:rPr>
+          <w:lang w:val="gu_IN" w:bidi="gu_IN"/>
+        </w:rPr>
+      </w:r>
+      <w:r>
+        <w:rPr>
+          <w:b/>
+          <w:lang w:val="gu_IN" w:bidi="gu_IN"/>
+        </w:rPr>
         <w:t>"પ્રત્યક્ષ હોવાથી તેઓ ન્યાયમાં આગળ ધપે છે"</w:t>
       </w:r>
     </w:p>
@@ -20312,6 +23552,21 @@
           <w:b/>
           <w:lang w:val="gu_IN" w:bidi="gu_IN"/>
         </w:rPr>
+        <w:t>εἰς κρίσιν</w:t>
+      </w:r>
+    </w:p>
+    <w:p>
+      <w:pPr/>
+      <w:r>
+        <w:rPr>
+          <w:lang w:val="gu_IN" w:bidi="gu_IN"/>
+        </w:rPr>
+      </w:r>
+      <w:r>
+        <w:rPr>
+          <w:b/>
+          <w:lang w:val="gu_IN" w:bidi="gu_IN"/>
+        </w:rPr>
         <w:t>"પરંતુ તેઓ પણ કેટલાકને અનુસરે છે"</w:t>
       </w:r>
     </w:p>
@@ -20387,6 +23642,21 @@
           <w:b/>
           <w:lang w:val="gu_IN" w:bidi="gu_IN"/>
         </w:rPr>
+        <w:t>καὶ τὰ ἔργα τὰ καλὰ πρόδηλα</w:t>
+      </w:r>
+    </w:p>
+    <w:p>
+      <w:pPr/>
+      <w:r>
+        <w:rPr>
+          <w:lang w:val="gu_IN" w:bidi="gu_IN"/>
+        </w:rPr>
+      </w:r>
+      <w:r>
+        <w:rPr>
+          <w:b/>
+          <w:lang w:val="gu_IN" w:bidi="gu_IN"/>
+        </w:rPr>
         <w:t>"સારા કાર્યો પણ સ્પષ્ટ છે"</w:t>
       </w:r>
     </w:p>
@@ -20462,6 +23732,21 @@
           <w:b/>
           <w:lang w:val="gu_IN" w:bidi="gu_IN"/>
         </w:rPr>
+        <w:t>τὰ ἄλλως ἔχοντα</w:t>
+      </w:r>
+    </w:p>
+    <w:p>
+      <w:pPr/>
+      <w:r>
+        <w:rPr>
+          <w:lang w:val="gu_IN" w:bidi="gu_IN"/>
+        </w:rPr>
+      </w:r>
+      <w:r>
+        <w:rPr>
+          <w:b/>
+          <w:lang w:val="gu_IN" w:bidi="gu_IN"/>
+        </w:rPr>
         <w:t>"અને જે અન્યથા ધરાવે છે તે છુપાવી શકતા નથી"</w:t>
       </w:r>
     </w:p>
@@ -20537,6 +23822,21 @@
           <w:b/>
           <w:lang w:val="gu_IN" w:bidi="gu_IN"/>
         </w:rPr>
+        <w:t>κρυβῆναι οὐ δύναταί</w:t>
+      </w:r>
+    </w:p>
+    <w:p>
+      <w:pPr/>
+      <w:r>
+        <w:rPr>
+          <w:lang w:val="gu_IN" w:bidi="gu_IN"/>
+        </w:rPr>
+      </w:r>
+      <w:r>
+        <w:rPr>
+          <w:b/>
+          <w:lang w:val="gu_IN" w:bidi="gu_IN"/>
+        </w:rPr>
         <w:t>"છુપાવી શકતા નથી"</w:t>
       </w:r>
     </w:p>
@@ -20612,6 +23912,21 @@
           <w:b/>
           <w:lang w:val="gu_IN" w:bidi="gu_IN"/>
         </w:rPr>
+        <w:t>κρυβῆναι οὐ δύναταί</w:t>
+      </w:r>
+    </w:p>
+    <w:p>
+      <w:pPr/>
+      <w:r>
+        <w:rPr>
+          <w:lang w:val="gu_IN" w:bidi="gu_IN"/>
+        </w:rPr>
+      </w:r>
+      <w:r>
+        <w:rPr>
+          <w:b/>
+          <w:lang w:val="gu_IN" w:bidi="gu_IN"/>
+        </w:rPr>
         <w:t>"અને જે અન્યથા ધરાવે છે તે છુપાવી શકતા નથી"</w:t>
       </w:r>
     </w:p>
@@ -20757,6 +24072,21 @@
           <w:b/>
           <w:lang w:val="gu_IN" w:bidi="gu_IN"/>
         </w:rPr>
+        <w:t>ὑπὸ ζυγὸν δοῦλοι</w:t>
+      </w:r>
+    </w:p>
+    <w:p>
+      <w:pPr/>
+      <w:r>
+        <w:rPr>
+          <w:lang w:val="gu_IN" w:bidi="gu_IN"/>
+        </w:rPr>
+      </w:r>
+      <w:r>
+        <w:rPr>
+          <w:b/>
+          <w:lang w:val="gu_IN" w:bidi="gu_IN"/>
+        </w:rPr>
         <w:t>"જેટલા દાસો ઝૂંસરી તળે છે, તેઓ"</w:t>
       </w:r>
     </w:p>
@@ -20832,6 +24162,21 @@
           <w:b/>
           <w:lang w:val="gu_IN" w:bidi="gu_IN"/>
         </w:rPr>
+        <w:t>ἡγείσθωσαν</w:t>
+      </w:r>
+    </w:p>
+    <w:p>
+      <w:pPr/>
+      <w:r>
+        <w:rPr>
+          <w:lang w:val="gu_IN" w:bidi="gu_IN"/>
+        </w:rPr>
+      </w:r>
+      <w:r>
+        <w:rPr>
+          <w:b/>
+          <w:lang w:val="gu_IN" w:bidi="gu_IN"/>
+        </w:rPr>
         <w:t>"જેટલા &amp; છે, તેઓ"</w:t>
       </w:r>
     </w:p>
@@ -20907,6 +24252,21 @@
           <w:b/>
           <w:lang w:val="gu_IN" w:bidi="gu_IN"/>
         </w:rPr>
+        <w:t>μὴ τὸ ὄνομα τοῦ Θεοῦ καὶ ἡ διδασκαλία βλασφημῆται</w:t>
+      </w:r>
+    </w:p>
+    <w:p>
+      <w:pPr/>
+      <w:r>
+        <w:rPr>
+          <w:lang w:val="gu_IN" w:bidi="gu_IN"/>
+        </w:rPr>
+      </w:r>
+      <w:r>
+        <w:rPr>
+          <w:b/>
+          <w:lang w:val="gu_IN" w:bidi="gu_IN"/>
+        </w:rPr>
         <w:t>"કે જેથી ઈશ્વરનું નામ તથા શિક્ષણ વિષે દુર્ભાષણ થાય નહિ"</w:t>
       </w:r>
     </w:p>
@@ -20982,6 +24342,21 @@
           <w:b/>
           <w:lang w:val="gu_IN" w:bidi="gu_IN"/>
         </w:rPr>
+        <w:t>τὸ ὄνομα τοῦ Θεοῦ</w:t>
+      </w:r>
+    </w:p>
+    <w:p>
+      <w:pPr/>
+      <w:r>
+        <w:rPr>
+          <w:lang w:val="gu_IN" w:bidi="gu_IN"/>
+        </w:rPr>
+      </w:r>
+      <w:r>
+        <w:rPr>
+          <w:b/>
+          <w:lang w:val="gu_IN" w:bidi="gu_IN"/>
+        </w:rPr>
         <w:t>"ઈશ્વરનું નામ"</w:t>
       </w:r>
     </w:p>
@@ -21070,6 +24445,21 @@
           <w:b/>
           <w:lang w:val="gu_IN" w:bidi="gu_IN"/>
         </w:rPr>
+        <w:t>ἀδελφοί</w:t>
+      </w:r>
+    </w:p>
+    <w:p>
+      <w:pPr/>
+      <w:r>
+        <w:rPr>
+          <w:lang w:val="gu_IN" w:bidi="gu_IN"/>
+        </w:rPr>
+      </w:r>
+      <w:r>
+        <w:rPr>
+          <w:b/>
+          <w:lang w:val="gu_IN" w:bidi="gu_IN"/>
+        </w:rPr>
         <w:t>"તેઓ ભાઈઓ છે"</w:t>
       </w:r>
     </w:p>
@@ -21158,6 +24548,21 @@
           <w:b/>
           <w:lang w:val="gu_IN" w:bidi="gu_IN"/>
         </w:rPr>
+        <w:t>ἀγαπητοὶ</w:t>
+      </w:r>
+    </w:p>
+    <w:p>
+      <w:pPr/>
+      <w:r>
+        <w:rPr>
+          <w:lang w:val="gu_IN" w:bidi="gu_IN"/>
+        </w:rPr>
+      </w:r>
+      <w:r>
+        <w:rPr>
+          <w:b/>
+          <w:lang w:val="gu_IN" w:bidi="gu_IN"/>
+        </w:rPr>
         <w:t>"તથા વહાલા"</w:t>
       </w:r>
     </w:p>
@@ -21221,6 +24626,21 @@
           <w:b/>
           <w:lang w:val="gu_IN" w:bidi="gu_IN"/>
         </w:rPr>
+        <w:t>ὑγιαίνουσι λόγοις</w:t>
+      </w:r>
+    </w:p>
+    <w:p>
+      <w:pPr/>
+      <w:r>
+        <w:rPr>
+          <w:lang w:val="gu_IN" w:bidi="gu_IN"/>
+        </w:rPr>
+      </w:r>
+      <w:r>
+        <w:rPr>
+          <w:b/>
+          <w:lang w:val="gu_IN" w:bidi="gu_IN"/>
+        </w:rPr>
         <w:t>"સાચા વચનો"</w:t>
       </w:r>
     </w:p>
@@ -21296,6 +24716,21 @@
           <w:b/>
           <w:lang w:val="gu_IN" w:bidi="gu_IN"/>
         </w:rPr>
+        <w:t>ὑγιαίνουσι λόγοις</w:t>
+      </w:r>
+    </w:p>
+    <w:p>
+      <w:pPr/>
+      <w:r>
+        <w:rPr>
+          <w:lang w:val="gu_IN" w:bidi="gu_IN"/>
+        </w:rPr>
+      </w:r>
+      <w:r>
+        <w:rPr>
+          <w:b/>
+          <w:lang w:val="gu_IN" w:bidi="gu_IN"/>
+        </w:rPr>
         <w:t>"સાચા વચનો"</w:t>
       </w:r>
     </w:p>
@@ -21384,6 +24819,21 @@
           <w:b/>
           <w:lang w:val="gu_IN" w:bidi="gu_IN"/>
         </w:rPr>
+        <w:t>τοῖς τοῦ Κυρίου ἡμῶν, Ἰησοῦ Χριστοῦ</w:t>
+      </w:r>
+    </w:p>
+    <w:p>
+      <w:pPr/>
+      <w:r>
+        <w:rPr>
+          <w:lang w:val="gu_IN" w:bidi="gu_IN"/>
+        </w:rPr>
+      </w:r>
+      <w:r>
+        <w:rPr>
+          <w:b/>
+          <w:lang w:val="gu_IN" w:bidi="gu_IN"/>
+        </w:rPr>
         <w:t>"જે પ્રભુ ઈસુ ખ્રિસ્તના"</w:t>
       </w:r>
     </w:p>
@@ -21447,6 +24897,21 @@
           <w:b/>
           <w:lang w:val="gu_IN" w:bidi="gu_IN"/>
         </w:rPr>
+        <w:t>τετύφωται</w:t>
+      </w:r>
+    </w:p>
+    <w:p>
+      <w:pPr/>
+      <w:r>
+        <w:rPr>
+          <w:lang w:val="gu_IN" w:bidi="gu_IN"/>
+        </w:rPr>
+      </w:r>
+      <w:r>
+        <w:rPr>
+          <w:b/>
+          <w:lang w:val="gu_IN" w:bidi="gu_IN"/>
+        </w:rPr>
         <w:t>"તો તે ઘમંડી થયો છે"</w:t>
       </w:r>
     </w:p>
@@ -21522,6 +24987,21 @@
           <w:b/>
           <w:lang w:val="gu_IN" w:bidi="gu_IN"/>
         </w:rPr>
+        <w:t>τετύφωται</w:t>
+      </w:r>
+    </w:p>
+    <w:p>
+      <w:pPr/>
+      <w:r>
+        <w:rPr>
+          <w:lang w:val="gu_IN" w:bidi="gu_IN"/>
+        </w:rPr>
+      </w:r>
+      <w:r>
+        <w:rPr>
+          <w:b/>
+          <w:lang w:val="gu_IN" w:bidi="gu_IN"/>
+        </w:rPr>
         <w:t>"તો તે ઘમંડી થયો છે"</w:t>
       </w:r>
     </w:p>
@@ -21597,6 +25077,21 @@
           <w:b/>
           <w:lang w:val="gu_IN" w:bidi="gu_IN"/>
         </w:rPr>
+        <w:t>μηδὲν ἐπιστάμενος</w:t>
+      </w:r>
+    </w:p>
+    <w:p>
+      <w:pPr/>
+      <w:r>
+        <w:rPr>
+          <w:lang w:val="gu_IN" w:bidi="gu_IN"/>
+        </w:rPr>
+      </w:r>
+      <w:r>
+        <w:rPr>
+          <w:b/>
+          <w:lang w:val="gu_IN" w:bidi="gu_IN"/>
+        </w:rPr>
         <w:t>"કશું સમજતો નથી"</w:t>
       </w:r>
     </w:p>
@@ -21671,6 +25166,21 @@
         <w:rPr>
           <w:lang w:val="gu_IN" w:bidi="gu_IN"/>
         </w:rPr>
+      </w:r>
+    </w:p>
+    <w:p>
+      <w:pPr/>
+      <w:r>
+        <w:rPr>
+          <w:lang w:val="gu_IN" w:bidi="gu_IN"/>
+        </w:rPr>
+      </w:r>
+      <w:r>
+        <w:rPr>
+          <w:b/>
+          <w:lang w:val="gu_IN" w:bidi="gu_IN"/>
+        </w:rPr>
+        <w:t>νοσῶν περὶ</w:t>
       </w:r>
     </w:p>
     <w:p>
@@ -21788,6 +25298,21 @@
           <w:b/>
           <w:lang w:val="gu_IN" w:bidi="gu_IN"/>
         </w:rPr>
+        <w:t>ὑπόνοιαι πονηραί</w:t>
+      </w:r>
+    </w:p>
+    <w:p>
+      <w:pPr/>
+      <w:r>
+        <w:rPr>
+          <w:lang w:val="gu_IN" w:bidi="gu_IN"/>
+        </w:rPr>
+      </w:r>
+      <w:r>
+        <w:rPr>
+          <w:b/>
+          <w:lang w:val="gu_IN" w:bidi="gu_IN"/>
+        </w:rPr>
         <w:t>"દુષ્ટ શંકાઓ"</w:t>
       </w:r>
     </w:p>
@@ -21851,6 +25376,21 @@
           <w:b/>
           <w:lang w:val="gu_IN" w:bidi="gu_IN"/>
         </w:rPr>
+        <w:t>διαπαρατριβαὶ</w:t>
+      </w:r>
+    </w:p>
+    <w:p>
+      <w:pPr/>
+      <w:r>
+        <w:rPr>
+          <w:lang w:val="gu_IN" w:bidi="gu_IN"/>
+        </w:rPr>
+      </w:r>
+      <w:r>
+        <w:rPr>
+          <w:b/>
+          <w:lang w:val="gu_IN" w:bidi="gu_IN"/>
+        </w:rPr>
         <w:t>"ઝગડા"</w:t>
       </w:r>
     </w:p>
@@ -21939,6 +25479,21 @@
           <w:b/>
           <w:lang w:val="gu_IN" w:bidi="gu_IN"/>
         </w:rPr>
+        <w:t>ἀνθρώπων</w:t>
+      </w:r>
+    </w:p>
+    <w:p>
+      <w:pPr/>
+      <w:r>
+        <w:rPr>
+          <w:lang w:val="gu_IN" w:bidi="gu_IN"/>
+        </w:rPr>
+      </w:r>
+      <w:r>
+        <w:rPr>
+          <w:b/>
+          <w:lang w:val="gu_IN" w:bidi="gu_IN"/>
+        </w:rPr>
         <w:t>"માણસો વચ્ચે"</w:t>
       </w:r>
     </w:p>
@@ -22102,6 +25657,21 @@
           <w:b/>
           <w:lang w:val="gu_IN" w:bidi="gu_IN"/>
         </w:rPr>
+        <w:t>τῆς ἀληθείας</w:t>
+      </w:r>
+    </w:p>
+    <w:p>
+      <w:pPr/>
+      <w:r>
+        <w:rPr>
+          <w:lang w:val="gu_IN" w:bidi="gu_IN"/>
+        </w:rPr>
+      </w:r>
+      <w:r>
+        <w:rPr>
+          <w:b/>
+          <w:lang w:val="gu_IN" w:bidi="gu_IN"/>
+        </w:rPr>
         <w:t>"માણસો વચ્ચે મન દૂષિત થઈ ગયું હોવાથી અને સત્યથી વંચિત કરાયેલ હોવાથી"</w:t>
       </w:r>
     </w:p>
@@ -22177,6 +25747,21 @@
           <w:b/>
           <w:lang w:val="gu_IN" w:bidi="gu_IN"/>
         </w:rPr>
+        <w:t>δὲ</w:t>
+      </w:r>
+    </w:p>
+    <w:p>
+      <w:pPr/>
+      <w:r>
+        <w:rPr>
+          <w:lang w:val="gu_IN" w:bidi="gu_IN"/>
+        </w:rPr>
+      </w:r>
+      <w:r>
+        <w:rPr>
+          <w:b/>
+          <w:lang w:val="gu_IN" w:bidi="gu_IN"/>
+        </w:rPr>
         <w:t>"પરતું"</w:t>
       </w:r>
     </w:p>
@@ -22238,6 +25823,21 @@
         <w:rPr>
           <w:lang w:val="gu_IN" w:bidi="gu_IN"/>
         </w:rPr>
+      </w:r>
+    </w:p>
+    <w:p>
+      <w:pPr/>
+      <w:r>
+        <w:rPr>
+          <w:lang w:val="gu_IN" w:bidi="gu_IN"/>
+        </w:rPr>
+      </w:r>
+      <w:r>
+        <w:rPr>
+          <w:b/>
+          <w:lang w:val="gu_IN" w:bidi="gu_IN"/>
+        </w:rPr>
+        <w:t>ἡ εὐσέβεια μετὰ αὐταρκείας</w:t>
       </w:r>
     </w:p>
     <w:p>
@@ -22348,6 +25948,21 @@
           <w:b/>
           <w:lang w:val="gu_IN" w:bidi="gu_IN"/>
         </w:rPr>
+        <w:t>γὰρ</w:t>
+      </w:r>
+    </w:p>
+    <w:p>
+      <w:pPr/>
+      <w:r>
+        <w:rPr>
+          <w:lang w:val="gu_IN" w:bidi="gu_IN"/>
+        </w:rPr>
+      </w:r>
+      <w:r>
+        <w:rPr>
+          <w:b/>
+          <w:lang w:val="gu_IN" w:bidi="gu_IN"/>
+        </w:rPr>
         <w:t>"કેમ કે"</w:t>
       </w:r>
     </w:p>
@@ -22423,6 +26038,21 @@
           <w:b/>
           <w:lang w:val="gu_IN" w:bidi="gu_IN"/>
         </w:rPr>
+        <w:t>οὐδὲν &amp; εἰσηνέγκαμεν εἰς τὸν κόσμον</w:t>
+      </w:r>
+    </w:p>
+    <w:p>
+      <w:pPr/>
+      <w:r>
+        <w:rPr>
+          <w:lang w:val="gu_IN" w:bidi="gu_IN"/>
+        </w:rPr>
+      </w:r>
+      <w:r>
+        <w:rPr>
+          <w:b/>
+          <w:lang w:val="gu_IN" w:bidi="gu_IN"/>
+        </w:rPr>
         <w:t>"આપણે જગતમાં કશું જ લાવ્યા નથી"</w:t>
       </w:r>
     </w:p>
@@ -22498,6 +26128,21 @@
           <w:b/>
           <w:lang w:val="gu_IN" w:bidi="gu_IN"/>
         </w:rPr>
+        <w:t>ὅτι</w:t>
+      </w:r>
+    </w:p>
+    <w:p>
+      <w:pPr/>
+      <w:r>
+        <w:rPr>
+          <w:lang w:val="gu_IN" w:bidi="gu_IN"/>
+        </w:rPr>
+      </w:r>
+      <w:r>
+        <w:rPr>
+          <w:b/>
+          <w:lang w:val="gu_IN" w:bidi="gu_IN"/>
+        </w:rPr>
         <w:t>"જેથી"</w:t>
       </w:r>
     </w:p>
@@ -22573,6 +26218,21 @@
           <w:b/>
           <w:lang w:val="gu_IN" w:bidi="gu_IN"/>
         </w:rPr>
+        <w:t>οὐδὲ ἐξενεγκεῖν τι δυνάμεθα</w:t>
+      </w:r>
+    </w:p>
+    <w:p>
+      <w:pPr/>
+      <w:r>
+        <w:rPr>
+          <w:lang w:val="gu_IN" w:bidi="gu_IN"/>
+        </w:rPr>
+      </w:r>
+      <w:r>
+        <w:rPr>
+          <w:b/>
+          <w:lang w:val="gu_IN" w:bidi="gu_IN"/>
+        </w:rPr>
         <w:t>"આપણે તેમાંથી કશું જ લઇ જઈ શકતા નથી"</w:t>
       </w:r>
     </w:p>
@@ -22648,6 +26308,21 @@
           <w:b/>
           <w:lang w:val="gu_IN" w:bidi="gu_IN"/>
         </w:rPr>
+        <w:t>ἀρκεσθησόμεθα</w:t>
+      </w:r>
+    </w:p>
+    <w:p>
+      <w:pPr/>
+      <w:r>
+        <w:rPr>
+          <w:lang w:val="gu_IN" w:bidi="gu_IN"/>
+        </w:rPr>
+      </w:r>
+      <w:r>
+        <w:rPr>
+          <w:b/>
+          <w:lang w:val="gu_IN" w:bidi="gu_IN"/>
+        </w:rPr>
         <w:t>"આપણે સંતુષ્ટ રહીશું"</w:t>
       </w:r>
     </w:p>
@@ -22723,6 +26398,21 @@
           <w:b/>
           <w:lang w:val="gu_IN" w:bidi="gu_IN"/>
         </w:rPr>
+        <w:t>τούτοις ἀρκεσθησόμεθα</w:t>
+      </w:r>
+    </w:p>
+    <w:p>
+      <w:pPr/>
+      <w:r>
+        <w:rPr>
+          <w:lang w:val="gu_IN" w:bidi="gu_IN"/>
+        </w:rPr>
+      </w:r>
+      <w:r>
+        <w:rPr>
+          <w:b/>
+          <w:lang w:val="gu_IN" w:bidi="gu_IN"/>
+        </w:rPr>
         <w:t>"આપણે સંતુષ્ટ રહીશું"</w:t>
       </w:r>
     </w:p>
@@ -22798,6 +26488,21 @@
           <w:b/>
           <w:lang w:val="gu_IN" w:bidi="gu_IN"/>
         </w:rPr>
+        <w:t>ἐμπίπτουσιν εἰς πειρασμὸν, καὶ παγίδα, καὶ ἐπιθυμίας πολλὰς ἀνοήτους καὶ βλαβεράς</w:t>
+      </w:r>
+    </w:p>
+    <w:p>
+      <w:pPr/>
+      <w:r>
+        <w:rPr>
+          <w:lang w:val="gu_IN" w:bidi="gu_IN"/>
+        </w:rPr>
+      </w:r>
+      <w:r>
+        <w:rPr>
+          <w:b/>
+          <w:lang w:val="gu_IN" w:bidi="gu_IN"/>
+        </w:rPr>
         <w:t>"પરિક્ષણ તથા ફાંદા &amp; પડે છે"</w:t>
       </w:r>
     </w:p>
@@ -22873,6 +26578,21 @@
           <w:b/>
           <w:lang w:val="gu_IN" w:bidi="gu_IN"/>
         </w:rPr>
+        <w:t>εἰς πειρασμὸν, καὶ</w:t>
+      </w:r>
+    </w:p>
+    <w:p>
+      <w:pPr/>
+      <w:r>
+        <w:rPr>
+          <w:lang w:val="gu_IN" w:bidi="gu_IN"/>
+        </w:rPr>
+      </w:r>
+      <w:r>
+        <w:rPr>
+          <w:b/>
+          <w:lang w:val="gu_IN" w:bidi="gu_IN"/>
+        </w:rPr>
         <w:t>"મૂર્ખ અને હાનીકારક ઈચ્છાઓમાં"</w:t>
       </w:r>
     </w:p>
@@ -22987,6 +26707,21 @@
           <w:b/>
           <w:lang w:val="gu_IN" w:bidi="gu_IN"/>
         </w:rPr>
+        <w:t>αἵτινες βυθίζουσι τοὺς ἀνθρώπους εἰς ὄλεθρον καὶ ἀπώλειαν</w:t>
+      </w:r>
+    </w:p>
+    <w:p>
+      <w:pPr/>
+      <w:r>
+        <w:rPr>
+          <w:lang w:val="gu_IN" w:bidi="gu_IN"/>
+        </w:rPr>
+      </w:r>
+      <w:r>
+        <w:rPr>
+          <w:b/>
+          <w:lang w:val="gu_IN" w:bidi="gu_IN"/>
+        </w:rPr>
         <w:t>"જે માણસોને કંઈપણ પાયમાલી તથા વિનાશમાં ડુબાડે છે"</w:t>
       </w:r>
     </w:p>
@@ -23062,6 +26797,21 @@
           <w:b/>
           <w:lang w:val="gu_IN" w:bidi="gu_IN"/>
         </w:rPr>
+        <w:t>τοὺς ἀνθρώπους</w:t>
+      </w:r>
+    </w:p>
+    <w:p>
+      <w:pPr/>
+      <w:r>
+        <w:rPr>
+          <w:lang w:val="gu_IN" w:bidi="gu_IN"/>
+        </w:rPr>
+      </w:r>
+      <w:r>
+        <w:rPr>
+          <w:b/>
+          <w:lang w:val="gu_IN" w:bidi="gu_IN"/>
+        </w:rPr>
         <w:t>"માણસોને"</w:t>
       </w:r>
     </w:p>
@@ -23150,6 +26900,21 @@
           <w:b/>
           <w:lang w:val="gu_IN" w:bidi="gu_IN"/>
         </w:rPr>
+        <w:t>ὄλεθρον καὶ ἀπώλειαν</w:t>
+      </w:r>
+    </w:p>
+    <w:p>
+      <w:pPr/>
+      <w:r>
+        <w:rPr>
+          <w:lang w:val="gu_IN" w:bidi="gu_IN"/>
+        </w:rPr>
+      </w:r>
+      <w:r>
+        <w:rPr>
+          <w:b/>
+          <w:lang w:val="gu_IN" w:bidi="gu_IN"/>
+        </w:rPr>
         <w:t>"પાયમાલી તથા વિનાશમાં"</w:t>
       </w:r>
     </w:p>
@@ -23225,6 +26990,21 @@
           <w:b/>
           <w:lang w:val="gu_IN" w:bidi="gu_IN"/>
         </w:rPr>
+        <w:t>γὰρ</w:t>
+      </w:r>
+    </w:p>
+    <w:p>
+      <w:pPr/>
+      <w:r>
+        <w:rPr>
+          <w:lang w:val="gu_IN" w:bidi="gu_IN"/>
+        </w:rPr>
+      </w:r>
+      <w:r>
+        <w:rPr>
+          <w:b/>
+          <w:lang w:val="gu_IN" w:bidi="gu_IN"/>
+        </w:rPr>
         <w:t>"કેમ કે"</w:t>
       </w:r>
     </w:p>
@@ -23300,6 +27080,21 @@
           <w:b/>
           <w:lang w:val="gu_IN" w:bidi="gu_IN"/>
         </w:rPr>
+        <w:t>ῥίζα &amp; πάντων τῶν κακῶν ἐστιν ἡ φιλαργυρία</w:t>
+      </w:r>
+    </w:p>
+    <w:p>
+      <w:pPr/>
+      <w:r>
+        <w:rPr>
+          <w:lang w:val="gu_IN" w:bidi="gu_IN"/>
+        </w:rPr>
+      </w:r>
+      <w:r>
+        <w:rPr>
+          <w:b/>
+          <w:lang w:val="gu_IN" w:bidi="gu_IN"/>
+        </w:rPr>
         <w:t>"દ્રવ્ય પ્રેમ સર્વ પ્રકારની દુષ્ટતાઓનું મૂળ છે"</w:t>
       </w:r>
     </w:p>
@@ -23375,6 +27170,21 @@
           <w:b/>
           <w:lang w:val="gu_IN" w:bidi="gu_IN"/>
         </w:rPr>
+        <w:t>πάντων τῶν κακῶν</w:t>
+      </w:r>
+    </w:p>
+    <w:p>
+      <w:pPr/>
+      <w:r>
+        <w:rPr>
+          <w:lang w:val="gu_IN" w:bidi="gu_IN"/>
+        </w:rPr>
+      </w:r>
+      <w:r>
+        <w:rPr>
+          <w:b/>
+          <w:lang w:val="gu_IN" w:bidi="gu_IN"/>
+        </w:rPr>
         <w:t>"સર્વ પ્રકારની દુષ્ટતાઓનું"</w:t>
       </w:r>
     </w:p>
@@ -23463,6 +27273,21 @@
           <w:b/>
           <w:lang w:val="gu_IN" w:bidi="gu_IN"/>
         </w:rPr>
+        <w:t>ἧς &amp; ὀρεγόμενοι</w:t>
+      </w:r>
+    </w:p>
+    <w:p>
+      <w:pPr/>
+      <w:r>
+        <w:rPr>
+          <w:lang w:val="gu_IN" w:bidi="gu_IN"/>
+        </w:rPr>
+      </w:r>
+      <w:r>
+        <w:rPr>
+          <w:b/>
+          <w:lang w:val="gu_IN" w:bidi="gu_IN"/>
+        </w:rPr>
         <w:t>"જેની ઈચ્છા, કેટલાકે રાખવાથી"</w:t>
       </w:r>
     </w:p>
@@ -23526,6 +27351,21 @@
           <w:b/>
           <w:lang w:val="gu_IN" w:bidi="gu_IN"/>
         </w:rPr>
+        <w:t>ἧς τινες ὀρεγόμενοι, ἀπεπλανήθησαν ἀπὸ τῆς πίστεως, καὶ &amp; περιέπειραν</w:t>
+      </w:r>
+    </w:p>
+    <w:p>
+      <w:pPr/>
+      <w:r>
+        <w:rPr>
+          <w:lang w:val="gu_IN" w:bidi="gu_IN"/>
+        </w:rPr>
+      </w:r>
+      <w:r>
+        <w:rPr>
+          <w:b/>
+          <w:lang w:val="gu_IN" w:bidi="gu_IN"/>
+        </w:rPr>
         <w:t>"જેની ઈચ્છા, કેટલાકે રાખવાથી, વિશ્વાસથી દૂર થઇ ગયા છે"</w:t>
       </w:r>
     </w:p>
@@ -23601,6 +27441,21 @@
           <w:b/>
           <w:lang w:val="gu_IN" w:bidi="gu_IN"/>
         </w:rPr>
+        <w:t>ἀπεπλανήθησαν ἀπὸ τῆς πίστεως</w:t>
+      </w:r>
+    </w:p>
+    <w:p>
+      <w:pPr/>
+      <w:r>
+        <w:rPr>
+          <w:lang w:val="gu_IN" w:bidi="gu_IN"/>
+        </w:rPr>
+      </w:r>
+      <w:r>
+        <w:rPr>
+          <w:b/>
+          <w:lang w:val="gu_IN" w:bidi="gu_IN"/>
+        </w:rPr>
         <w:t>"વિશ્વાસથી દૂર થઇ ગયા છે"</w:t>
       </w:r>
     </w:p>
@@ -23676,6 +27531,21 @@
           <w:b/>
           <w:lang w:val="gu_IN" w:bidi="gu_IN"/>
         </w:rPr>
+        <w:t>ἑαυτοὺς περιέπειραν ὀδύναις πολλαῖς</w:t>
+      </w:r>
+    </w:p>
+    <w:p>
+      <w:pPr/>
+      <w:r>
+        <w:rPr>
+          <w:lang w:val="gu_IN" w:bidi="gu_IN"/>
+        </w:rPr>
+      </w:r>
+      <w:r>
+        <w:rPr>
+          <w:b/>
+          <w:lang w:val="gu_IN" w:bidi="gu_IN"/>
+        </w:rPr>
         <w:t>"પોતાને ઘણા દુઃખોથી વિંધ્યા છે"</w:t>
       </w:r>
     </w:p>
@@ -23751,6 +27621,21 @@
           <w:b/>
           <w:lang w:val="gu_IN" w:bidi="gu_IN"/>
         </w:rPr>
+        <w:t>ἄνθρωπε Θεοῦ</w:t>
+      </w:r>
+    </w:p>
+    <w:p>
+      <w:pPr/>
+      <w:r>
+        <w:rPr>
+          <w:lang w:val="gu_IN" w:bidi="gu_IN"/>
+        </w:rPr>
+      </w:r>
+      <w:r>
+        <w:rPr>
+          <w:b/>
+          <w:lang w:val="gu_IN" w:bidi="gu_IN"/>
+        </w:rPr>
         <w:t>"ઈશ્વરના માણસ"</w:t>
       </w:r>
     </w:p>
@@ -23814,6 +27699,21 @@
           <w:b/>
           <w:lang w:val="gu_IN" w:bidi="gu_IN"/>
         </w:rPr>
+        <w:t>ταῦτα φεῦγε</w:t>
+      </w:r>
+    </w:p>
+    <w:p>
+      <w:pPr/>
+      <w:r>
+        <w:rPr>
+          <w:lang w:val="gu_IN" w:bidi="gu_IN"/>
+        </w:rPr>
+      </w:r>
+      <w:r>
+        <w:rPr>
+          <w:b/>
+          <w:lang w:val="gu_IN" w:bidi="gu_IN"/>
+        </w:rPr>
         <w:t>"આ બાબતોથી ભાગી જા"</w:t>
       </w:r>
     </w:p>
@@ -23889,6 +27789,21 @@
           <w:b/>
           <w:lang w:val="gu_IN" w:bidi="gu_IN"/>
         </w:rPr>
+        <w:t>ταῦτα</w:t>
+      </w:r>
+    </w:p>
+    <w:p>
+      <w:pPr/>
+      <w:r>
+        <w:rPr>
+          <w:lang w:val="gu_IN" w:bidi="gu_IN"/>
+        </w:rPr>
+      </w:r>
+      <w:r>
+        <w:rPr>
+          <w:b/>
+          <w:lang w:val="gu_IN" w:bidi="gu_IN"/>
+        </w:rPr>
         <w:t>"આ બાબતોથી"</w:t>
       </w:r>
     </w:p>
@@ -23952,6 +27867,21 @@
           <w:b/>
           <w:lang w:val="gu_IN" w:bidi="gu_IN"/>
         </w:rPr>
+        <w:t>δίωκε</w:t>
+      </w:r>
+    </w:p>
+    <w:p>
+      <w:pPr/>
+      <w:r>
+        <w:rPr>
+          <w:lang w:val="gu_IN" w:bidi="gu_IN"/>
+        </w:rPr>
+      </w:r>
+      <w:r>
+        <w:rPr>
+          <w:b/>
+          <w:lang w:val="gu_IN" w:bidi="gu_IN"/>
+        </w:rPr>
         <w:t>"પાછળ લાગ"</w:t>
       </w:r>
     </w:p>
@@ -24027,6 +27957,21 @@
           <w:b/>
           <w:lang w:val="gu_IN" w:bidi="gu_IN"/>
         </w:rPr>
+        <w:t>ἀγωνίζου τὸν καλὸν ἀγῶνα τῆς πίστεως</w:t>
+      </w:r>
+    </w:p>
+    <w:p>
+      <w:pPr/>
+      <w:r>
+        <w:rPr>
+          <w:lang w:val="gu_IN" w:bidi="gu_IN"/>
+        </w:rPr>
+      </w:r>
+      <w:r>
+        <w:rPr>
+          <w:b/>
+          <w:lang w:val="gu_IN" w:bidi="gu_IN"/>
+        </w:rPr>
         <w:t>"વિશ્વાસની સારી લડાઈ લડ"</w:t>
       </w:r>
     </w:p>
@@ -24102,6 +28047,21 @@
           <w:b/>
           <w:lang w:val="gu_IN" w:bidi="gu_IN"/>
         </w:rPr>
+        <w:t>ἐπιλαβοῦ τῆς αἰωνίου ζωῆς</w:t>
+      </w:r>
+    </w:p>
+    <w:p>
+      <w:pPr/>
+      <w:r>
+        <w:rPr>
+          <w:lang w:val="gu_IN" w:bidi="gu_IN"/>
+        </w:rPr>
+      </w:r>
+      <w:r>
+        <w:rPr>
+          <w:b/>
+          <w:lang w:val="gu_IN" w:bidi="gu_IN"/>
+        </w:rPr>
         <w:t>"અનંતકાળીક જીવન ગ્રહણ કરી લે"</w:t>
       </w:r>
     </w:p>
@@ -24177,6 +28137,21 @@
           <w:b/>
           <w:lang w:val="gu_IN" w:bidi="gu_IN"/>
         </w:rPr>
+        <w:t>ἐκλήθης</w:t>
+      </w:r>
+    </w:p>
+    <w:p>
+      <w:pPr/>
+      <w:r>
+        <w:rPr>
+          <w:lang w:val="gu_IN" w:bidi="gu_IN"/>
+        </w:rPr>
+      </w:r>
+      <w:r>
+        <w:rPr>
+          <w:b/>
+          <w:lang w:val="gu_IN" w:bidi="gu_IN"/>
+        </w:rPr>
         <w:t>"કે જેને માટે તું તેડાયેલો છે"</w:t>
       </w:r>
     </w:p>
@@ -24252,6 +28227,21 @@
           <w:b/>
           <w:lang w:val="gu_IN" w:bidi="gu_IN"/>
         </w:rPr>
+        <w:t>ὡμολόγησας τὴν καλὴν ὁμολογίαν</w:t>
+      </w:r>
+    </w:p>
+    <w:p>
+      <w:pPr/>
+      <w:r>
+        <w:rPr>
+          <w:lang w:val="gu_IN" w:bidi="gu_IN"/>
+        </w:rPr>
+      </w:r>
+      <w:r>
+        <w:rPr>
+          <w:b/>
+          <w:lang w:val="gu_IN" w:bidi="gu_IN"/>
+        </w:rPr>
         <w:t>"તેં સારી કબુલાત કરેલી છે"</w:t>
       </w:r>
     </w:p>
@@ -24315,6 +28305,21 @@
           <w:b/>
           <w:lang w:val="gu_IN" w:bidi="gu_IN"/>
         </w:rPr>
+        <w:t>ἐνώπιον πολλῶν μαρτύρων</w:t>
+      </w:r>
+    </w:p>
+    <w:p>
+      <w:pPr/>
+      <w:r>
+        <w:rPr>
+          <w:lang w:val="gu_IN" w:bidi="gu_IN"/>
+        </w:rPr>
+      </w:r>
+      <w:r>
+        <w:rPr>
+          <w:b/>
+          <w:lang w:val="gu_IN" w:bidi="gu_IN"/>
+        </w:rPr>
         <w:t>"ઘણાં સાક્ષીઓની આગળ"</w:t>
       </w:r>
     </w:p>
@@ -24390,6 +28395,21 @@
           <w:b/>
           <w:lang w:val="gu_IN" w:bidi="gu_IN"/>
         </w:rPr>
+        <w:t>παραγγέλλω σοι ἐνώπιον τοῦ Θεοῦ</w:t>
+      </w:r>
+    </w:p>
+    <w:p>
+      <w:pPr/>
+      <w:r>
+        <w:rPr>
+          <w:lang w:val="gu_IN" w:bidi="gu_IN"/>
+        </w:rPr>
+      </w:r>
+      <w:r>
+        <w:rPr>
+          <w:b/>
+          <w:lang w:val="gu_IN" w:bidi="gu_IN"/>
+        </w:rPr>
         <w:t>"ઈશ્વર આગળ"</w:t>
       </w:r>
     </w:p>
@@ -24465,6 +28485,21 @@
           <w:b/>
           <w:lang w:val="gu_IN" w:bidi="gu_IN"/>
         </w:rPr>
+        <w:t>τὰ πάντα</w:t>
+      </w:r>
+    </w:p>
+    <w:p>
+      <w:pPr/>
+      <w:r>
+        <w:rPr>
+          <w:lang w:val="gu_IN" w:bidi="gu_IN"/>
+        </w:rPr>
+      </w:r>
+      <w:r>
+        <w:rPr>
+          <w:b/>
+          <w:lang w:val="gu_IN" w:bidi="gu_IN"/>
+        </w:rPr>
         <w:t>"જે સર્વને જીવંત કરે છે"</w:t>
       </w:r>
     </w:p>
@@ -24528,6 +28563,21 @@
           <w:b/>
           <w:lang w:val="gu_IN" w:bidi="gu_IN"/>
         </w:rPr>
+        <w:t>τοῦ μαρτυρήσαντος ἐπὶ Ποντίου Πειλάτου τὴν καλὴν ὁμολογίαν</w:t>
+      </w:r>
+    </w:p>
+    <w:p>
+      <w:pPr/>
+      <w:r>
+        <w:rPr>
+          <w:lang w:val="gu_IN" w:bidi="gu_IN"/>
+        </w:rPr>
+      </w:r>
+      <w:r>
+        <w:rPr>
+          <w:b/>
+          <w:lang w:val="gu_IN" w:bidi="gu_IN"/>
+        </w:rPr>
         <w:t>"જેમણે પોંતિયુસ પિલાતની આગળ કબૂલાતની સારી સાક્ષી આપી"</w:t>
       </w:r>
     </w:p>
@@ -24603,6 +28653,21 @@
           <w:b/>
           <w:lang w:val="gu_IN" w:bidi="gu_IN"/>
         </w:rPr>
+        <w:t>ἄσπιλον ἀνεπίλημπτον</w:t>
+      </w:r>
+    </w:p>
+    <w:p>
+      <w:pPr/>
+      <w:r>
+        <w:rPr>
+          <w:lang w:val="gu_IN" w:bidi="gu_IN"/>
+        </w:rPr>
+      </w:r>
+      <w:r>
+        <w:rPr>
+          <w:b/>
+          <w:lang w:val="gu_IN" w:bidi="gu_IN"/>
+        </w:rPr>
         <w:t>"નિષ્કલંક, ડાઘરહિત"</w:t>
       </w:r>
     </w:p>
@@ -24698,6 +28763,21 @@
           <w:b/>
           <w:lang w:val="gu_IN" w:bidi="gu_IN"/>
         </w:rPr>
+        <w:t>ἄσπιλον</w:t>
+      </w:r>
+    </w:p>
+    <w:p>
+      <w:pPr/>
+      <w:r>
+        <w:rPr>
+          <w:lang w:val="gu_IN" w:bidi="gu_IN"/>
+        </w:rPr>
+      </w:r>
+      <w:r>
+        <w:rPr>
+          <w:b/>
+          <w:lang w:val="gu_IN" w:bidi="gu_IN"/>
+        </w:rPr>
         <w:t>"ડાઘરહિત"</w:t>
       </w:r>
     </w:p>
@@ -24822,6 +28902,21 @@
         <w:rPr>
           <w:lang w:val="gu_IN" w:bidi="gu_IN"/>
         </w:rPr>
+      </w:r>
+    </w:p>
+    <w:p>
+      <w:pPr/>
+      <w:r>
+        <w:rPr>
+          <w:lang w:val="gu_IN" w:bidi="gu_IN"/>
+        </w:rPr>
+      </w:r>
+      <w:r>
+        <w:rPr>
+          <w:b/>
+          <w:lang w:val="gu_IN" w:bidi="gu_IN"/>
+        </w:rPr>
+        <w:t>καιροῖς ἰδίοις</w:t>
       </w:r>
     </w:p>
     <w:p>
@@ -24929,6 +29024,21 @@
           <w:b/>
           <w:lang w:val="gu_IN" w:bidi="gu_IN"/>
         </w:rPr>
+        <w:t>ὁ μακάριος καὶ μόνος Δυνάστης</w:t>
+      </w:r>
+    </w:p>
+    <w:p>
+      <w:pPr/>
+      <w:r>
+        <w:rPr>
+          <w:lang w:val="gu_IN" w:bidi="gu_IN"/>
+        </w:rPr>
+      </w:r>
+      <w:r>
+        <w:rPr>
+          <w:b/>
+          <w:lang w:val="gu_IN" w:bidi="gu_IN"/>
+        </w:rPr>
         <w:t>"આશીર્વાદિત તથા એકલા સર્વોપરી, રાજાઓના રાજા"</w:t>
       </w:r>
     </w:p>
@@ -25004,6 +29114,21 @@
           <w:b/>
           <w:lang w:val="gu_IN" w:bidi="gu_IN"/>
         </w:rPr>
+        <w:t>ὁ μόνος ἔχων ἀθανασίαν</w:t>
+      </w:r>
+    </w:p>
+    <w:p>
+      <w:pPr/>
+      <w:r>
+        <w:rPr>
+          <w:lang w:val="gu_IN" w:bidi="gu_IN"/>
+        </w:rPr>
+      </w:r>
+      <w:r>
+        <w:rPr>
+          <w:b/>
+          <w:lang w:val="gu_IN" w:bidi="gu_IN"/>
+        </w:rPr>
         <w:t>"જેઓ એકમાત્ર અવિનાશી છે"</w:t>
       </w:r>
     </w:p>
@@ -25067,6 +29192,21 @@
           <w:b/>
           <w:lang w:val="gu_IN" w:bidi="gu_IN"/>
         </w:rPr>
+        <w:t>φῶς οἰκῶν ἀπρόσιτον</w:t>
+      </w:r>
+    </w:p>
+    <w:p>
+      <w:pPr/>
+      <w:r>
+        <w:rPr>
+          <w:lang w:val="gu_IN" w:bidi="gu_IN"/>
+        </w:rPr>
+      </w:r>
+      <w:r>
+        <w:rPr>
+          <w:b/>
+          <w:lang w:val="gu_IN" w:bidi="gu_IN"/>
+        </w:rPr>
         <w:t>"જે પાસે જઈ શકાય નહિ એવા પ્રકાશમાં રહે છે"</w:t>
       </w:r>
     </w:p>
@@ -25130,6 +29270,21 @@
           <w:b/>
           <w:lang w:val="gu_IN" w:bidi="gu_IN"/>
         </w:rPr>
+        <w:t>οὐδεὶς ἀνθρώπων</w:t>
+      </w:r>
+    </w:p>
+    <w:p>
+      <w:pPr/>
+      <w:r>
+        <w:rPr>
+          <w:lang w:val="gu_IN" w:bidi="gu_IN"/>
+        </w:rPr>
+      </w:r>
+      <w:r>
+        <w:rPr>
+          <w:b/>
+          <w:lang w:val="gu_IN" w:bidi="gu_IN"/>
+        </w:rPr>
         <w:t>"કોઈ મનુષ્યોએ જોયા નથી"</w:t>
       </w:r>
     </w:p>
@@ -25218,6 +29373,21 @@
           <w:b/>
           <w:lang w:val="gu_IN" w:bidi="gu_IN"/>
         </w:rPr>
+        <w:t>τοῖς πλουσίοις</w:t>
+      </w:r>
+    </w:p>
+    <w:p>
+      <w:pPr/>
+      <w:r>
+        <w:rPr>
+          <w:lang w:val="gu_IN" w:bidi="gu_IN"/>
+        </w:rPr>
+      </w:r>
+      <w:r>
+        <w:rPr>
+          <w:b/>
+          <w:lang w:val="gu_IN" w:bidi="gu_IN"/>
+        </w:rPr>
         <w:t>"દ્રવ્યવાનોને"</w:t>
       </w:r>
     </w:p>
@@ -25293,6 +29463,21 @@
           <w:b/>
           <w:lang w:val="gu_IN" w:bidi="gu_IN"/>
         </w:rPr>
+        <w:t>ἐν τῷ νῦν αἰῶνι</w:t>
+      </w:r>
+    </w:p>
+    <w:p>
+      <w:pPr/>
+      <w:r>
+        <w:rPr>
+          <w:lang w:val="gu_IN" w:bidi="gu_IN"/>
+        </w:rPr>
+      </w:r>
+      <w:r>
+        <w:rPr>
+          <w:b/>
+          <w:lang w:val="gu_IN" w:bidi="gu_IN"/>
+        </w:rPr>
         <w:t>"વર્તમાન યુગમાં"</w:t>
       </w:r>
     </w:p>
@@ -25363,6 +29548,21 @@
           <w:b/>
           <w:lang w:val="gu_IN" w:bidi="gu_IN"/>
         </w:rPr>
+        <w:t>πλούτου ἀδηλότητι</w:t>
+      </w:r>
+    </w:p>
+    <w:p>
+      <w:pPr/>
+      <w:r>
+        <w:rPr>
+          <w:lang w:val="gu_IN" w:bidi="gu_IN"/>
+        </w:rPr>
+      </w:r>
+      <w:r>
+        <w:rPr>
+          <w:b/>
+          <w:lang w:val="gu_IN" w:bidi="gu_IN"/>
+        </w:rPr>
         <w:t>"દ્રવ્યની અનિશ્ચિતતા પર"</w:t>
       </w:r>
     </w:p>
@@ -25451,6 +29651,21 @@
           <w:b/>
           <w:lang w:val="gu_IN" w:bidi="gu_IN"/>
         </w:rPr>
+        <w:t>πάντα</w:t>
+      </w:r>
+    </w:p>
+    <w:p>
+      <w:pPr/>
+      <w:r>
+        <w:rPr>
+          <w:lang w:val="gu_IN" w:bidi="gu_IN"/>
+        </w:rPr>
+      </w:r>
+      <w:r>
+        <w:rPr>
+          <w:b/>
+          <w:lang w:val="gu_IN" w:bidi="gu_IN"/>
+        </w:rPr>
         <w:t>"આનંદ-પ્રમોદને માટે &amp; સર્વ બાબતો"</w:t>
       </w:r>
     </w:p>
@@ -25533,6 +29748,21 @@
           <w:b/>
           <w:lang w:val="gu_IN" w:bidi="gu_IN"/>
         </w:rPr>
+        <w:t>πλουτεῖν ἐν ἔργοις καλοῖς</w:t>
+      </w:r>
+    </w:p>
+    <w:p>
+      <w:pPr/>
+      <w:r>
+        <w:rPr>
+          <w:lang w:val="gu_IN" w:bidi="gu_IN"/>
+        </w:rPr>
+      </w:r>
+      <w:r>
+        <w:rPr>
+          <w:b/>
+          <w:lang w:val="gu_IN" w:bidi="gu_IN"/>
+        </w:rPr>
         <w:t>"સારા કાર્યોમાં સમૃદ્ધ બનવા"</w:t>
       </w:r>
     </w:p>
@@ -25608,6 +29838,21 @@
           <w:b/>
           <w:lang w:val="gu_IN" w:bidi="gu_IN"/>
         </w:rPr>
+        <w:t>ἀποθησαυρίζοντας ἑαυτοῖς θεμέλιον καλὸν εἰς τὸ μέλλον</w:t>
+      </w:r>
+    </w:p>
+    <w:p>
+      <w:pPr/>
+      <w:r>
+        <w:rPr>
+          <w:lang w:val="gu_IN" w:bidi="gu_IN"/>
+        </w:rPr>
+      </w:r>
+      <w:r>
+        <w:rPr>
+          <w:b/>
+          <w:lang w:val="gu_IN" w:bidi="gu_IN"/>
+        </w:rPr>
         <w:t>"જે આવનાર છે તેને માટે પોતાને એક સારા આધાર તરીકે સ્થાપિત કરવા"</w:t>
       </w:r>
     </w:p>
@@ -25683,6 +29928,21 @@
           <w:b/>
           <w:lang w:val="gu_IN" w:bidi="gu_IN"/>
         </w:rPr>
+        <w:t>εἰς τὸ μέλλον</w:t>
+      </w:r>
+    </w:p>
+    <w:p>
+      <w:pPr/>
+      <w:r>
+        <w:rPr>
+          <w:lang w:val="gu_IN" w:bidi="gu_IN"/>
+        </w:rPr>
+      </w:r>
+      <w:r>
+        <w:rPr>
+          <w:b/>
+          <w:lang w:val="gu_IN" w:bidi="gu_IN"/>
+        </w:rPr>
         <w:t>"જે આવનાર છે તેને માટે"</w:t>
       </w:r>
     </w:p>
@@ -25758,6 +30018,21 @@
           <w:b/>
           <w:lang w:val="gu_IN" w:bidi="gu_IN"/>
         </w:rPr>
+        <w:t>ἐπιλάβωνται τῆς ὄντως ζωῆς</w:t>
+      </w:r>
+    </w:p>
+    <w:p>
+      <w:pPr/>
+      <w:r>
+        <w:rPr>
+          <w:lang w:val="gu_IN" w:bidi="gu_IN"/>
+        </w:rPr>
+      </w:r>
+      <w:r>
+        <w:rPr>
+          <w:b/>
+          <w:lang w:val="gu_IN" w:bidi="gu_IN"/>
+        </w:rPr>
         <w:t>"કે જેથી તેઓ સાચું જીવન ગ્રહણ કરે"</w:t>
       </w:r>
     </w:p>
@@ -25846,6 +30121,21 @@
           <w:b/>
           <w:lang w:val="gu_IN" w:bidi="gu_IN"/>
         </w:rPr>
+        <w:t>τὴν παραθήκην φύλαξον</w:t>
+      </w:r>
+    </w:p>
+    <w:p>
+      <w:pPr/>
+      <w:r>
+        <w:rPr>
+          <w:lang w:val="gu_IN" w:bidi="gu_IN"/>
+        </w:rPr>
+      </w:r>
+      <w:r>
+        <w:rPr>
+          <w:b/>
+          <w:lang w:val="gu_IN" w:bidi="gu_IN"/>
+        </w:rPr>
         <w:t>"સોંપેલાની રક્ષા કર"</w:t>
       </w:r>
     </w:p>
@@ -25921,6 +30211,21 @@
           <w:b/>
           <w:lang w:val="gu_IN" w:bidi="gu_IN"/>
         </w:rPr>
+        <w:t>τὰς βεβήλους κενοφωνίας</w:t>
+      </w:r>
+    </w:p>
+    <w:p>
+      <w:pPr/>
+      <w:r>
+        <w:rPr>
+          <w:lang w:val="gu_IN" w:bidi="gu_IN"/>
+        </w:rPr>
+      </w:r>
+      <w:r>
+        <w:rPr>
+          <w:b/>
+          <w:lang w:val="gu_IN" w:bidi="gu_IN"/>
+        </w:rPr>
         <w:t>"અશુદ્ધ ચર્ચા &amp; દૂર રહે"</w:t>
       </w:r>
     </w:p>
@@ -26003,6 +30308,21 @@
           <w:b/>
           <w:lang w:val="gu_IN" w:bidi="gu_IN"/>
         </w:rPr>
+        <w:t>ἀντιθέσεις τῆς ψευδωνύμου γνώσεως</w:t>
+      </w:r>
+    </w:p>
+    <w:p>
+      <w:pPr/>
+      <w:r>
+        <w:rPr>
+          <w:lang w:val="gu_IN" w:bidi="gu_IN"/>
+        </w:rPr>
+      </w:r>
+      <w:r>
+        <w:rPr>
+          <w:b/>
+          <w:lang w:val="gu_IN" w:bidi="gu_IN"/>
+        </w:rPr>
         <w:t>"તથા વિરોધાભાસી"</w:t>
       </w:r>
     </w:p>
@@ -26066,6 +30386,21 @@
           <w:b/>
           <w:lang w:val="gu_IN" w:bidi="gu_IN"/>
         </w:rPr>
+        <w:t>περὶ τὴν πίστιν ἠστόχησαν</w:t>
+      </w:r>
+    </w:p>
+    <w:p>
+      <w:pPr/>
+      <w:r>
+        <w:rPr>
+          <w:lang w:val="gu_IN" w:bidi="gu_IN"/>
+        </w:rPr>
+      </w:r>
+      <w:r>
+        <w:rPr>
+          <w:b/>
+          <w:lang w:val="gu_IN" w:bidi="gu_IN"/>
+        </w:rPr>
         <w:t>"વિશ્વાસનું નિશાન ચુકી ગયા છે"</w:t>
       </w:r>
     </w:p>
@@ -26141,6 +30476,21 @@
           <w:b/>
           <w:lang w:val="gu_IN" w:bidi="gu_IN"/>
         </w:rPr>
+        <w:t>ἡ χάρις μεθ’ ὑμῶν</w:t>
+      </w:r>
+    </w:p>
+    <w:p>
+      <w:pPr/>
+      <w:r>
+        <w:rPr>
+          <w:lang w:val="gu_IN" w:bidi="gu_IN"/>
+        </w:rPr>
+      </w:r>
+      <w:r>
+        <w:rPr>
+          <w:b/>
+          <w:lang w:val="gu_IN" w:bidi="gu_IN"/>
+        </w:rPr>
         <w:t>"તારા પર કૃપા થાઓ"</w:t>
       </w:r>
     </w:p>
@@ -26190,6 +30540,21 @@
         <w:rPr>
           <w:lang w:val="gu_IN" w:bidi="gu_IN"/>
         </w:rPr>
+      </w:r>
+    </w:p>
+    <w:p>
+      <w:pPr/>
+      <w:r>
+        <w:rPr>
+          <w:lang w:val="gu_IN" w:bidi="gu_IN"/>
+        </w:rPr>
+      </w:r>
+      <w:r>
+        <w:rPr>
+          <w:b/>
+          <w:lang w:val="gu_IN" w:bidi="gu_IN"/>
+        </w:rPr>
+        <w:t>ἡ χάρις μεθ’ ὑμῶν</w:t>
       </w:r>
     </w:p>
     <w:p>

--- a/guj/docx/54.content.docx
+++ b/guj/docx/54.content.docx
@@ -1043,6 +1043,21 @@
           <w:b/>
           <w:lang w:val="gu_IN" w:bidi="gu_IN"/>
         </w:rPr>
+        <w:t>χάρις, ἔλεος, εἰρήνη ἀπὸ Θεοῦ Πατρὸς καὶ Χριστοῦ Ἰησοῦ τοῦ Κυρίου ἡμῶν</w:t>
+      </w:r>
+    </w:p>
+    <w:p>
+      <w:pPr/>
+      <w:r>
+        <w:rPr>
+          <w:lang w:val="gu_IN" w:bidi="gu_IN"/>
+        </w:rPr>
+      </w:r>
+      <w:r>
+        <w:rPr>
+          <w:b/>
+          <w:lang w:val="gu_IN" w:bidi="gu_IN"/>
+        </w:rPr>
         <w:t>"ખ્રિસ્ત ઈસુ આપણા પ્રભુની"</w:t>
       </w:r>
     </w:p>
@@ -3718,6 +3733,21 @@
           <w:b/>
           <w:lang w:val="gu_IN" w:bidi="gu_IN"/>
         </w:rPr>
+        <w:t>πιστόν με ἡγήσατο</w:t>
+      </w:r>
+    </w:p>
+    <w:p>
+      <w:pPr/>
+      <w:r>
+        <w:rPr>
+          <w:lang w:val="gu_IN" w:bidi="gu_IN"/>
+        </w:rPr>
+      </w:r>
+      <w:r>
+        <w:rPr>
+          <w:b/>
+          <w:lang w:val="gu_IN" w:bidi="gu_IN"/>
+        </w:rPr>
         <w:t>"તેમણે મને વિશ્વાસયોગ્ય ગણ્યો"</w:t>
       </w:r>
     </w:p>
@@ -3918,6 +3948,21 @@
         <w:rPr>
           <w:lang w:val="gu_IN" w:bidi="gu_IN"/>
         </w:rPr>
+      </w:r>
+    </w:p>
+    <w:p>
+      <w:pPr/>
+      <w:r>
+        <w:rPr>
+          <w:lang w:val="gu_IN" w:bidi="gu_IN"/>
+        </w:rPr>
+      </w:r>
+      <w:r>
+        <w:rPr>
+          <w:b/>
+          <w:lang w:val="gu_IN" w:bidi="gu_IN"/>
+        </w:rPr>
+        <w:t>ἠλεήθην, ὅτι ἀγνοῶν, ἐποίησα ἐν ἀπιστίᾳ</w:t>
       </w:r>
     </w:p>
     <w:p>
@@ -5500,6 +5545,21 @@
           <w:b/>
           <w:lang w:val="gu_IN" w:bidi="gu_IN"/>
         </w:rPr>
+        <w:t>ποιεῖσθαι δεήσεις, προσευχάς, ἐντεύξεις, εὐχαριστίας</w:t>
+      </w:r>
+    </w:p>
+    <w:p>
+      <w:pPr/>
+      <w:r>
+        <w:rPr>
+          <w:lang w:val="gu_IN" w:bidi="gu_IN"/>
+        </w:rPr>
+      </w:r>
+      <w:r>
+        <w:rPr>
+          <w:b/>
+          <w:lang w:val="gu_IN" w:bidi="gu_IN"/>
+        </w:rPr>
         <w:t>"વિનંતી, પ્રાર્થના, મધ્યસ્થી તથા આભારસ્તુતિ કરવામાં આવે"</w:t>
       </w:r>
     </w:p>
@@ -8575,6 +8635,21 @@
           <w:b/>
           <w:lang w:val="gu_IN" w:bidi="gu_IN"/>
         </w:rPr>
+        <w:t>μείνωσιν ἐν πίστει, καὶ ἀγάπῃ, καὶ ἁγιασμῷ, μετὰ σωφροσύνης</w:t>
+      </w:r>
+    </w:p>
+    <w:p>
+      <w:pPr/>
+      <w:r>
+        <w:rPr>
+          <w:lang w:val="gu_IN" w:bidi="gu_IN"/>
+        </w:rPr>
+      </w:r>
+      <w:r>
+        <w:rPr>
+          <w:b/>
+          <w:lang w:val="gu_IN" w:bidi="gu_IN"/>
+        </w:rPr>
         <w:t>"વિશ્વાસમાં તથા પ્રેમમાં તથા પવિત્રતામાં"</w:t>
       </w:r>
     </w:p>
@@ -8796,6 +8871,21 @@
           <w:b/>
           <w:lang w:val="gu_IN" w:bidi="gu_IN"/>
         </w:rPr>
+        <w:t>εἴ τις ἐπισκοπῆς ὀρέγεται, καλοῦ ἔργου ἐπιθυμεῖ</w:t>
+      </w:r>
+    </w:p>
+    <w:p>
+      <w:pPr/>
+      <w:r>
+        <w:rPr>
+          <w:lang w:val="gu_IN" w:bidi="gu_IN"/>
+        </w:rPr>
+      </w:r>
+      <w:r>
+        <w:rPr>
+          <w:b/>
+          <w:lang w:val="gu_IN" w:bidi="gu_IN"/>
+        </w:rPr>
         <w:t>"આ વચન વિશ્વસનીય છે"</w:t>
       </w:r>
     </w:p>
@@ -9117,6 +9207,21 @@
           <w:b/>
           <w:lang w:val="gu_IN" w:bidi="gu_IN"/>
         </w:rPr>
+        <w:t>μὴ πάροινον</w:t>
+      </w:r>
+    </w:p>
+    <w:p>
+      <w:pPr/>
+      <w:r>
+        <w:rPr>
+          <w:lang w:val="gu_IN" w:bidi="gu_IN"/>
+        </w:rPr>
+      </w:r>
+      <w:r>
+        <w:rPr>
+          <w:b/>
+          <w:lang w:val="gu_IN" w:bidi="gu_IN"/>
+        </w:rPr>
         <w:t>"દારૂડિયો નહિ, વાદવિવાદ કરનાર નહિ &amp; પરંતુ સૌમ્ય, શાંતિપ્રિય"</w:t>
       </w:r>
     </w:p>
@@ -9180,6 +9285,21 @@
           <w:b/>
           <w:lang w:val="gu_IN" w:bidi="gu_IN"/>
         </w:rPr>
+        <w:t>ἀφιλάργυρον</w:t>
+      </w:r>
+    </w:p>
+    <w:p>
+      <w:pPr/>
+      <w:r>
+        <w:rPr>
+          <w:lang w:val="gu_IN" w:bidi="gu_IN"/>
+        </w:rPr>
+      </w:r>
+      <w:r>
+        <w:rPr>
+          <w:b/>
+          <w:lang w:val="gu_IN" w:bidi="gu_IN"/>
+        </w:rPr>
         <w:t>"પૈસાપ્રેમી નહિ"</w:t>
       </w:r>
     </w:p>
@@ -9268,6 +9388,21 @@
           <w:b/>
           <w:lang w:val="gu_IN" w:bidi="gu_IN"/>
         </w:rPr>
+        <w:t>προϊστάμενον</w:t>
+      </w:r>
+    </w:p>
+    <w:p>
+      <w:pPr/>
+      <w:r>
+        <w:rPr>
+          <w:lang w:val="gu_IN" w:bidi="gu_IN"/>
+        </w:rPr>
+      </w:r>
+      <w:r>
+        <w:rPr>
+          <w:b/>
+          <w:lang w:val="gu_IN" w:bidi="gu_IN"/>
+        </w:rPr>
         <w:t>"સંચાલન કરનાર"</w:t>
       </w:r>
     </w:p>
@@ -9602,6 +9737,21 @@
           <w:b/>
           <w:lang w:val="gu_IN" w:bidi="gu_IN"/>
         </w:rPr>
+        <w:t>μὴ νεόφυτον</w:t>
+      </w:r>
+    </w:p>
+    <w:p>
+      <w:pPr/>
+      <w:r>
+        <w:rPr>
+          <w:lang w:val="gu_IN" w:bidi="gu_IN"/>
+        </w:rPr>
+      </w:r>
+      <w:r>
+        <w:rPr>
+          <w:b/>
+          <w:lang w:val="gu_IN" w:bidi="gu_IN"/>
+        </w:rPr>
         <w:t>"નવો વિશ્વાસી નહિ"</w:t>
       </w:r>
     </w:p>
@@ -10191,6 +10341,21 @@
         <w:rPr>
           <w:lang w:val="gu_IN" w:bidi="gu_IN"/>
         </w:rPr>
+      </w:r>
+    </w:p>
+    <w:p>
+      <w:pPr/>
+      <w:r>
+        <w:rPr>
+          <w:lang w:val="gu_IN" w:bidi="gu_IN"/>
+        </w:rPr>
+      </w:r>
+      <w:r>
+        <w:rPr>
+          <w:b/>
+          <w:lang w:val="gu_IN" w:bidi="gu_IN"/>
+        </w:rPr>
+        <w:t>διακόνους ὡσαύτως</w:t>
       </w:r>
     </w:p>
     <w:p>
@@ -13741,6 +13906,21 @@
           <w:b/>
           <w:lang w:val="gu_IN" w:bidi="gu_IN"/>
         </w:rPr>
+        <w:t>οὐδὲν ἀπόβλητον μετὰ εὐχαριστίας λαμβανόμενον</w:t>
+      </w:r>
+    </w:p>
+    <w:p>
+      <w:pPr/>
+      <w:r>
+        <w:rPr>
+          <w:lang w:val="gu_IN" w:bidi="gu_IN"/>
+        </w:rPr>
+      </w:r>
+      <w:r>
+        <w:rPr>
+          <w:b/>
+          <w:lang w:val="gu_IN" w:bidi="gu_IN"/>
+        </w:rPr>
         <w:t>"આભારસ્તુતી સાથે જે પ્રાપ્ત થાય છે તે તુચ્છ નથી"</w:t>
       </w:r>
     </w:p>
@@ -13906,6 +14086,21 @@
           <w:b/>
           <w:lang w:val="gu_IN" w:bidi="gu_IN"/>
         </w:rPr>
+        <w:t>ἁγιάζεται &amp; διὰ λόγου Θεοῦ καὶ ἐντεύξεως</w:t>
+      </w:r>
+    </w:p>
+    <w:p>
+      <w:pPr/>
+      <w:r>
+        <w:rPr>
+          <w:lang w:val="gu_IN" w:bidi="gu_IN"/>
+        </w:rPr>
+      </w:r>
+      <w:r>
+        <w:rPr>
+          <w:b/>
+          <w:lang w:val="gu_IN" w:bidi="gu_IN"/>
+        </w:rPr>
         <w:t>"તે પવિત્ર કરાયું છે"</w:t>
       </w:r>
     </w:p>
@@ -14535,6 +14730,21 @@
           <w:b/>
           <w:lang w:val="gu_IN" w:bidi="gu_IN"/>
         </w:rPr>
+        <w:t>ἐντρεφόμενος τοῖς λόγοις τῆς πίστεως, καὶ τῆς καλῆς διδασκαλίας ᾗ παρηκολούθηκας</w:t>
+      </w:r>
+    </w:p>
+    <w:p>
+      <w:pPr/>
+      <w:r>
+        <w:rPr>
+          <w:lang w:val="gu_IN" w:bidi="gu_IN"/>
+        </w:rPr>
+      </w:r>
+      <w:r>
+        <w:rPr>
+          <w:b/>
+          <w:lang w:val="gu_IN" w:bidi="gu_IN"/>
+        </w:rPr>
         <w:t>"વિશ્વાસના વચન દ્વારા પોષણ પામી તથા &amp; શિક્ષણ, જેને તું અનુસરતો આવ્યો છે &amp; સારો"</w:t>
       </w:r>
     </w:p>
@@ -15391,6 +15601,21 @@
         <w:rPr>
           <w:lang w:val="gu_IN" w:bidi="gu_IN"/>
         </w:rPr>
+      </w:r>
+    </w:p>
+    <w:p>
+      <w:pPr/>
+      <w:r>
+        <w:rPr>
+          <w:lang w:val="gu_IN" w:bidi="gu_IN"/>
+        </w:rPr>
+      </w:r>
+      <w:r>
+        <w:rPr>
+          <w:b/>
+          <w:lang w:val="gu_IN" w:bidi="gu_IN"/>
+        </w:rPr>
+        <w:t>πιστὸς ὁ λόγος, καὶ πάσης ἀποδοχῆς ἄξιος</w:t>
       </w:r>
     </w:p>
     <w:p>
@@ -16174,6 +16399,21 @@
           <w:b/>
           <w:lang w:val="gu_IN" w:bidi="gu_IN"/>
         </w:rPr>
+        <w:t>πρόσεχε τῇ ἀναγνώσει, τῇ παρακλήσει, τῇ διδασκαλίᾳ</w:t>
+      </w:r>
+    </w:p>
+    <w:p>
+      <w:pPr/>
+      <w:r>
+        <w:rPr>
+          <w:lang w:val="gu_IN" w:bidi="gu_IN"/>
+        </w:rPr>
+      </w:r>
+      <w:r>
+        <w:rPr>
+          <w:b/>
+          <w:lang w:val="gu_IN" w:bidi="gu_IN"/>
+        </w:rPr>
         <w:t>"શાસ્ત્રવાંચન, બોધ, તથા શિક્ષણ વિષે ધ્યાન આપ"</w:t>
       </w:r>
     </w:p>
@@ -18429,6 +18669,21 @@
           <w:b/>
           <w:lang w:val="gu_IN" w:bidi="gu_IN"/>
         </w:rPr>
+        <w:t>ἡ &amp; ὄντως χήρα καὶ μεμονωμένη</w:t>
+      </w:r>
+    </w:p>
+    <w:p>
+      <w:pPr/>
+      <w:r>
+        <w:rPr>
+          <w:lang w:val="gu_IN" w:bidi="gu_IN"/>
+        </w:rPr>
+      </w:r>
+      <w:r>
+        <w:rPr>
+          <w:b/>
+          <w:lang w:val="gu_IN" w:bidi="gu_IN"/>
+        </w:rPr>
         <w:t>"વિધવાઓ"</w:t>
       </w:r>
     </w:p>
@@ -19831,6 +20086,21 @@
         <w:rPr>
           <w:lang w:val="gu_IN" w:bidi="gu_IN"/>
         </w:rPr>
+      </w:r>
+    </w:p>
+    <w:p>
+      <w:pPr/>
+      <w:r>
+        <w:rPr>
+          <w:lang w:val="gu_IN" w:bidi="gu_IN"/>
+        </w:rPr>
+      </w:r>
+      <w:r>
+        <w:rPr>
+          <w:b/>
+          <w:lang w:val="gu_IN" w:bidi="gu_IN"/>
+        </w:rPr>
+        <w:t>ἐξενοδόχησεν</w:t>
       </w:r>
     </w:p>
     <w:p>
@@ -22148,6 +22418,21 @@
           <w:b/>
           <w:lang w:val="gu_IN" w:bidi="gu_IN"/>
         </w:rPr>
+        <w:t>κατηγορίαν μὴ παραδέχου, ἐκτὸς εἰ μὴ</w:t>
+      </w:r>
+    </w:p>
+    <w:p>
+      <w:pPr/>
+      <w:r>
+        <w:rPr>
+          <w:lang w:val="gu_IN" w:bidi="gu_IN"/>
+        </w:rPr>
+      </w:r>
+      <w:r>
+        <w:rPr>
+          <w:b/>
+          <w:lang w:val="gu_IN" w:bidi="gu_IN"/>
+        </w:rPr>
         <w:t>"સિવાય &amp; કોઈ આરોપ સ્વીકારીશ નહિ"</w:t>
       </w:r>
     </w:p>
@@ -22313,6 +22598,21 @@
           <w:b/>
           <w:lang w:val="gu_IN" w:bidi="gu_IN"/>
         </w:rPr>
+        <w:t>δύο ἢ τριῶν</w:t>
+      </w:r>
+    </w:p>
+    <w:p>
+      <w:pPr/>
+      <w:r>
+        <w:rPr>
+          <w:lang w:val="gu_IN" w:bidi="gu_IN"/>
+        </w:rPr>
+      </w:r>
+      <w:r>
+        <w:rPr>
+          <w:b/>
+          <w:lang w:val="gu_IN" w:bidi="gu_IN"/>
+        </w:rPr>
         <w:t>"બે કે ત્રણ"</w:t>
       </w:r>
     </w:p>
@@ -22890,6 +23190,21 @@
           <w:b/>
           <w:lang w:val="gu_IN" w:bidi="gu_IN"/>
         </w:rPr>
+        <w:t>χωρὶς προκρίματος, μηδὲν ποιῶν κατὰ πρόσκλισιν</w:t>
+      </w:r>
+    </w:p>
+    <w:p>
+      <w:pPr/>
+      <w:r>
+        <w:rPr>
+          <w:lang w:val="gu_IN" w:bidi="gu_IN"/>
+        </w:rPr>
+      </w:r>
+      <w:r>
+        <w:rPr>
+          <w:b/>
+          <w:lang w:val="gu_IN" w:bidi="gu_IN"/>
+        </w:rPr>
         <w:t>"કોઈ પણ તરફદારી વિના &amp; પક્ષપાતથી કશું ન કર"</w:t>
       </w:r>
     </w:p>
@@ -22971,6 +23286,21 @@
         <w:rPr>
           <w:lang w:val="gu_IN" w:bidi="gu_IN"/>
         </w:rPr>
+      </w:r>
+    </w:p>
+    <w:p>
+      <w:pPr/>
+      <w:r>
+        <w:rPr>
+          <w:lang w:val="gu_IN" w:bidi="gu_IN"/>
+        </w:rPr>
+      </w:r>
+      <w:r>
+        <w:rPr>
+          <w:b/>
+          <w:lang w:val="gu_IN" w:bidi="gu_IN"/>
+        </w:rPr>
+        <w:t>χωρὶς προκρίματος, μηδὲν ποιῶν κατὰ πρόσκλισιν</w:t>
       </w:r>
     </w:p>
     <w:p>
@@ -25582,6 +25912,21 @@
           <w:b/>
           <w:lang w:val="gu_IN" w:bidi="gu_IN"/>
         </w:rPr>
+        <w:t>διεφθαρμένων &amp; τὸν νοῦν καὶ ἀπεστερημένων τῆς ἀληθείας</w:t>
+      </w:r>
+    </w:p>
+    <w:p>
+      <w:pPr/>
+      <w:r>
+        <w:rPr>
+          <w:lang w:val="gu_IN" w:bidi="gu_IN"/>
+        </w:rPr>
+      </w:r>
+      <w:r>
+        <w:rPr>
+          <w:b/>
+          <w:lang w:val="gu_IN" w:bidi="gu_IN"/>
+        </w:rPr>
         <w:t>"માણસો વચ્ચે મન દૂષિત થઈ ગયું હોવાથી અને સત્યથી વંચિત કરાયેલ હોવાથી"</w:t>
       </w:r>
     </w:p>
@@ -28839,6 +29184,21 @@
         <w:rPr>
           <w:lang w:val="gu_IN" w:bidi="gu_IN"/>
         </w:rPr>
+      </w:r>
+    </w:p>
+    <w:p>
+      <w:pPr/>
+      <w:r>
+        <w:rPr>
+          <w:lang w:val="gu_IN" w:bidi="gu_IN"/>
+        </w:rPr>
+      </w:r>
+      <w:r>
+        <w:rPr>
+          <w:b/>
+          <w:lang w:val="gu_IN" w:bidi="gu_IN"/>
+        </w:rPr>
+        <w:t>μέχρι τῆς ἐπιφανείας τοῦ Κυρίου ἡμῶν, Ἰησοῦ Χριστοῦ</w:t>
       </w:r>
     </w:p>
     <w:p>
